--- a/outputs/publikasi-potensi-sungai-bakau-kecil-2026.docx
+++ b/outputs/publikasi-potensi-sungai-bakau-kecil-2026.docx
@@ -287,7 +287,7 @@
       </w:tblGrid>
       <w:tr>
         <w:trPr>
-          <w:trHeight w:hRule="exact" w:val="8176"/>
+          <w:trHeight w:hRule="exact" w:val="8208"/>
         </w:trPr>
         <w:tc>
           <w:tcPr>
@@ -318,7 +318,7 @@
                 <w:color w:val="E2E8F0"/>
                 <w:sz w:val="20"/>
               </w:rPr>
-              <w:t>Hasil Pendataan Potensi Desa (PODES) Tahun 2025</w:t>
+              <w:t>Disusun oleh Pemerintah Desa Sungai Bakau Kecil &amp; Disunting oleh BPS Kabupaten Mempawah</w:t>
             </w:r>
           </w:p>
         </w:tc>
@@ -345,7 +345,7 @@
       </w:tblGrid>
       <w:tr>
         <w:trPr>
-          <w:trHeight w:hRule="exact" w:val="1546"/>
+          <w:trHeight w:hRule="exact" w:val="1528"/>
         </w:trPr>
         <w:tc>
           <w:tcPr>
@@ -362,7 +362,7 @@
               <w:autoSpaceDN w:val="0"/>
               <w:autoSpaceDE w:val="0"/>
               <w:widowControl/>
-              <w:spacing w:line="233" w:lineRule="auto" w:before="1224" w:after="0"/>
+              <w:spacing w:line="233" w:lineRule="auto" w:before="1222" w:after="0"/>
               <w:ind w:left="1136" w:right="0" w:firstLine="0"/>
               <w:jc w:val="left"/>
             </w:pPr>
@@ -374,7 +374,7 @@
                 <w:color w:val="FFFFFF"/>
                 <w:sz w:val="24"/>
               </w:rPr>
-              <w:t>BADAN PUSAT STATISTIK KABUPATEN MEMPAWAH</w:t>
+              <w:t>PEMERINTAH DESA SUNGAI BAKAU KECIL</w:t>
             </w:r>
           </w:p>
         </w:tc>
@@ -401,7 +401,7 @@
       </w:tblGrid>
       <w:tr>
         <w:trPr>
-          <w:trHeight w:hRule="exact" w:val="1428"/>
+          <w:trHeight w:hRule="exact" w:val="1414"/>
         </w:trPr>
         <w:tc>
           <w:tcPr>
@@ -418,19 +418,19 @@
               <w:autoSpaceDN w:val="0"/>
               <w:autoSpaceDE w:val="0"/>
               <w:widowControl/>
-              <w:spacing w:line="233" w:lineRule="auto" w:before="54" w:after="0"/>
+              <w:spacing w:line="233" w:lineRule="auto" w:before="40" w:after="0"/>
               <w:ind w:left="1136" w:right="0" w:firstLine="0"/>
               <w:jc w:val="left"/>
             </w:pPr>
             <w:r>
               <w:rPr>
                 <w:rFonts w:ascii="Liberation Sans" w:hAnsi="Liberation Sans" w:eastAsia="Liberation Sans"/>
-                <w:b w:val="0"/>
+                <w:b/>
                 <w:i w:val="0"/>
-                <w:color w:val="94A3B8"/>
+                <w:color w:val="EB8A3C"/>
                 <w:sz w:val="19"/>
               </w:rPr>
-              <w:t>BPS-Statistics Mempawah Regency</w:t>
+              <w:t>Disunting oleh BPS Kabupaten Mempawah</w:t>
             </w:r>
           </w:p>
         </w:tc>
@@ -506,7 +506,7 @@
       </w:tblGrid>
       <w:tr>
         <w:trPr>
-          <w:trHeight w:hRule="exact" w:val="3162"/>
+          <w:trHeight w:hRule="exact" w:val="3450"/>
         </w:trPr>
         <w:tc>
           <w:tcPr>
@@ -525,7 +525,7 @@
               <w:autoSpaceDN w:val="0"/>
               <w:autoSpaceDE w:val="0"/>
               <w:widowControl/>
-              <w:spacing w:line="374" w:lineRule="auto" w:before="716" w:after="0"/>
+              <w:spacing w:line="370" w:lineRule="auto" w:before="716" w:after="0"/>
               <w:ind w:left="1422" w:right="0" w:firstLine="0"/>
               <w:jc w:val="left"/>
             </w:pPr>
@@ -582,7 +582,10 @@
                 <w:color w:val="2D3748"/>
                 <w:sz w:val="18"/>
               </w:rPr>
-              <w:t xml:space="preserve">Naskah / </w:t>
+              <w:t xml:space="preserve">Penyusun Naskah / </w:t>
+            </w:r>
+            <w:r>
+              <w:br/>
             </w:r>
             <w:r>
               <w:rPr>
@@ -709,8 +712,8 @@
               <w:autoSpaceDN w:val="0"/>
               <w:autoSpaceDE w:val="0"/>
               <w:widowControl/>
-              <w:spacing w:line="374" w:lineRule="auto" w:before="426" w:after="0"/>
-              <w:ind w:left="272" w:right="864" w:firstLine="0"/>
+              <w:spacing w:line="235" w:lineRule="auto" w:before="426" w:after="0"/>
+              <w:ind w:left="422" w:right="0" w:firstLine="0"/>
               <w:jc w:val="left"/>
             </w:pPr>
             <w:r>
@@ -722,11 +725,18 @@
                 <w:color w:val="2D3748"/>
                 <w:sz w:val="18"/>
               </w:rPr>
-              <w:t xml:space="preserve">: 21 cm x 29,7 cm (A4) </w:t>
+              <w:t>: 21 cm x 29,7 cm (A4)</w:t>
             </w:r>
-            <w:r>
-              <w:br/>
-            </w:r>
+          </w:p>
+          <w:p>
+            <w:pPr>
+              <w:autoSpaceDN w:val="0"/>
+              <w:autoSpaceDE w:val="0"/>
+              <w:widowControl/>
+              <w:spacing w:line="235" w:lineRule="auto" w:before="132" w:after="0"/>
+              <w:ind w:left="422" w:right="0" w:firstLine="0"/>
+              <w:jc w:val="left"/>
+            </w:pPr>
             <w:r>
               <w:rPr>
                 <w:w w:val="97.74999618530273"/>
@@ -736,11 +746,18 @@
                 <w:color w:val="2D3748"/>
                 <w:sz w:val="18"/>
               </w:rPr>
-              <w:t xml:space="preserve">: ix + 15 halaman </w:t>
+              <w:t>: ix + 15 halaman</w:t>
             </w:r>
-            <w:r>
-              <w:br/>
-            </w:r>
+          </w:p>
+          <w:p>
+            <w:pPr>
+              <w:autoSpaceDN w:val="0"/>
+              <w:autoSpaceDE w:val="0"/>
+              <w:widowControl/>
+              <w:spacing w:line="235" w:lineRule="auto" w:before="282" w:after="0"/>
+              <w:ind w:left="422" w:right="0" w:firstLine="0"/>
+              <w:jc w:val="left"/>
+            </w:pPr>
             <w:r>
               <w:rPr>
                 <w:w w:val="97.74999618530273"/>
@@ -750,11 +767,18 @@
                 <w:color w:val="2D3748"/>
                 <w:sz w:val="18"/>
               </w:rPr>
-              <w:t xml:space="preserve">: BPS Kabupaten Mempawah </w:t>
+              <w:t>: Pemerintah Desa Sungai Bakau Kecil (menggunakan data PODES BPS)</w:t>
             </w:r>
-            <w:r>
-              <w:br/>
-            </w:r>
+          </w:p>
+          <w:p>
+            <w:pPr>
+              <w:autoSpaceDN w:val="0"/>
+              <w:autoSpaceDE w:val="0"/>
+              <w:widowControl/>
+              <w:spacing w:line="233" w:lineRule="auto" w:before="298" w:after="0"/>
+              <w:ind w:left="422" w:right="0" w:firstLine="0"/>
+              <w:jc w:val="left"/>
+            </w:pPr>
             <w:r>
               <w:rPr>
                 <w:w w:val="97.74999618530273"/>
@@ -764,11 +788,18 @@
                 <w:color w:val="2D3748"/>
                 <w:sz w:val="18"/>
               </w:rPr>
-              <w:t xml:space="preserve">: BPS Kabupaten Mempawah </w:t>
+              <w:t>: Badan Pusat Statistik Kabupaten Mempawah</w:t>
             </w:r>
-            <w:r>
-              <w:br/>
-            </w:r>
+          </w:p>
+          <w:p>
+            <w:pPr>
+              <w:autoSpaceDN w:val="0"/>
+              <w:autoSpaceDE w:val="0"/>
+              <w:widowControl/>
+              <w:spacing w:line="233" w:lineRule="auto" w:before="134" w:after="0"/>
+              <w:ind w:left="422" w:right="0" w:firstLine="0"/>
+              <w:jc w:val="left"/>
+            </w:pPr>
             <w:r>
               <w:rPr>
                 <w:w w:val="97.74999618530273"/>
@@ -778,8 +809,18 @@
                 <w:color w:val="2D3748"/>
                 <w:sz w:val="18"/>
               </w:rPr>
-              <w:t xml:space="preserve">: © BPS Kabupaten Mempawah &amp; Pemerintah Desa Sungai Bakau Kecil </w:t>
+              <w:t>: © Pemerintah Desa Sungai Bakau Kecil &amp; BPS Kabupaten Mempawah</w:t>
             </w:r>
+          </w:p>
+          <w:p>
+            <w:pPr>
+              <w:autoSpaceDN w:val="0"/>
+              <w:autoSpaceDE w:val="0"/>
+              <w:widowControl/>
+              <w:spacing w:line="235" w:lineRule="auto" w:before="148" w:after="0"/>
+              <w:ind w:left="422" w:right="0" w:firstLine="0"/>
+              <w:jc w:val="left"/>
+            </w:pPr>
             <w:r>
               <w:rPr>
                 <w:w w:val="97.74999618530273"/>
@@ -789,7 +830,7 @@
                 <w:color w:val="2D3748"/>
                 <w:sz w:val="18"/>
               </w:rPr>
-              <w:t>: Pendataan Potensi Desa (PODES) Tahun 2025</w:t>
+              <w:t>: Hasil Pendataan Potensi Desa (PODES) Tahun 2025</w:t>
             </w:r>
           </w:p>
         </w:tc>
@@ -800,7 +841,7 @@
         <w:autoSpaceDN w:val="0"/>
         <w:autoSpaceDE w:val="0"/>
         <w:widowControl/>
-        <w:spacing w:line="160" w:lineRule="exact" w:before="0" w:after="0"/>
+        <w:spacing w:line="158" w:lineRule="exact" w:before="0" w:after="0"/>
         <w:ind w:left="0" w:right="0"/>
       </w:pPr>
     </w:p>
@@ -816,7 +857,7 @@
       </w:tblGrid>
       <w:tr>
         <w:trPr>
-          <w:trHeight w:hRule="exact" w:val="320"/>
+          <w:trHeight w:hRule="exact" w:val="322"/>
         </w:trPr>
         <w:tc>
           <w:tcPr>
@@ -832,7 +873,7 @@
               <w:autoSpaceDN w:val="0"/>
               <w:autoSpaceDE w:val="0"/>
               <w:widowControl/>
-              <w:spacing w:line="233" w:lineRule="auto" w:before="60" w:after="0"/>
+              <w:spacing w:line="235" w:lineRule="auto" w:before="60" w:after="0"/>
               <w:ind w:left="792" w:right="0" w:firstLine="0"/>
               <w:jc w:val="left"/>
             </w:pPr>
@@ -855,7 +896,7 @@
         <w:autoSpaceDN w:val="0"/>
         <w:autoSpaceDE w:val="0"/>
         <w:widowControl/>
-        <w:spacing w:line="288" w:lineRule="auto" w:before="114" w:after="0"/>
+        <w:spacing w:line="288" w:lineRule="auto" w:before="112" w:after="0"/>
         <w:ind w:left="1572" w:right="1562" w:firstLine="0"/>
         <w:jc w:val="both"/>
       </w:pPr>
@@ -879,7 +920,7 @@
           <w:color w:val="334155"/>
           <w:sz w:val="16"/>
         </w:rPr>
-        <w:t xml:space="preserve">buku ini untuk tujuan komersial tanpa izin tertulis dari Badan Pusat Statistik Kabupaten Mempawah dan Pemerintah </w:t>
+        <w:t xml:space="preserve">buku ini untuk tujuan komersial tanpa izin tertulis dari Pemerintah Desa Sungai Bakau Kecil dan Badan Pusat Statistik </w:t>
       </w:r>
       <w:r>
         <w:rPr>
@@ -890,7 +931,7 @@
           <w:color w:val="334155"/>
           <w:sz w:val="16"/>
         </w:rPr>
-        <w:t>Desa Sungai Bakau Kecil.</w:t>
+        <w:t>Kabupaten Mempawah.</w:t>
       </w:r>
     </w:p>
     <w:p>
@@ -898,7 +939,7 @@
         <w:autoSpaceDN w:val="0"/>
         <w:autoSpaceDE w:val="0"/>
         <w:widowControl/>
-        <w:spacing w:line="233" w:lineRule="auto" w:before="72" w:after="28"/>
+        <w:spacing w:line="233" w:lineRule="auto" w:before="58" w:after="36"/>
         <w:ind w:left="0" w:right="0" w:firstLine="0"/>
         <w:jc w:val="center"/>
       </w:pPr>
@@ -926,7 +967,7 @@
       </w:tblGrid>
       <w:tr>
         <w:trPr>
-          <w:trHeight w:hRule="exact" w:val="590"/>
+          <w:trHeight w:hRule="exact" w:val="598"/>
         </w:trPr>
         <w:tc>
           <w:tcPr>
@@ -945,7 +986,7 @@
               <w:autoSpaceDN w:val="0"/>
               <w:autoSpaceDE w:val="0"/>
               <w:widowControl/>
-              <w:spacing w:line="233" w:lineRule="auto" w:before="30" w:after="0"/>
+              <w:spacing w:line="235" w:lineRule="auto" w:before="36" w:after="0"/>
               <w:ind w:left="110" w:right="0" w:firstLine="0"/>
               <w:jc w:val="left"/>
             </w:pPr>
@@ -958,7 +999,7 @@
                 <w:color w:val="334155"/>
                 <w:sz w:val="16"/>
               </w:rPr>
-              <w:t>without written permission from BPS-Statistics Mempawah Regency and Government of Sungai Bakau Kecil Village.</w:t>
+              <w:t>without written permission from Government of Sungai Bakau Kecil Village and BPS-Statistics Mempawah Regency.</w:t>
             </w:r>
           </w:p>
         </w:tc>
@@ -969,7 +1010,7 @@
         <w:autoSpaceDN w:val="0"/>
         <w:autoSpaceDE w:val="0"/>
         <w:widowControl/>
-        <w:spacing w:line="9598" w:lineRule="exact" w:before="0" w:after="0"/>
+        <w:spacing w:line="9312" w:lineRule="exact" w:before="0" w:after="0"/>
         <w:ind w:left="0" w:right="0"/>
       </w:pPr>
     </w:p>
@@ -1134,13 +1175,63 @@
         </w:rPr>
         <w:t>Government of Sungai Bakau Kecil Village</w:t>
       </w:r>
+      <w:r>
+        <w:rPr>
+          <w:rFonts w:ascii="Liberation Sans" w:hAnsi="Liberation Sans" w:eastAsia="Liberation Sans"/>
+          <w:b w:val="0"/>
+          <w:i w:val="0"/>
+          <w:color w:val="2D3748"/>
+          <w:sz w:val="19"/>
+        </w:rPr>
+        <w:t xml:space="preserve"> (Penyusun</w:t>
+      </w:r>
     </w:p>
     <w:p>
       <w:pPr>
         <w:autoSpaceDN w:val="0"/>
         <w:autoSpaceDE w:val="0"/>
         <w:widowControl/>
-        <w:spacing w:line="233" w:lineRule="auto" w:before="134" w:after="72"/>
+        <w:spacing w:line="233" w:lineRule="auto" w:before="134" w:after="0"/>
+        <w:ind w:left="1918" w:right="0" w:firstLine="0"/>
+        <w:jc w:val="left"/>
+      </w:pPr>
+      <w:r>
+        <w:rPr>
+          <w:rFonts w:ascii="Liberation Sans" w:hAnsi="Liberation Sans" w:eastAsia="Liberation Sans"/>
+          <w:b w:val="0"/>
+          <w:i w:val="0"/>
+          <w:color w:val="2D3748"/>
+          <w:sz w:val="19"/>
+        </w:rPr>
+        <w:t xml:space="preserve">Utama / </w:t>
+      </w:r>
+      <w:r>
+        <w:rPr>
+          <w:rFonts w:ascii="Liberation Sans" w:hAnsi="Liberation Sans" w:eastAsia="Liberation Sans"/>
+          <w:b w:val="0"/>
+          <w:i/>
+          <w:color w:val="2D3748"/>
+          <w:sz w:val="19"/>
+        </w:rPr>
+        <w:t>Main Drafter</w:t>
+      </w:r>
+      <w:r>
+        <w:rPr>
+          <w:rFonts w:ascii="Liberation Sans" w:hAnsi="Liberation Sans" w:eastAsia="Liberation Sans"/>
+          <w:b w:val="0"/>
+          <w:i w:val="0"/>
+          <w:color w:val="2D3748"/>
+          <w:sz w:val="19"/>
+        </w:rPr>
+        <w:t>)</w:t>
+      </w:r>
+    </w:p>
+    <w:p>
+      <w:pPr>
+        <w:autoSpaceDN w:val="0"/>
+        <w:autoSpaceDE w:val="0"/>
+        <w:widowControl/>
+        <w:spacing w:line="233" w:lineRule="auto" w:before="132" w:after="74"/>
         <w:ind w:left="0" w:right="0" w:firstLine="0"/>
         <w:jc w:val="center"/>
       </w:pPr>
@@ -1181,7 +1272,7 @@
         </w:trPr>
         <w:tc>
           <w:tcPr>
-            <w:tcW w:type="dxa" w:w="7480"/>
+            <w:tcW w:type="dxa" w:w="8820"/>
             <w:tcBorders/>
             <w:shd w:fill="f7fafb"/>
             <w:tcMar>
@@ -1208,6 +1299,36 @@
               </w:rPr>
               <w:t>BPS-Statistics Mempawah Regency</w:t>
             </w:r>
+            <w:r>
+              <w:rPr>
+                <w:rFonts w:ascii="Liberation Sans" w:hAnsi="Liberation Sans" w:eastAsia="Liberation Sans"/>
+                <w:b w:val="0"/>
+                <w:i w:val="0"/>
+                <w:color w:val="2D3748"/>
+                <w:sz w:val="19"/>
+              </w:rPr>
+              <w:t xml:space="preserve"> (Penyunting Data / </w:t>
+            </w:r>
+            <w:r>
+              <w:rPr>
+                <w:rFonts w:ascii="Liberation Sans" w:hAnsi="Liberation Sans" w:eastAsia="Liberation Sans"/>
+                <w:b w:val="0"/>
+                <w:i/>
+                <w:color w:val="2D3748"/>
+                <w:sz w:val="19"/>
+              </w:rPr>
+              <w:t>Data Editor</w:t>
+            </w:r>
+            <w:r>
+              <w:rPr>
+                <w:rFonts w:ascii="Liberation Sans" w:hAnsi="Liberation Sans" w:eastAsia="Liberation Sans"/>
+                <w:b w:val="0"/>
+                <w:i w:val="0"/>
+                <w:color w:val="2D3748"/>
+                <w:sz w:val="19"/>
+              </w:rPr>
+              <w:t>)</w:t>
+            </w:r>
           </w:p>
         </w:tc>
       </w:tr>
@@ -1217,7 +1338,7 @@
         <w:autoSpaceDN w:val="0"/>
         <w:autoSpaceDE w:val="0"/>
         <w:widowControl/>
-        <w:spacing w:line="13390" w:lineRule="exact" w:before="0" w:after="0"/>
+        <w:spacing w:line="13044" w:lineRule="exact" w:before="0" w:after="0"/>
         <w:ind w:left="0" w:right="0"/>
       </w:pPr>
     </w:p>
@@ -1400,7 +1521,67 @@
           <w:color w:val="2D3748"/>
           <w:sz w:val="19"/>
         </w:rPr>
-        <w:t xml:space="preserve">menyajikan gambaran komprehensif mengenai potensi kewilayahan, kependudukan, perumahan, energi, </w:t>
+        <w:t xml:space="preserve">disusun oleh </w:t>
+      </w:r>
+      <w:r>
+        <w:rPr>
+          <w:rFonts w:ascii="Liberation Sans" w:hAnsi="Liberation Sans" w:eastAsia="Liberation Sans"/>
+          <w:b/>
+          <w:i w:val="0"/>
+          <w:color w:val="2D3748"/>
+          <w:sz w:val="19"/>
+        </w:rPr>
+        <w:t>Pemerintah Desa Sungai Bakau Kecil</w:t>
+      </w:r>
+      <w:r>
+        <w:rPr>
+          <w:rFonts w:ascii="Liberation Sans" w:hAnsi="Liberation Sans" w:eastAsia="Liberation Sans"/>
+          <w:b w:val="0"/>
+          <w:i w:val="0"/>
+          <w:color w:val="2D3748"/>
+          <w:sz w:val="19"/>
+        </w:rPr>
+        <w:t xml:space="preserve"> menggunakan data hasil Pendataan Potensi Desa </w:t>
+      </w:r>
+      <w:r>
+        <w:rPr>
+          <w:rFonts w:ascii="Liberation Sans" w:hAnsi="Liberation Sans" w:eastAsia="Liberation Sans"/>
+          <w:b w:val="0"/>
+          <w:i w:val="0"/>
+          <w:color w:val="2D3748"/>
+          <w:sz w:val="19"/>
+        </w:rPr>
+        <w:t xml:space="preserve">(PODES) Tahun 2025 dari Badan Pusat Statistik (BPS) dan disunting oleh Badan Pusat Statistik Kabupaten </w:t>
+      </w:r>
+      <w:r>
+        <w:rPr>
+          <w:rFonts w:ascii="Liberation Sans" w:hAnsi="Liberation Sans" w:eastAsia="Liberation Sans"/>
+          <w:b w:val="0"/>
+          <w:i w:val="0"/>
+          <w:color w:val="2D3748"/>
+          <w:sz w:val="19"/>
+        </w:rPr>
+        <w:t>Mempawah.</w:t>
+      </w:r>
+    </w:p>
+    <w:p>
+      <w:pPr>
+        <w:autoSpaceDN w:val="0"/>
+        <w:autoSpaceDE w:val="0"/>
+        <w:widowControl/>
+        <w:spacing w:line="293" w:lineRule="auto" w:before="312" w:after="0"/>
+        <w:ind w:left="1376" w:right="1368" w:firstLine="450"/>
+        <w:jc w:val="both"/>
+      </w:pPr>
+      <w:r>
+        <w:rPr>
+          <w:rFonts w:ascii="Liberation Sans" w:hAnsi="Liberation Sans" w:eastAsia="Liberation Sans"/>
+          <w:b w:val="0"/>
+          <w:i w:val="0"/>
+          <w:color w:val="2D3748"/>
+          <w:sz w:val="19"/>
+        </w:rPr>
+        <w:t xml:space="preserve">Data yang disajikan menggambarkan kondisi potensi kewilayahan, kependudukan, perumahan, energi, </w:t>
       </w:r>
       <w:r>
         <w:rPr>
@@ -1420,27 +1601,7 @@
           <w:color w:val="2D3748"/>
           <w:sz w:val="19"/>
         </w:rPr>
-        <w:t>Kecil berdasarkan hasil Pendataan Potensi Desa (PODES) Tahun 2025.</w:t>
-      </w:r>
-    </w:p>
-    <w:p>
-      <w:pPr>
-        <w:autoSpaceDN w:val="0"/>
-        <w:autoSpaceDE w:val="0"/>
-        <w:widowControl/>
-        <w:spacing w:line="286" w:lineRule="auto" w:before="312" w:after="0"/>
-        <w:ind w:left="1376" w:right="1368" w:firstLine="450"/>
-        <w:jc w:val="both"/>
-      </w:pPr>
-      <w:r>
-        <w:rPr>
-          <w:rFonts w:ascii="Liberation Sans" w:hAnsi="Liberation Sans" w:eastAsia="Liberation Sans"/>
-          <w:b w:val="0"/>
-          <w:i w:val="0"/>
-          <w:color w:val="2D3748"/>
-          <w:sz w:val="19"/>
-        </w:rPr>
-        <w:t xml:space="preserve">Data yang disajikan diharapkan dapat menjadi rujukan baku bagi Pemerintah Desa dan para </w:t>
+        <w:t xml:space="preserve">Kecil. Publikasi ini diharapkan dapat menjadi rujukan baku dalam perencanaan pembangunan kewilayahan </w:t>
       </w:r>
       <w:r>
         <w:rPr>
@@ -1450,7 +1611,7 @@
           <w:color w:val="2D3748"/>
           <w:sz w:val="19"/>
         </w:rPr>
-        <w:t>pemangku kepentingan dalam perencanaan pembangunan kewilayahan berbasis bukti (</w:t>
+        <w:t>berbasis bukti (</w:t>
       </w:r>
       <w:r>
         <w:rPr>
@@ -1460,17 +1621,7 @@
           <w:color w:val="2D3748"/>
           <w:sz w:val="19"/>
         </w:rPr>
-        <w:t xml:space="preserve">evidence-based </w:t>
-      </w:r>
-      <w:r>
-        <w:rPr>
-          <w:rFonts w:ascii="Liberation Sans" w:hAnsi="Liberation Sans" w:eastAsia="Liberation Sans"/>
-          <w:b w:val="0"/>
-          <w:i/>
-          <w:color w:val="2D3748"/>
-          <w:sz w:val="19"/>
-        </w:rPr>
-        <w:t>policy</w:t>
+        <w:t>evidence-based policy</w:t>
       </w:r>
       <w:r>
         <w:rPr>
@@ -1488,7 +1639,7 @@
         <w:autoSpaceDN w:val="0"/>
         <w:autoSpaceDE w:val="0"/>
         <w:widowControl/>
-        <w:spacing w:line="233" w:lineRule="auto" w:before="584" w:after="0"/>
+        <w:spacing w:line="233" w:lineRule="auto" w:before="582" w:after="0"/>
         <w:ind w:left="0" w:right="1426" w:firstLine="0"/>
         <w:jc w:val="right"/>
       </w:pPr>
@@ -1508,8 +1659,8 @@
         <w:autoSpaceDN w:val="0"/>
         <w:autoSpaceDE w:val="0"/>
         <w:widowControl/>
-        <w:spacing w:line="233" w:lineRule="auto" w:before="282" w:after="820"/>
-        <w:ind w:left="0" w:right="1878" w:firstLine="0"/>
+        <w:spacing w:line="233" w:lineRule="auto" w:before="284" w:after="818"/>
+        <w:ind w:left="0" w:right="1426" w:firstLine="0"/>
         <w:jc w:val="right"/>
       </w:pPr>
       <w:r>
@@ -1520,7 +1671,7 @@
           <w:color w:val="0B3C5D"/>
           <w:sz w:val="19"/>
         </w:rPr>
-        <w:t>KEPALA DESA SUNGAI BAKAU KECIL</w:t>
+        <w:t>PLT. KEPALA DESA SUNGAI BAKAU KECIL</w:t>
       </w:r>
     </w:p>
     <w:tbl>
@@ -1528,18 +1679,18 @@
         <w:tblW w:type="auto" w:w="0"/>
         <w:tblLayout w:type="fixed"/>
         <w:tblLook w:firstColumn="1" w:firstRow="1" w:lastColumn="0" w:lastRow="0" w:noHBand="0" w:noVBand="1" w:val="04A0"/>
-        <w:tblInd w:w="3040.0" w:type="dxa"/>
+        <w:tblInd w:w="3800.0" w:type="dxa"/>
       </w:tblPr>
       <w:tblGrid>
         <w:gridCol w:w="9019"/>
       </w:tblGrid>
       <w:tr>
         <w:trPr>
-          <w:trHeight w:hRule="exact" w:val="354"/>
+          <w:trHeight w:hRule="exact" w:val="356"/>
         </w:trPr>
         <w:tc>
           <w:tcPr>
-            <w:tcW w:type="dxa" w:w="8140"/>
+            <w:tcW w:type="dxa" w:w="6840"/>
             <w:tcBorders/>
             <w:shd w:fill="f7fafb"/>
             <w:tcMar>
@@ -1552,8 +1703,8 @@
               <w:autoSpaceDN w:val="0"/>
               <w:autoSpaceDE w:val="0"/>
               <w:widowControl/>
-              <w:spacing w:line="233" w:lineRule="auto" w:before="60" w:after="0"/>
-              <w:ind w:left="0" w:right="706" w:firstLine="0"/>
+              <w:spacing w:line="235" w:lineRule="auto" w:before="60" w:after="0"/>
+              <w:ind w:left="0" w:right="1222" w:firstLine="0"/>
               <w:jc w:val="right"/>
             </w:pPr>
             <w:r>
@@ -1565,7 +1716,7 @@
                 <w:color w:val="0B3C5D"/>
                 <w:sz w:val="21"/>
               </w:rPr>
-              <w:t>PEMERINTAH DESA SUNGAI BAKAU KECIL</w:t>
+              <w:t>RIANDI PRAYUDA</w:t>
             </w:r>
           </w:p>
         </w:tc>
@@ -1576,7 +1727,7 @@
         <w:autoSpaceDN w:val="0"/>
         <w:autoSpaceDE w:val="0"/>
         <w:widowControl/>
-        <w:spacing w:line="9516" w:lineRule="exact" w:before="0" w:after="0"/>
+        <w:spacing w:line="9230" w:lineRule="exact" w:before="0" w:after="0"/>
         <w:ind w:left="0" w:right="0"/>
       </w:pPr>
     </w:p>
@@ -1729,7 +1880,27 @@
           <w:color w:val="475569"/>
           <w:sz w:val="19"/>
         </w:rPr>
-        <w:t xml:space="preserve">Village 2026" has been successfully completed. This publication presents a comprehensive overview of </w:t>
+        <w:t xml:space="preserve">Village 2026" has been successfully completed. This publication was compiled by </w:t>
+      </w:r>
+      <w:r>
+        <w:rPr>
+          <w:rFonts w:ascii="Liberation Sans" w:hAnsi="Liberation Sans" w:eastAsia="Liberation Sans"/>
+          <w:b/>
+          <w:i/>
+          <w:color w:val="475569"/>
+          <w:sz w:val="19"/>
+        </w:rPr>
+        <w:t xml:space="preserve">Government of Sungai </w:t>
+      </w:r>
+      <w:r>
+        <w:rPr>
+          <w:rFonts w:ascii="Liberation Sans" w:hAnsi="Liberation Sans" w:eastAsia="Liberation Sans"/>
+          <w:b/>
+          <w:i/>
+          <w:color w:val="475569"/>
+          <w:sz w:val="19"/>
+        </w:rPr>
+        <w:t>Bakau Kecil Village</w:t>
       </w:r>
       <w:r>
         <w:rPr>
@@ -1739,7 +1910,7 @@
           <w:color w:val="475569"/>
           <w:sz w:val="19"/>
         </w:rPr>
-        <w:t xml:space="preserve">regional potential, demographics, housing, energy, social facilities, telecommunication infrastructure, </w:t>
+        <w:t xml:space="preserve"> using data from the Village Potential Survey (PODES) 2025 by BPS-Statistics </w:t>
       </w:r>
       <w:r>
         <w:rPr>
@@ -1749,7 +1920,7 @@
           <w:color w:val="475569"/>
           <w:sz w:val="19"/>
         </w:rPr>
-        <w:t>institutions, and local economy based on the Village Potential Survey (PODES) 2025.</w:t>
+        <w:t>Indonesia and edited by BPS-Statistics Mempawah Regency.</w:t>
       </w:r>
     </w:p>
     <w:p>
@@ -1814,7 +1985,7 @@
         <w:autoSpaceDE w:val="0"/>
         <w:widowControl/>
         <w:spacing w:line="233" w:lineRule="auto" w:before="282" w:after="820"/>
-        <w:ind w:left="0" w:right="1680" w:firstLine="0"/>
+        <w:ind w:left="0" w:right="1426" w:firstLine="0"/>
         <w:jc w:val="right"/>
       </w:pPr>
       <w:r>
@@ -1825,7 +1996,7 @@
           <w:color w:val="0B3C5D"/>
           <w:sz w:val="19"/>
         </w:rPr>
-        <w:t>HEAD OF SUNGAI BAKAU KECIL VILLAGE</w:t>
+        <w:t>ACTING HEAD OF SUNGAI BAKAU KECIL VILLAGE</w:t>
       </w:r>
     </w:p>
     <w:tbl>
@@ -1833,7 +2004,7 @@
         <w:tblW w:type="auto" w:w="0"/>
         <w:tblLayout w:type="fixed"/>
         <w:tblLook w:firstColumn="1" w:firstRow="1" w:lastColumn="0" w:lastRow="0" w:noHBand="0" w:noVBand="1" w:val="04A0"/>
-        <w:tblInd w:w="3040.0" w:type="dxa"/>
+        <w:tblInd w:w="3620.0" w:type="dxa"/>
       </w:tblPr>
       <w:tblGrid>
         <w:gridCol w:w="9019"/>
@@ -1844,7 +2015,7 @@
         </w:trPr>
         <w:tc>
           <w:tcPr>
-            <w:tcW w:type="dxa" w:w="8140"/>
+            <w:tcW w:type="dxa" w:w="6840"/>
             <w:tcBorders/>
             <w:shd w:fill="f7fafb"/>
             <w:tcMar>
@@ -1858,7 +2029,7 @@
               <w:autoSpaceDE w:val="0"/>
               <w:widowControl/>
               <w:spacing w:line="233" w:lineRule="auto" w:before="60" w:after="0"/>
-              <w:ind w:left="0" w:right="706" w:firstLine="0"/>
+              <w:ind w:left="0" w:right="1416" w:firstLine="0"/>
               <w:jc w:val="right"/>
             </w:pPr>
             <w:r>
@@ -1870,7 +2041,7 @@
                 <w:color w:val="0B3C5D"/>
                 <w:sz w:val="21"/>
               </w:rPr>
-              <w:t>PEMERINTAH DESA SUNGAI BAKAU KECIL</w:t>
+              <w:t>RIANDI PRAYUDA</w:t>
             </w:r>
           </w:p>
         </w:tc>
@@ -2416,7 +2587,7 @@
                 <w:color w:val="2D3748"/>
                 <w:sz w:val="19"/>
               </w:rPr>
-              <w:t>15</w:t>
+              <w:t>16</w:t>
             </w:r>
           </w:p>
         </w:tc>
@@ -3580,7 +3751,184 @@
         <w:autoSpaceDN w:val="0"/>
         <w:autoSpaceDE w:val="0"/>
         <w:widowControl/>
-        <w:spacing w:line="8998" w:lineRule="exact" w:before="0" w:after="0"/>
+        <w:spacing w:line="100" w:lineRule="exact" w:before="0" w:after="0"/>
+        <w:ind w:left="0" w:right="0"/>
+      </w:pPr>
+    </w:p>
+    <w:tbl>
+      <w:tblPr>
+        <w:tblW w:type="auto" w:w="0"/>
+        <w:tblLayout w:type="fixed"/>
+        <w:tblLook w:firstColumn="1" w:firstRow="1" w:lastColumn="0" w:lastRow="0" w:noHBand="0" w:noVBand="1" w:val="04A0"/>
+        <w:tblInd w:w="560.0" w:type="dxa"/>
+      </w:tblPr>
+      <w:tblGrid>
+        <w:gridCol w:w="3006"/>
+        <w:gridCol w:w="3006"/>
+        <w:gridCol w:w="3006"/>
+      </w:tblGrid>
+      <w:tr>
+        <w:trPr>
+          <w:trHeight w:hRule="exact" w:val="318"/>
+        </w:trPr>
+        <w:tc>
+          <w:tcPr>
+            <w:tcW w:type="dxa" w:w="8280"/>
+            <w:gridSpan w:val="2"/>
+            <w:tcBorders/>
+            <w:shd w:fill="f7fafb"/>
+            <w:tcMar>
+              <w:start w:w="0" w:type="dxa"/>
+              <w:end w:w="0" w:type="dxa"/>
+            </w:tcMar>
+            <w:tcMar>
+              <w:start w:w="0" w:type="dxa"/>
+              <w:end w:w="0" w:type="dxa"/>
+            </w:tcMar>
+          </w:tcPr>
+          <w:p>
+            <w:pPr>
+              <w:autoSpaceDN w:val="0"/>
+              <w:autoSpaceDE w:val="0"/>
+              <w:widowControl/>
+              <w:spacing w:line="235" w:lineRule="auto" w:before="60" w:after="0"/>
+              <w:ind w:left="576" w:right="0" w:firstLine="0"/>
+              <w:jc w:val="left"/>
+            </w:pPr>
+            <w:r>
+              <w:rPr>
+                <w:rFonts w:ascii="Liberation Sans" w:hAnsi="Liberation Sans" w:eastAsia="Liberation Sans"/>
+                <w:b/>
+                <w:i w:val="0"/>
+                <w:color w:val="0B3C5D"/>
+                <w:sz w:val="18"/>
+              </w:rPr>
+              <w:t>5.  PEMERINTAHAN &amp; KELEMBAGAAN</w:t>
+            </w:r>
+          </w:p>
+        </w:tc>
+        <w:tc>
+          <w:tcPr>
+            <w:tcW w:type="dxa" w:w="2480"/>
+            <w:vMerge w:val="restart"/>
+            <w:tcBorders/>
+            <w:shd w:fill="f7fafb"/>
+            <w:tcMar>
+              <w:start w:w="0" w:type="dxa"/>
+              <w:end w:w="0" w:type="dxa"/>
+            </w:tcMar>
+            <w:tcMar>
+              <w:start w:w="0" w:type="dxa"/>
+              <w:end w:w="0" w:type="dxa"/>
+            </w:tcMar>
+          </w:tcPr>
+          <w:p>
+            <w:pPr>
+              <w:autoSpaceDN w:val="0"/>
+              <w:autoSpaceDE w:val="0"/>
+              <w:widowControl/>
+              <w:spacing w:line="235" w:lineRule="auto" w:before="408" w:after="0"/>
+              <w:ind w:left="0" w:right="546" w:firstLine="0"/>
+              <w:jc w:val="right"/>
+            </w:pPr>
+            <w:r>
+              <w:rPr>
+                <w:w w:val="97.74999618530273"/>
+                <w:rFonts w:ascii="Liberation Sans" w:hAnsi="Liberation Sans" w:eastAsia="Liberation Sans"/>
+                <w:b/>
+                <w:i w:val="0"/>
+                <w:color w:val="2D3748"/>
+                <w:sz w:val="18"/>
+              </w:rPr>
+              <w:t>17</w:t>
+            </w:r>
+          </w:p>
+        </w:tc>
+      </w:tr>
+      <w:tr>
+        <w:trPr>
+          <w:trHeight w:hRule="exact" w:val="348"/>
+        </w:trPr>
+        <w:tc>
+          <w:tcPr>
+            <w:tcW w:type="dxa" w:w="1060"/>
+            <w:tcBorders/>
+            <w:shd w:fill="f7fafb"/>
+            <w:tcMar>
+              <w:start w:w="0" w:type="dxa"/>
+              <w:end w:w="0" w:type="dxa"/>
+            </w:tcMar>
+          </w:tcPr>
+          <w:p>
+            <w:pPr>
+              <w:autoSpaceDN w:val="0"/>
+              <w:autoSpaceDE w:val="0"/>
+              <w:widowControl/>
+              <w:spacing w:line="235" w:lineRule="auto" w:before="90" w:after="0"/>
+              <w:ind w:left="0" w:right="240" w:firstLine="0"/>
+              <w:jc w:val="right"/>
+            </w:pPr>
+            <w:r>
+              <w:rPr>
+                <w:w w:val="97.74999618530273"/>
+                <w:rFonts w:ascii="Liberation Sans" w:hAnsi="Liberation Sans" w:eastAsia="Liberation Sans"/>
+                <w:b/>
+                <w:i w:val="0"/>
+                <w:color w:val="2D3748"/>
+                <w:sz w:val="18"/>
+              </w:rPr>
+              <w:t>5.1</w:t>
+            </w:r>
+          </w:p>
+        </w:tc>
+        <w:tc>
+          <w:tcPr>
+            <w:tcW w:type="dxa" w:w="7220"/>
+            <w:tcBorders/>
+            <w:shd w:fill="f7fafb"/>
+            <w:tcMar>
+              <w:start w:w="0" w:type="dxa"/>
+              <w:end w:w="0" w:type="dxa"/>
+            </w:tcMar>
+          </w:tcPr>
+          <w:p>
+            <w:pPr>
+              <w:autoSpaceDN w:val="0"/>
+              <w:autoSpaceDE w:val="0"/>
+              <w:widowControl/>
+              <w:spacing w:line="235" w:lineRule="auto" w:before="90" w:after="0"/>
+              <w:ind w:left="266" w:right="0" w:firstLine="0"/>
+              <w:jc w:val="left"/>
+            </w:pPr>
+            <w:r>
+              <w:rPr>
+                <w:w w:val="97.74999618530273"/>
+                <w:rFonts w:ascii="Liberation Sans" w:hAnsi="Liberation Sans" w:eastAsia="Liberation Sans"/>
+                <w:b w:val="0"/>
+                <w:i w:val="0"/>
+                <w:color w:val="2D3748"/>
+                <w:sz w:val="18"/>
+              </w:rPr>
+              <w:t>Aparatur Desa, Keberadaan BPD/LMK, dan Sistem Informasi Desa</w:t>
+            </w:r>
+          </w:p>
+        </w:tc>
+        <w:tc>
+          <w:tcPr>
+            <w:tcW w:type="dxa" w:w="3006"/>
+            <w:vMerge/>
+            <w:tcBorders/>
+          </w:tcPr>
+          <w:p/>
+        </w:tc>
+      </w:tr>
+    </w:tbl>
+    <w:p>
+      <w:pPr>
+        <w:autoSpaceDN w:val="0"/>
+        <w:autoSpaceDE w:val="0"/>
+        <w:widowControl/>
+        <w:spacing w:line="8232" w:lineRule="exact" w:before="0" w:after="0"/>
         <w:ind w:left="0" w:right="0"/>
       </w:pPr>
     </w:p>
@@ -3631,6 +3979,15 @@
         </w:tc>
       </w:tr>
     </w:tbl>
+    <w:p>
+      <w:pPr>
+        <w:autoSpaceDN w:val="0"/>
+        <w:autoSpaceDE w:val="0"/>
+        <w:widowControl/>
+        <w:spacing w:line="14" w:lineRule="exact" w:before="0" w:after="0"/>
+        <w:ind w:left="0" w:right="0"/>
+      </w:pPr>
+    </w:p>
     <w:p>
       <w:pPr>
         <w:autoSpaceDN w:val="0"/>
@@ -5919,7 +6276,7 @@
         <w:autoSpaceDN w:val="0"/>
         <w:autoSpaceDE w:val="0"/>
         <w:widowControl/>
-        <w:spacing w:line="220" w:lineRule="exact" w:before="0" w:after="214"/>
+        <w:spacing w:line="220" w:lineRule="exact" w:before="0" w:after="5880"/>
         <w:ind w:left="0" w:right="0"/>
       </w:pPr>
       <w:r>
@@ -5930,9 +6287,9 @@
               <wp:posOffset>1244600</wp:posOffset>
             </wp:positionH>
             <wp:positionV relativeFrom="page">
-              <wp:posOffset>4864100</wp:posOffset>
+              <wp:posOffset>4457700</wp:posOffset>
             </wp:positionV>
-            <wp:extent cx="6311900" cy="2844800"/>
+            <wp:extent cx="6311900" cy="2882900"/>
             <wp:wrapNone/>
             <wp:docPr id="1" name="Picture 1"/>
             <wp:cNvGraphicFramePr>
@@ -5954,7 +6311,7 @@
                   <pic:spPr>
                     <a:xfrm>
                       <a:off x="0" y="0"/>
-                      <a:ext cx="6311900" cy="2844800"/>
+                      <a:ext cx="6311900" cy="2882900"/>
                     </a:xfrm>
                     <a:prstGeom prst="rect"/>
                   </pic:spPr>
@@ -5965,57 +6322,24 @@
         </w:drawing>
       </w:r>
     </w:p>
-    <w:p>
-      <w:pPr>
-        <w:autoSpaceDN w:val="0"/>
-        <w:autoSpaceDE w:val="0"/>
-        <w:widowControl/>
-        <w:spacing w:line="254" w:lineRule="auto" w:before="0" w:after="6844"/>
-        <w:ind w:left="5322" w:right="720" w:firstLine="216"/>
-        <w:jc w:val="left"/>
-      </w:pPr>
-      <w:r>
-        <w:rPr>
-          <w:rFonts w:ascii="Liberation Sans" w:hAnsi="Liberation Sans" w:eastAsia="Liberation Sans"/>
-          <w:b/>
-          <w:i w:val="0"/>
-          <w:color w:val="EB8A3C"/>
-          <w:sz w:val="17"/>
-        </w:rPr>
-        <w:t xml:space="preserve">BAB I WILAYAH ADMINISTRASI &amp; DEMOGRAFI </w:t>
-      </w:r>
-      <w:r>
-        <w:br/>
-      </w:r>
-      <w:r>
-        <w:rPr>
-          <w:rFonts w:ascii="Liberation Sans" w:hAnsi="Liberation Sans" w:eastAsia="Liberation Sans"/>
-          <w:b/>
-          <w:i/>
-          <w:color w:val="EB8A3C"/>
-          <w:sz w:val="17"/>
-        </w:rPr>
-        <w:t>CHAPTER I ADMINISTRATIVE &amp; DEMOGRAPHICS</w:t>
-      </w:r>
-    </w:p>
     <w:tbl>
       <w:tblPr>
         <w:tblW w:type="auto" w:w="0"/>
         <w:tblLayout w:type="fixed"/>
         <w:tblLook w:firstColumn="1" w:firstRow="1" w:lastColumn="0" w:lastRow="0" w:noHBand="0" w:noVBand="1" w:val="04A0"/>
-        <w:tblInd w:w="840.0" w:type="dxa"/>
+        <w:tblInd w:w="800.0" w:type="dxa"/>
       </w:tblPr>
       <w:tblGrid>
-        <w:gridCol w:w="5085"/>
-        <w:gridCol w:w="5085"/>
+        <w:gridCol w:w="5070"/>
+        <w:gridCol w:w="5070"/>
       </w:tblGrid>
       <w:tr>
         <w:trPr>
-          <w:trHeight w:hRule="exact" w:val="1072"/>
+          <w:trHeight w:hRule="exact" w:val="1390"/>
         </w:trPr>
         <w:tc>
           <w:tcPr>
-            <w:tcW w:type="dxa" w:w="1680"/>
+            <w:tcW w:type="dxa" w:w="1760"/>
             <w:tcBorders/>
             <w:tcMar>
               <w:start w:w="0" w:type="dxa"/>
@@ -6027,8 +6351,8 @@
               <w:autoSpaceDN w:val="0"/>
               <w:autoSpaceDE w:val="0"/>
               <w:widowControl/>
-              <w:spacing w:line="245" w:lineRule="auto" w:before="72" w:after="0"/>
-              <w:ind w:left="720" w:right="288" w:firstLine="0"/>
+              <w:spacing w:line="245" w:lineRule="auto" w:before="34" w:after="0"/>
+              <w:ind w:left="864" w:right="432" w:firstLine="0"/>
               <w:jc w:val="center"/>
             </w:pPr>
             <w:r>
@@ -6037,7 +6361,7 @@
                 <w:b/>
                 <w:i w:val="0"/>
                 <w:color w:val="FFFFFF"/>
-                <w:sz w:val="72"/>
+                <w:sz w:val="68"/>
               </w:rPr>
               <w:t xml:space="preserve">1 </w:t>
             </w:r>
@@ -6049,16 +6373,36 @@
                 <w:rFonts w:ascii="Liberation Sans" w:hAnsi="Liberation Sans" w:eastAsia="Liberation Sans"/>
                 <w:b/>
                 <w:i w:val="0"/>
-                <w:color w:val="FFFFFF"/>
-                <w:sz w:val="20"/>
+                <w:color w:val="EB8A3C"/>
+                <w:sz w:val="19"/>
               </w:rPr>
               <w:t>BAB</w:t>
+            </w:r>
+          </w:p>
+          <w:p>
+            <w:pPr>
+              <w:autoSpaceDN w:val="0"/>
+              <w:autoSpaceDE w:val="0"/>
+              <w:widowControl/>
+              <w:spacing w:line="233" w:lineRule="auto" w:before="18" w:after="0"/>
+              <w:ind w:left="0" w:right="360" w:firstLine="0"/>
+              <w:jc w:val="right"/>
+            </w:pPr>
+            <w:r>
+              <w:rPr>
+                <w:rFonts w:ascii="Liberation Sans" w:hAnsi="Liberation Sans" w:eastAsia="Liberation Sans"/>
+                <w:b/>
+                <w:i/>
+                <w:color w:val="FEF08A"/>
+                <w:sz w:val="15"/>
+              </w:rPr>
+              <w:t>Chapter</w:t>
             </w:r>
           </w:p>
         </w:tc>
         <w:tc>
           <w:tcPr>
-            <w:tcW w:type="dxa" w:w="7280"/>
+            <w:tcW w:type="dxa" w:w="7220"/>
             <w:tcBorders/>
             <w:tcMar>
               <w:start w:w="0" w:type="dxa"/>
@@ -6070,8 +6414,8 @@
               <w:autoSpaceDN w:val="0"/>
               <w:autoSpaceDE w:val="0"/>
               <w:widowControl/>
-              <w:spacing w:line="245" w:lineRule="auto" w:before="60" w:after="0"/>
-              <w:ind w:left="410" w:right="288" w:firstLine="0"/>
+              <w:spacing w:line="245" w:lineRule="auto" w:before="0" w:after="0"/>
+              <w:ind w:left="370" w:right="288" w:firstLine="0"/>
               <w:jc w:val="left"/>
             </w:pPr>
             <w:r>
@@ -6095,49 +6439,36 @@
               <w:t>KAWASAN</w:t>
             </w:r>
           </w:p>
+          <w:p>
+            <w:pPr>
+              <w:autoSpaceDN w:val="0"/>
+              <w:autoSpaceDE w:val="0"/>
+              <w:widowControl/>
+              <w:spacing w:line="233" w:lineRule="auto" w:before="314" w:after="0"/>
+              <w:ind w:left="0" w:right="0" w:firstLine="0"/>
+              <w:jc w:val="center"/>
+            </w:pPr>
+            <w:r>
+              <w:rPr>
+                <w:rFonts w:ascii="Liberation Sans" w:hAnsi="Liberation Sans" w:eastAsia="Liberation Sans"/>
+                <w:b/>
+                <w:i/>
+                <w:color w:val="FEF08A"/>
+                <w:sz w:val="24"/>
+              </w:rPr>
+              <w:t>ADMINISTRATIVE AREA, DEMOGRAPHICS &amp; REGION</w:t>
+            </w:r>
+          </w:p>
         </w:tc>
       </w:tr>
     </w:tbl>
     <w:p>
       <w:pPr>
         <w:autoSpaceDN w:val="0"/>
-        <w:tabs>
-          <w:tab w:pos="2930" w:val="left"/>
-        </w:tabs>
         <w:autoSpaceDE w:val="0"/>
         <w:widowControl/>
-        <w:spacing w:line="262" w:lineRule="auto" w:before="18" w:after="0"/>
-        <w:ind w:left="1616" w:right="0" w:firstLine="0"/>
-        <w:jc w:val="left"/>
-      </w:pPr>
-      <w:r>
-        <w:rPr>
-          <w:rFonts w:ascii="Liberation Sans" w:hAnsi="Liberation Sans" w:eastAsia="Liberation Sans"/>
-          <w:b/>
-          <w:i/>
-          <w:color w:val="FFFFFF"/>
-          <w:sz w:val="16"/>
-        </w:rPr>
-        <w:t xml:space="preserve">Chapter </w:t>
-      </w:r>
-      <w:r>
-        <w:rPr>
-          <w:rFonts w:ascii="Liberation Sans" w:hAnsi="Liberation Sans" w:eastAsia="Liberation Sans"/>
-          <w:b/>
-          <w:i/>
-          <w:color w:val="FFFFFF"/>
-          <w:sz w:val="24"/>
-        </w:rPr>
-        <w:t>ADMINISTRATIVE AREA, DEMOGRAPHICS &amp; REGION</w:t>
-      </w:r>
-    </w:p>
-    <w:p>
-      <w:pPr>
-        <w:autoSpaceDN w:val="0"/>
-        <w:autoSpaceDE w:val="0"/>
-        <w:widowControl/>
-        <w:spacing w:line="233" w:lineRule="auto" w:before="1098" w:after="0"/>
-        <w:ind w:left="1144" w:right="0" w:firstLine="0"/>
+        <w:spacing w:line="233" w:lineRule="auto" w:before="1068" w:after="0"/>
+        <w:ind w:left="1174" w:right="0" w:firstLine="0"/>
         <w:jc w:val="left"/>
       </w:pPr>
       <w:r>
@@ -6168,17 +6499,7 @@
           <w:color w:val="334155"/>
           <w:sz w:val="19"/>
         </w:rPr>
-        <w:t xml:space="preserve"> dengan jumlah penduduk sebanyak </w:t>
-      </w:r>
-      <w:r>
-        <w:rPr>
-          <w:rFonts w:ascii="Liberation Sans" w:hAnsi="Liberation Sans" w:eastAsia="Liberation Sans"/>
-          <w:b/>
-          <w:i w:val="0"/>
-          <w:color w:val="334155"/>
-          <w:sz w:val="19"/>
-        </w:rPr>
-        <w:t>7.659</w:t>
+        <w:t xml:space="preserve"> dengan jumlah penduduk sebanyak</w:t>
       </w:r>
     </w:p>
     <w:p>
@@ -6186,8 +6507,8 @@
         <w:autoSpaceDN w:val="0"/>
         <w:autoSpaceDE w:val="0"/>
         <w:widowControl/>
-        <w:spacing w:line="233" w:lineRule="auto" w:before="72" w:after="0"/>
-        <w:ind w:left="1144" w:right="0" w:firstLine="0"/>
+        <w:spacing w:line="233" w:lineRule="auto" w:before="74" w:after="0"/>
+        <w:ind w:left="1174" w:right="0" w:firstLine="0"/>
         <w:jc w:val="left"/>
       </w:pPr>
       <w:r>
@@ -6198,7 +6519,7 @@
           <w:color w:val="334155"/>
           <w:sz w:val="19"/>
         </w:rPr>
-        <w:t>jiwa</w:t>
+        <w:t>7.659 jiwa</w:t>
       </w:r>
       <w:r>
         <w:rPr>
@@ -6228,7 +6549,7 @@
           <w:color w:val="334155"/>
           <w:sz w:val="19"/>
         </w:rPr>
-        <w:t xml:space="preserve"> dengan keluarga</w:t>
+        <w:t xml:space="preserve"> dengan</w:t>
       </w:r>
     </w:p>
     <w:p>
@@ -6236,8 +6557,8 @@
         <w:autoSpaceDN w:val="0"/>
         <w:autoSpaceDE w:val="0"/>
         <w:widowControl/>
-        <w:spacing w:line="233" w:lineRule="auto" w:before="74" w:after="0"/>
-        <w:ind w:left="1144" w:right="0" w:firstLine="0"/>
+        <w:spacing w:line="233" w:lineRule="auto" w:before="72" w:after="0"/>
+        <w:ind w:left="1174" w:right="0" w:firstLine="0"/>
         <w:jc w:val="left"/>
       </w:pPr>
       <w:r>
@@ -6248,7 +6569,7 @@
           <w:color w:val="334155"/>
           <w:sz w:val="19"/>
         </w:rPr>
-        <w:t xml:space="preserve">pertanian sejumlah </w:t>
+        <w:t xml:space="preserve">keluarga pertanian sejumlah </w:t>
       </w:r>
       <w:r>
         <w:rPr>
@@ -6276,8 +6597,8 @@
         <w:autoSpaceDN w:val="0"/>
         <w:autoSpaceDE w:val="0"/>
         <w:widowControl/>
-        <w:spacing w:line="233" w:lineRule="auto" w:before="4884" w:after="0"/>
-        <w:ind w:left="0" w:right="498" w:firstLine="0"/>
+        <w:spacing w:line="233" w:lineRule="auto" w:before="5500" w:after="0"/>
+        <w:ind w:left="0" w:right="468" w:firstLine="0"/>
         <w:jc w:val="right"/>
       </w:pPr>
       <w:r>
@@ -6295,7 +6616,7 @@
       <w:pPr>
         <w:sectPr>
           <w:pgSz w:w="11899" w:h="16838"/>
-          <w:pgMar w:top="432" w:right="288" w:bottom="162" w:left="1440" w:header="720" w:footer="720" w:gutter="0"/>
+          <w:pgMar w:top="1440" w:right="318" w:bottom="162" w:left="1440" w:header="720" w:footer="720" w:gutter="0"/>
           <w:cols/>
           <w:docGrid w:linePitch="360"/>
         </w:sectPr>
@@ -7559,27 +7880,68 @@
         <w:autoSpaceDN w:val="0"/>
         <w:autoSpaceDE w:val="0"/>
         <w:widowControl/>
-        <w:spacing w:line="20" w:lineRule="exact" w:before="0" w:after="0"/>
-        <w:ind w:left="0" w:right="0"/>
+        <w:spacing w:line="233" w:lineRule="auto" w:before="28" w:after="20"/>
+        <w:ind w:left="1136" w:right="0" w:firstLine="0"/>
+        <w:jc w:val="left"/>
       </w:pPr>
+      <w:r>
+        <w:rPr>
+          <w:rFonts w:ascii="Liberation Sans" w:hAnsi="Liberation Sans" w:eastAsia="Liberation Sans"/>
+          <w:b/>
+          <w:i w:val="0"/>
+          <w:color w:val="2D3748"/>
+          <w:sz w:val="15"/>
+        </w:rPr>
+        <w:t>Sumber/</w:t>
+      </w:r>
+      <w:r>
+        <w:rPr>
+          <w:rFonts w:ascii="Liberation Sans" w:hAnsi="Liberation Sans" w:eastAsia="Liberation Sans"/>
+          <w:b/>
+          <w:i/>
+          <w:color w:val="2D3748"/>
+          <w:sz w:val="15"/>
+        </w:rPr>
+        <w:t>Source:</w:t>
+      </w:r>
+      <w:r>
+        <w:rPr>
+          <w:rFonts w:ascii="Liberation Sans" w:hAnsi="Liberation Sans" w:eastAsia="Liberation Sans"/>
+          <w:b w:val="0"/>
+          <w:i w:val="0"/>
+          <w:color w:val="4A5568"/>
+          <w:sz w:val="15"/>
+        </w:rPr>
+        <w:t xml:space="preserve">Pemerintah Desa Sungai Bakau Kecil &amp; BPS Kabupaten Mempawah — PODES 2025 / </w:t>
+      </w:r>
+      <w:r>
+        <w:rPr>
+          <w:rFonts w:ascii="Liberation Sans" w:hAnsi="Liberation Sans" w:eastAsia="Liberation Sans"/>
+          <w:b w:val="0"/>
+          <w:i/>
+          <w:color w:val="4A5568"/>
+          <w:sz w:val="15"/>
+        </w:rPr>
+        <w:t>Government of Sungai Bakau Kecil</w:t>
+      </w:r>
     </w:p>
     <w:tbl>
       <w:tblPr>
         <w:tblW w:type="auto" w:w="0"/>
         <w:tblLayout w:type="fixed"/>
         <w:tblLook w:firstColumn="1" w:firstRow="1" w:lastColumn="0" w:lastRow="0" w:noHBand="0" w:noVBand="1" w:val="04A0"/>
-        <w:tblInd w:w="560.0" w:type="dxa"/>
+        <w:tblInd w:w="1200.0" w:type="dxa"/>
       </w:tblPr>
       <w:tblGrid>
         <w:gridCol w:w="9019"/>
       </w:tblGrid>
       <w:tr>
         <w:trPr>
-          <w:trHeight w:hRule="exact" w:val="256"/>
+          <w:trHeight w:hRule="exact" w:val="250"/>
         </w:trPr>
         <w:tc>
           <w:tcPr>
-            <w:tcW w:type="dxa" w:w="10480"/>
+            <w:tcW w:type="dxa" w:w="8020"/>
             <w:tcBorders/>
             <w:shd w:fill="f7fafb"/>
             <w:tcMar>
@@ -7592,40 +7954,10 @@
               <w:autoSpaceDN w:val="0"/>
               <w:autoSpaceDE w:val="0"/>
               <w:widowControl/>
-              <w:spacing w:line="233" w:lineRule="auto" w:before="28" w:after="0"/>
-              <w:ind w:left="576" w:right="0" w:firstLine="0"/>
+              <w:spacing w:line="233" w:lineRule="auto" w:before="22" w:after="0"/>
+              <w:ind w:left="1212" w:right="0" w:firstLine="0"/>
               <w:jc w:val="left"/>
             </w:pPr>
-            <w:r>
-              <w:rPr>
-                <w:rFonts w:ascii="Liberation Sans" w:hAnsi="Liberation Sans" w:eastAsia="Liberation Sans"/>
-                <w:b/>
-                <w:i w:val="0"/>
-                <w:color w:val="2D3748"/>
-                <w:sz w:val="15"/>
-              </w:rPr>
-              <w:t>Sumber/</w:t>
-            </w:r>
-            <w:r>
-              <w:rPr>
-                <w:rFonts w:ascii="Liberation Sans" w:hAnsi="Liberation Sans" w:eastAsia="Liberation Sans"/>
-                <w:b/>
-                <w:i/>
-                <w:color w:val="2D3748"/>
-                <w:sz w:val="15"/>
-              </w:rPr>
-              <w:t>Source:</w:t>
-            </w:r>
-            <w:r>
-              <w:rPr>
-                <w:rFonts w:ascii="Liberation Sans" w:hAnsi="Liberation Sans" w:eastAsia="Liberation Sans"/>
-                <w:b w:val="0"/>
-                <w:i w:val="0"/>
-                <w:color w:val="4A5568"/>
-                <w:sz w:val="15"/>
-              </w:rPr>
-              <w:t xml:space="preserve">Badan Pusat Statistik Kabupaten Mempawah — PODES 2025 / </w:t>
-            </w:r>
             <w:r>
               <w:rPr>
                 <w:rFonts w:ascii="Liberation Sans" w:hAnsi="Liberation Sans" w:eastAsia="Liberation Sans"/>
@@ -7634,7 +7966,7 @@
                 <w:color w:val="4A5568"/>
                 <w:sz w:val="15"/>
               </w:rPr>
-              <w:t>BPS-Statistics Mempawah Regency — PODES 2025</w:t>
+              <w:t>Village &amp; BPS-Statistics Mempawah Regency — PODES 2025</w:t>
             </w:r>
           </w:p>
         </w:tc>
@@ -7645,7 +7977,7 @@
         <w:autoSpaceDN w:val="0"/>
         <w:autoSpaceDE w:val="0"/>
         <w:widowControl/>
-        <w:spacing w:line="7548" w:lineRule="exact" w:before="0" w:after="0"/>
+        <w:spacing w:line="7338" w:lineRule="exact" w:before="0" w:after="0"/>
         <w:ind w:left="0" w:right="0"/>
       </w:pPr>
     </w:p>
@@ -7696,24 +8028,6 @@
         </w:tc>
       </w:tr>
     </w:tbl>
-    <w:p>
-      <w:pPr>
-        <w:autoSpaceDN w:val="0"/>
-        <w:autoSpaceDE w:val="0"/>
-        <w:widowControl/>
-        <w:spacing w:line="14" w:lineRule="exact" w:before="0" w:after="0"/>
-        <w:ind w:left="0" w:right="0"/>
-      </w:pPr>
-    </w:p>
-    <w:p>
-      <w:pPr>
-        <w:autoSpaceDN w:val="0"/>
-        <w:autoSpaceDE w:val="0"/>
-        <w:widowControl/>
-        <w:spacing w:line="14" w:lineRule="exact" w:before="0" w:after="0"/>
-        <w:ind w:left="0" w:right="0"/>
-      </w:pPr>
-    </w:p>
     <w:p>
       <w:pPr>
         <w:autoSpaceDN w:val="0"/>
@@ -8770,27 +9084,68 @@
         <w:autoSpaceDN w:val="0"/>
         <w:autoSpaceDE w:val="0"/>
         <w:widowControl/>
-        <w:spacing w:line="20" w:lineRule="exact" w:before="0" w:after="0"/>
-        <w:ind w:left="0" w:right="0"/>
+        <w:spacing w:line="233" w:lineRule="auto" w:before="36" w:after="14"/>
+        <w:ind w:left="1136" w:right="0" w:firstLine="0"/>
+        <w:jc w:val="left"/>
       </w:pPr>
+      <w:r>
+        <w:rPr>
+          <w:rFonts w:ascii="Liberation Sans" w:hAnsi="Liberation Sans" w:eastAsia="Liberation Sans"/>
+          <w:b/>
+          <w:i w:val="0"/>
+          <w:color w:val="2D3748"/>
+          <w:sz w:val="15"/>
+        </w:rPr>
+        <w:t>Sumber/</w:t>
+      </w:r>
+      <w:r>
+        <w:rPr>
+          <w:rFonts w:ascii="Liberation Sans" w:hAnsi="Liberation Sans" w:eastAsia="Liberation Sans"/>
+          <w:b/>
+          <w:i/>
+          <w:color w:val="2D3748"/>
+          <w:sz w:val="15"/>
+        </w:rPr>
+        <w:t>Source:</w:t>
+      </w:r>
+      <w:r>
+        <w:rPr>
+          <w:rFonts w:ascii="Liberation Sans" w:hAnsi="Liberation Sans" w:eastAsia="Liberation Sans"/>
+          <w:b w:val="0"/>
+          <w:i w:val="0"/>
+          <w:color w:val="4A5568"/>
+          <w:sz w:val="15"/>
+        </w:rPr>
+        <w:t xml:space="preserve">Pemerintah Desa Sungai Bakau Kecil &amp; BPS Kabupaten Mempawah — PODES 2025 / </w:t>
+      </w:r>
+      <w:r>
+        <w:rPr>
+          <w:rFonts w:ascii="Liberation Sans" w:hAnsi="Liberation Sans" w:eastAsia="Liberation Sans"/>
+          <w:b w:val="0"/>
+          <w:i/>
+          <w:color w:val="4A5568"/>
+          <w:sz w:val="15"/>
+        </w:rPr>
+        <w:t>Government of Sungai Bakau Kecil</w:t>
+      </w:r>
     </w:p>
     <w:tbl>
       <w:tblPr>
         <w:tblW w:type="auto" w:w="0"/>
         <w:tblLayout w:type="fixed"/>
         <w:tblLook w:firstColumn="1" w:firstRow="1" w:lastColumn="0" w:lastRow="0" w:noHBand="0" w:noVBand="1" w:val="04A0"/>
-        <w:tblInd w:w="560.0" w:type="dxa"/>
+        <w:tblInd w:w="1200.0" w:type="dxa"/>
       </w:tblPr>
       <w:tblGrid>
         <w:gridCol w:w="9019"/>
       </w:tblGrid>
       <w:tr>
         <w:trPr>
-          <w:trHeight w:hRule="exact" w:val="264"/>
+          <w:trHeight w:hRule="exact" w:val="240"/>
         </w:trPr>
         <w:tc>
           <w:tcPr>
-            <w:tcW w:type="dxa" w:w="10480"/>
+            <w:tcW w:type="dxa" w:w="8020"/>
             <w:tcBorders/>
             <w:shd w:fill="f7fafb"/>
             <w:tcMar>
@@ -8803,40 +9158,10 @@
               <w:autoSpaceDN w:val="0"/>
               <w:autoSpaceDE w:val="0"/>
               <w:widowControl/>
-              <w:spacing w:line="233" w:lineRule="auto" w:before="36" w:after="0"/>
-              <w:ind w:left="576" w:right="0" w:firstLine="0"/>
+              <w:spacing w:line="230" w:lineRule="auto" w:before="14" w:after="0"/>
+              <w:ind w:left="1212" w:right="0" w:firstLine="0"/>
               <w:jc w:val="left"/>
             </w:pPr>
-            <w:r>
-              <w:rPr>
-                <w:rFonts w:ascii="Liberation Sans" w:hAnsi="Liberation Sans" w:eastAsia="Liberation Sans"/>
-                <w:b/>
-                <w:i w:val="0"/>
-                <w:color w:val="2D3748"/>
-                <w:sz w:val="15"/>
-              </w:rPr>
-              <w:t>Sumber/</w:t>
-            </w:r>
-            <w:r>
-              <w:rPr>
-                <w:rFonts w:ascii="Liberation Sans" w:hAnsi="Liberation Sans" w:eastAsia="Liberation Sans"/>
-                <w:b/>
-                <w:i/>
-                <w:color w:val="2D3748"/>
-                <w:sz w:val="15"/>
-              </w:rPr>
-              <w:t>Source:</w:t>
-            </w:r>
-            <w:r>
-              <w:rPr>
-                <w:rFonts w:ascii="Liberation Sans" w:hAnsi="Liberation Sans" w:eastAsia="Liberation Sans"/>
-                <w:b w:val="0"/>
-                <w:i w:val="0"/>
-                <w:color w:val="4A5568"/>
-                <w:sz w:val="15"/>
-              </w:rPr>
-              <w:t xml:space="preserve">Badan Pusat Statistik Kabupaten Mempawah — PODES 2025 / </w:t>
-            </w:r>
             <w:r>
               <w:rPr>
                 <w:rFonts w:ascii="Liberation Sans" w:hAnsi="Liberation Sans" w:eastAsia="Liberation Sans"/>
@@ -8845,7 +9170,7 @@
                 <w:color w:val="4A5568"/>
                 <w:sz w:val="15"/>
               </w:rPr>
-              <w:t>BPS-Statistics Mempawah Regency — PODES 2025</w:t>
+              <w:t>Village &amp; BPS-Statistics Mempawah Regency — PODES 2025</w:t>
             </w:r>
           </w:p>
         </w:tc>
@@ -8856,7 +9181,7 @@
         <w:autoSpaceDN w:val="0"/>
         <w:autoSpaceDE w:val="0"/>
         <w:widowControl/>
-        <w:spacing w:line="9438" w:lineRule="exact" w:before="0" w:after="0"/>
+        <w:spacing w:line="9244" w:lineRule="exact" w:before="0" w:after="0"/>
         <w:ind w:left="0" w:right="0"/>
       </w:pPr>
     </w:p>
@@ -8927,24 +9252,6 @@
     </w:p>
     <w:p>
       <w:pPr>
-        <w:autoSpaceDN w:val="0"/>
-        <w:autoSpaceDE w:val="0"/>
-        <w:widowControl/>
-        <w:spacing w:line="14" w:lineRule="exact" w:before="0" w:after="0"/>
-        <w:ind w:left="0" w:right="0"/>
-      </w:pPr>
-    </w:p>
-    <w:p>
-      <w:pPr>
-        <w:autoSpaceDN w:val="0"/>
-        <w:autoSpaceDE w:val="0"/>
-        <w:widowControl/>
-        <w:spacing w:line="14" w:lineRule="exact" w:before="0" w:after="0"/>
-        <w:ind w:left="0" w:right="0"/>
-      </w:pPr>
-    </w:p>
-    <w:p>
-      <w:pPr>
         <w:sectPr>
           <w:pgSz w:w="11899" w:h="16838"/>
           <w:pgMar w:top="0" w:right="0" w:bottom="0" w:left="0" w:header="720" w:footer="720" w:gutter="0"/>
@@ -8958,7 +9265,7 @@
         <w:autoSpaceDN w:val="0"/>
         <w:autoSpaceDE w:val="0"/>
         <w:widowControl/>
-        <w:spacing w:line="220" w:lineRule="exact" w:before="0" w:after="214"/>
+        <w:spacing w:line="220" w:lineRule="exact" w:before="0" w:after="6030"/>
         <w:ind w:left="0" w:right="0"/>
       </w:pPr>
       <w:r>
@@ -8969,9 +9276,9 @@
               <wp:posOffset>1244600</wp:posOffset>
             </wp:positionH>
             <wp:positionV relativeFrom="page">
-              <wp:posOffset>4965700</wp:posOffset>
+              <wp:posOffset>4559300</wp:posOffset>
             </wp:positionV>
-            <wp:extent cx="6311900" cy="2654300"/>
+            <wp:extent cx="6311900" cy="2692400"/>
             <wp:wrapNone/>
             <wp:docPr id="2" name="Picture 2"/>
             <wp:cNvGraphicFramePr>
@@ -8993,7 +9300,7 @@
                   <pic:spPr>
                     <a:xfrm>
                       <a:off x="0" y="0"/>
-                      <a:ext cx="6311900" cy="2654300"/>
+                      <a:ext cx="6311900" cy="2692400"/>
                     </a:xfrm>
                     <a:prstGeom prst="rect"/>
                   </pic:spPr>
@@ -9004,57 +9311,24 @@
         </w:drawing>
       </w:r>
     </w:p>
-    <w:p>
-      <w:pPr>
-        <w:autoSpaceDN w:val="0"/>
-        <w:autoSpaceDE w:val="0"/>
-        <w:widowControl/>
-        <w:spacing w:line="254" w:lineRule="auto" w:before="0" w:after="6994"/>
-        <w:ind w:left="340" w:right="5904" w:firstLine="0"/>
-        <w:jc w:val="left"/>
-      </w:pPr>
-      <w:r>
-        <w:rPr>
-          <w:rFonts w:ascii="Liberation Sans" w:hAnsi="Liberation Sans" w:eastAsia="Liberation Sans"/>
-          <w:b/>
-          <w:i w:val="0"/>
-          <w:color w:val="EB8A3C"/>
-          <w:sz w:val="17"/>
-        </w:rPr>
-        <w:t xml:space="preserve">POTENSI DESA SUNGAI BAKAU KECIL 2026 </w:t>
-      </w:r>
-      <w:r>
-        <w:br/>
-      </w:r>
-      <w:r>
-        <w:rPr>
-          <w:rFonts w:ascii="Liberation Sans" w:hAnsi="Liberation Sans" w:eastAsia="Liberation Sans"/>
-          <w:b/>
-          <w:i/>
-          <w:color w:val="EB8A3C"/>
-          <w:sz w:val="17"/>
-        </w:rPr>
-        <w:t>POTENTIALS OF SUNGAI BAKAU KECIL VILLAGE 2026</w:t>
-      </w:r>
-    </w:p>
     <w:tbl>
       <w:tblPr>
         <w:tblW w:type="auto" w:w="0"/>
         <w:tblLayout w:type="fixed"/>
         <w:tblLook w:firstColumn="1" w:firstRow="1" w:lastColumn="0" w:lastRow="0" w:noHBand="0" w:noVBand="1" w:val="04A0"/>
-        <w:tblInd w:w="1164.0" w:type="dxa"/>
+        <w:tblInd w:w="1124.0" w:type="dxa"/>
       </w:tblPr>
       <w:tblGrid>
-        <w:gridCol w:w="5407"/>
-        <w:gridCol w:w="5407"/>
+        <w:gridCol w:w="5392"/>
+        <w:gridCol w:w="5392"/>
       </w:tblGrid>
       <w:tr>
         <w:trPr>
-          <w:trHeight w:hRule="exact" w:val="1062"/>
+          <w:trHeight w:hRule="exact" w:val="1376"/>
         </w:trPr>
         <w:tc>
           <w:tcPr>
-            <w:tcW w:type="dxa" w:w="2000"/>
+            <w:tcW w:type="dxa" w:w="2080"/>
             <w:tcBorders/>
             <w:tcMar>
               <w:start w:w="0" w:type="dxa"/>
@@ -9066,8 +9340,8 @@
               <w:autoSpaceDN w:val="0"/>
               <w:autoSpaceDE w:val="0"/>
               <w:widowControl/>
-              <w:spacing w:line="245" w:lineRule="auto" w:before="72" w:after="0"/>
-              <w:ind w:left="1152" w:right="288" w:firstLine="0"/>
+              <w:spacing w:line="245" w:lineRule="auto" w:before="20" w:after="0"/>
+              <w:ind w:left="1152" w:right="432" w:firstLine="0"/>
               <w:jc w:val="center"/>
             </w:pPr>
             <w:r>
@@ -9076,7 +9350,7 @@
                 <w:b/>
                 <w:i w:val="0"/>
                 <w:color w:val="FFFFFF"/>
-                <w:sz w:val="72"/>
+                <w:sz w:val="68"/>
               </w:rPr>
               <w:t xml:space="preserve">2 </w:t>
             </w:r>
@@ -9088,16 +9362,36 @@
                 <w:rFonts w:ascii="Liberation Sans" w:hAnsi="Liberation Sans" w:eastAsia="Liberation Sans"/>
                 <w:b/>
                 <w:i w:val="0"/>
-                <w:color w:val="FFFFFF"/>
-                <w:sz w:val="20"/>
+                <w:color w:val="EB8A3C"/>
+                <w:sz w:val="19"/>
               </w:rPr>
               <w:t>BAB</w:t>
+            </w:r>
+          </w:p>
+          <w:p>
+            <w:pPr>
+              <w:autoSpaceDN w:val="0"/>
+              <w:autoSpaceDE w:val="0"/>
+              <w:widowControl/>
+              <w:spacing w:line="233" w:lineRule="auto" w:before="34" w:after="0"/>
+              <w:ind w:left="0" w:right="360" w:firstLine="0"/>
+              <w:jc w:val="right"/>
+            </w:pPr>
+            <w:r>
+              <w:rPr>
+                <w:rFonts w:ascii="Liberation Sans" w:hAnsi="Liberation Sans" w:eastAsia="Liberation Sans"/>
+                <w:b/>
+                <w:i/>
+                <w:color w:val="FEF08A"/>
+                <w:sz w:val="15"/>
+              </w:rPr>
+              <w:t>Chapter</w:t>
             </w:r>
           </w:p>
         </w:tc>
         <w:tc>
           <w:tcPr>
-            <w:tcW w:type="dxa" w:w="6780"/>
+            <w:tcW w:type="dxa" w:w="7360"/>
             <w:tcBorders/>
             <w:tcMar>
               <w:start w:w="0" w:type="dxa"/>
@@ -9109,8 +9403,8 @@
               <w:autoSpaceDN w:val="0"/>
               <w:autoSpaceDE w:val="0"/>
               <w:widowControl/>
-              <w:spacing w:line="245" w:lineRule="auto" w:before="60" w:after="0"/>
-              <w:ind w:left="410" w:right="720" w:firstLine="0"/>
+              <w:spacing w:line="245" w:lineRule="auto" w:before="0" w:after="0"/>
+              <w:ind w:left="370" w:right="1440" w:firstLine="0"/>
               <w:jc w:val="left"/>
             </w:pPr>
             <w:r>
@@ -9134,78 +9428,12 @@
               <w:t>MITIGASI BENCANA</w:t>
             </w:r>
           </w:p>
-        </w:tc>
-      </w:tr>
-    </w:tbl>
-    <w:p>
-      <w:pPr>
-        <w:autoSpaceDN w:val="0"/>
-        <w:autoSpaceDE w:val="0"/>
-        <w:widowControl/>
-        <w:spacing w:line="20" w:lineRule="exact" w:before="0" w:after="0"/>
-        <w:ind w:left="0" w:right="0"/>
-      </w:pPr>
-    </w:p>
-    <w:tbl>
-      <w:tblPr>
-        <w:tblW w:type="auto" w:w="0"/>
-        <w:tblLayout w:type="fixed"/>
-        <w:tblLook w:firstColumn="1" w:firstRow="1" w:lastColumn="0" w:lastRow="0" w:noHBand="0" w:noVBand="1" w:val="04A0"/>
-        <w:tblInd w:w="1124.0" w:type="dxa"/>
-      </w:tblPr>
-      <w:tblGrid>
-        <w:gridCol w:w="5407"/>
-        <w:gridCol w:w="5407"/>
-      </w:tblGrid>
-      <w:tr>
-        <w:trPr>
-          <w:trHeight w:hRule="exact" w:val="436"/>
-        </w:trPr>
-        <w:tc>
-          <w:tcPr>
-            <w:tcW w:type="dxa" w:w="2080"/>
-            <w:tcBorders/>
-            <w:tcMar>
-              <w:start w:w="0" w:type="dxa"/>
-              <w:end w:w="0" w:type="dxa"/>
-            </w:tcMar>
-          </w:tcPr>
           <w:p>
             <w:pPr>
               <w:autoSpaceDN w:val="0"/>
               <w:autoSpaceDE w:val="0"/>
               <w:widowControl/>
-              <w:spacing w:line="233" w:lineRule="auto" w:before="60" w:after="0"/>
-              <w:ind w:left="0" w:right="340" w:firstLine="0"/>
-              <w:jc w:val="right"/>
-            </w:pPr>
-            <w:r>
-              <w:rPr>
-                <w:rFonts w:ascii="Liberation Sans" w:hAnsi="Liberation Sans" w:eastAsia="Liberation Sans"/>
-                <w:b/>
-                <w:i/>
-                <w:color w:val="FFFFFF"/>
-                <w:sz w:val="16"/>
-              </w:rPr>
-              <w:t>Chapter</w:t>
-            </w:r>
-          </w:p>
-        </w:tc>
-        <w:tc>
-          <w:tcPr>
-            <w:tcW w:type="dxa" w:w="7360"/>
-            <w:tcBorders/>
-            <w:tcMar>
-              <w:start w:w="0" w:type="dxa"/>
-              <w:end w:w="0" w:type="dxa"/>
-            </w:tcMar>
-          </w:tcPr>
-          <w:p>
-            <w:pPr>
-              <w:autoSpaceDN w:val="0"/>
-              <w:autoSpaceDE w:val="0"/>
-              <w:widowControl/>
-              <w:spacing w:line="233" w:lineRule="auto" w:before="108" w:after="0"/>
+              <w:spacing w:line="233" w:lineRule="auto" w:before="316" w:after="0"/>
               <w:ind w:left="370" w:right="0" w:firstLine="0"/>
               <w:jc w:val="left"/>
             </w:pPr>
@@ -9214,7 +9442,7 @@
                 <w:rFonts w:ascii="Liberation Sans" w:hAnsi="Liberation Sans" w:eastAsia="Liberation Sans"/>
                 <w:b/>
                 <w:i/>
-                <w:color w:val="FFFFFF"/>
+                <w:color w:val="FEF08A"/>
                 <w:sz w:val="24"/>
               </w:rPr>
               <w:t>ENERGY, HOUSING UTILITIES &amp; DISASTER MITIGATION</w:t>
@@ -9228,8 +9456,8 @@
         <w:autoSpaceDN w:val="0"/>
         <w:autoSpaceDE w:val="0"/>
         <w:widowControl/>
-        <w:spacing w:line="233" w:lineRule="auto" w:before="1038" w:after="0"/>
-        <w:ind w:left="1788" w:right="0" w:firstLine="0"/>
+        <w:spacing w:line="233" w:lineRule="auto" w:before="1082" w:after="0"/>
+        <w:ind w:left="1818" w:right="0" w:firstLine="0"/>
         <w:jc w:val="left"/>
       </w:pPr>
       <w:r>
@@ -9260,7 +9488,7 @@
           <w:color w:val="334155"/>
           <w:sz w:val="19"/>
         </w:rPr>
-        <w:t>. Sebagian besar keluarga menggunakan air minum</w:t>
+        <w:t>. Sebagian besar keluarga menggunakan air</w:t>
       </w:r>
     </w:p>
     <w:p>
@@ -9268,8 +9496,8 @@
         <w:autoSpaceDN w:val="0"/>
         <w:autoSpaceDE w:val="0"/>
         <w:widowControl/>
-        <w:spacing w:line="233" w:lineRule="auto" w:before="72" w:after="0"/>
-        <w:ind w:left="1788" w:right="0" w:firstLine="0"/>
+        <w:spacing w:line="233" w:lineRule="auto" w:before="74" w:after="0"/>
+        <w:ind w:left="1818" w:right="0" w:firstLine="0"/>
         <w:jc w:val="left"/>
       </w:pPr>
       <w:r>
@@ -9280,7 +9508,7 @@
           <w:color w:val="334155"/>
           <w:sz w:val="19"/>
         </w:rPr>
-        <w:t xml:space="preserve">berjenis </w:t>
+        <w:t xml:space="preserve">minum berjenis </w:t>
       </w:r>
       <w:r>
         <w:rPr>
@@ -9328,7 +9556,7 @@
         <w:autoSpaceDN w:val="0"/>
         <w:autoSpaceDE w:val="0"/>
         <w:widowControl/>
-        <w:spacing w:line="233" w:lineRule="auto" w:before="5020" w:after="0"/>
+        <w:spacing w:line="233" w:lineRule="auto" w:before="5634" w:after="0"/>
         <w:ind w:left="0" w:right="0" w:firstLine="0"/>
         <w:jc w:val="left"/>
       </w:pPr>
@@ -9347,7 +9575,7 @@
       <w:pPr>
         <w:sectPr>
           <w:pgSz w:w="11899" w:h="16838"/>
-          <w:pgMar w:top="432" w:right="288" w:bottom="162" w:left="796" w:header="720" w:footer="720" w:gutter="0"/>
+          <w:pgMar w:top="1440" w:right="318" w:bottom="162" w:left="796" w:header="720" w:footer="720" w:gutter="0"/>
           <w:cols/>
           <w:docGrid w:linePitch="360"/>
         </w:sectPr>
@@ -10290,27 +10518,68 @@
         <w:autoSpaceDN w:val="0"/>
         <w:autoSpaceDE w:val="0"/>
         <w:widowControl/>
-        <w:spacing w:line="20" w:lineRule="exact" w:before="0" w:after="0"/>
-        <w:ind w:left="0" w:right="0"/>
+        <w:spacing w:line="233" w:lineRule="auto" w:before="30" w:after="20"/>
+        <w:ind w:left="1136" w:right="0" w:firstLine="0"/>
+        <w:jc w:val="left"/>
       </w:pPr>
+      <w:r>
+        <w:rPr>
+          <w:rFonts w:ascii="Liberation Sans" w:hAnsi="Liberation Sans" w:eastAsia="Liberation Sans"/>
+          <w:b/>
+          <w:i w:val="0"/>
+          <w:color w:val="2D3748"/>
+          <w:sz w:val="15"/>
+        </w:rPr>
+        <w:t>Sumber/</w:t>
+      </w:r>
+      <w:r>
+        <w:rPr>
+          <w:rFonts w:ascii="Liberation Sans" w:hAnsi="Liberation Sans" w:eastAsia="Liberation Sans"/>
+          <w:b/>
+          <w:i/>
+          <w:color w:val="2D3748"/>
+          <w:sz w:val="15"/>
+        </w:rPr>
+        <w:t>Source:</w:t>
+      </w:r>
+      <w:r>
+        <w:rPr>
+          <w:rFonts w:ascii="Liberation Sans" w:hAnsi="Liberation Sans" w:eastAsia="Liberation Sans"/>
+          <w:b w:val="0"/>
+          <w:i w:val="0"/>
+          <w:color w:val="4A5568"/>
+          <w:sz w:val="15"/>
+        </w:rPr>
+        <w:t xml:space="preserve">Pemerintah Desa Sungai Bakau Kecil &amp; BPS Kabupaten Mempawah — PODES 2025 / </w:t>
+      </w:r>
+      <w:r>
+        <w:rPr>
+          <w:rFonts w:ascii="Liberation Sans" w:hAnsi="Liberation Sans" w:eastAsia="Liberation Sans"/>
+          <w:b w:val="0"/>
+          <w:i/>
+          <w:color w:val="4A5568"/>
+          <w:sz w:val="15"/>
+        </w:rPr>
+        <w:t>Government of Sungai Bakau Kecil</w:t>
+      </w:r>
     </w:p>
     <w:tbl>
       <w:tblPr>
         <w:tblW w:type="auto" w:w="0"/>
         <w:tblLayout w:type="fixed"/>
         <w:tblLook w:firstColumn="1" w:firstRow="1" w:lastColumn="0" w:lastRow="0" w:noHBand="0" w:noVBand="1" w:val="04A0"/>
-        <w:tblInd w:w="560.0" w:type="dxa"/>
+        <w:tblInd w:w="1200.0" w:type="dxa"/>
       </w:tblPr>
       <w:tblGrid>
         <w:gridCol w:w="9019"/>
       </w:tblGrid>
       <w:tr>
         <w:trPr>
-          <w:trHeight w:hRule="exact" w:val="258"/>
+          <w:trHeight w:hRule="exact" w:val="250"/>
         </w:trPr>
         <w:tc>
           <w:tcPr>
-            <w:tcW w:type="dxa" w:w="10480"/>
+            <w:tcW w:type="dxa" w:w="8020"/>
             <w:tcBorders/>
             <w:shd w:fill="f7fafb"/>
             <w:tcMar>
@@ -10323,40 +10592,10 @@
               <w:autoSpaceDN w:val="0"/>
               <w:autoSpaceDE w:val="0"/>
               <w:widowControl/>
-              <w:spacing w:line="233" w:lineRule="auto" w:before="30" w:after="0"/>
-              <w:ind w:left="576" w:right="0" w:firstLine="0"/>
+              <w:spacing w:line="233" w:lineRule="auto" w:before="22" w:after="0"/>
+              <w:ind w:left="1212" w:right="0" w:firstLine="0"/>
               <w:jc w:val="left"/>
             </w:pPr>
-            <w:r>
-              <w:rPr>
-                <w:rFonts w:ascii="Liberation Sans" w:hAnsi="Liberation Sans" w:eastAsia="Liberation Sans"/>
-                <w:b/>
-                <w:i w:val="0"/>
-                <w:color w:val="2D3748"/>
-                <w:sz w:val="15"/>
-              </w:rPr>
-              <w:t>Sumber/</w:t>
-            </w:r>
-            <w:r>
-              <w:rPr>
-                <w:rFonts w:ascii="Liberation Sans" w:hAnsi="Liberation Sans" w:eastAsia="Liberation Sans"/>
-                <w:b/>
-                <w:i/>
-                <w:color w:val="2D3748"/>
-                <w:sz w:val="15"/>
-              </w:rPr>
-              <w:t>Source:</w:t>
-            </w:r>
-            <w:r>
-              <w:rPr>
-                <w:rFonts w:ascii="Liberation Sans" w:hAnsi="Liberation Sans" w:eastAsia="Liberation Sans"/>
-                <w:b w:val="0"/>
-                <w:i w:val="0"/>
-                <w:color w:val="4A5568"/>
-                <w:sz w:val="15"/>
-              </w:rPr>
-              <w:t xml:space="preserve">Badan Pusat Statistik Kabupaten Mempawah — PODES 2025 / </w:t>
-            </w:r>
             <w:r>
               <w:rPr>
                 <w:rFonts w:ascii="Liberation Sans" w:hAnsi="Liberation Sans" w:eastAsia="Liberation Sans"/>
@@ -10365,7 +10604,7 @@
                 <w:color w:val="4A5568"/>
                 <w:sz w:val="15"/>
               </w:rPr>
-              <w:t>BPS-Statistics Mempawah Regency — PODES 2025</w:t>
+              <w:t>Village &amp; BPS-Statistics Mempawah Regency — PODES 2025</w:t>
             </w:r>
           </w:p>
         </w:tc>
@@ -10376,7 +10615,7 @@
         <w:autoSpaceDN w:val="0"/>
         <w:autoSpaceDE w:val="0"/>
         <w:widowControl/>
-        <w:spacing w:line="9858" w:lineRule="exact" w:before="0" w:after="0"/>
+        <w:spacing w:line="9648" w:lineRule="exact" w:before="0" w:after="0"/>
         <w:ind w:left="0" w:right="0"/>
       </w:pPr>
     </w:p>
@@ -10427,24 +10666,6 @@
         </w:tc>
       </w:tr>
     </w:tbl>
-    <w:p>
-      <w:pPr>
-        <w:autoSpaceDN w:val="0"/>
-        <w:autoSpaceDE w:val="0"/>
-        <w:widowControl/>
-        <w:spacing w:line="14" w:lineRule="exact" w:before="0" w:after="0"/>
-        <w:ind w:left="0" w:right="0"/>
-      </w:pPr>
-    </w:p>
-    <w:p>
-      <w:pPr>
-        <w:autoSpaceDN w:val="0"/>
-        <w:autoSpaceDE w:val="0"/>
-        <w:widowControl/>
-        <w:spacing w:line="14" w:lineRule="exact" w:before="0" w:after="0"/>
-        <w:ind w:left="0" w:right="0"/>
-      </w:pPr>
-    </w:p>
     <w:p>
       <w:pPr>
         <w:autoSpaceDN w:val="0"/>
@@ -11279,27 +11500,68 @@
         <w:autoSpaceDN w:val="0"/>
         <w:autoSpaceDE w:val="0"/>
         <w:widowControl/>
-        <w:spacing w:line="20" w:lineRule="exact" w:before="0" w:after="0"/>
-        <w:ind w:left="0" w:right="0"/>
+        <w:spacing w:line="230" w:lineRule="auto" w:before="38" w:after="14"/>
+        <w:ind w:left="1136" w:right="0" w:firstLine="0"/>
+        <w:jc w:val="left"/>
       </w:pPr>
+      <w:r>
+        <w:rPr>
+          <w:rFonts w:ascii="Liberation Sans" w:hAnsi="Liberation Sans" w:eastAsia="Liberation Sans"/>
+          <w:b/>
+          <w:i w:val="0"/>
+          <w:color w:val="2D3748"/>
+          <w:sz w:val="15"/>
+        </w:rPr>
+        <w:t>Sumber/</w:t>
+      </w:r>
+      <w:r>
+        <w:rPr>
+          <w:rFonts w:ascii="Liberation Sans" w:hAnsi="Liberation Sans" w:eastAsia="Liberation Sans"/>
+          <w:b/>
+          <w:i/>
+          <w:color w:val="2D3748"/>
+          <w:sz w:val="15"/>
+        </w:rPr>
+        <w:t>Source:</w:t>
+      </w:r>
+      <w:r>
+        <w:rPr>
+          <w:rFonts w:ascii="Liberation Sans" w:hAnsi="Liberation Sans" w:eastAsia="Liberation Sans"/>
+          <w:b w:val="0"/>
+          <w:i w:val="0"/>
+          <w:color w:val="4A5568"/>
+          <w:sz w:val="15"/>
+        </w:rPr>
+        <w:t xml:space="preserve">Pemerintah Desa Sungai Bakau Kecil &amp; BPS Kabupaten Mempawah — PODES 2025 / </w:t>
+      </w:r>
+      <w:r>
+        <w:rPr>
+          <w:rFonts w:ascii="Liberation Sans" w:hAnsi="Liberation Sans" w:eastAsia="Liberation Sans"/>
+          <w:b w:val="0"/>
+          <w:i/>
+          <w:color w:val="4A5568"/>
+          <w:sz w:val="15"/>
+        </w:rPr>
+        <w:t>Government of Sungai Bakau Kecil</w:t>
+      </w:r>
     </w:p>
     <w:tbl>
       <w:tblPr>
         <w:tblW w:type="auto" w:w="0"/>
         <w:tblLayout w:type="fixed"/>
         <w:tblLook w:firstColumn="1" w:firstRow="1" w:lastColumn="0" w:lastRow="0" w:noHBand="0" w:noVBand="1" w:val="04A0"/>
-        <w:tblInd w:w="560.0" w:type="dxa"/>
+        <w:tblInd w:w="1200.0" w:type="dxa"/>
       </w:tblPr>
       <w:tblGrid>
         <w:gridCol w:w="9019"/>
       </w:tblGrid>
       <w:tr>
         <w:trPr>
-          <w:trHeight w:hRule="exact" w:val="264"/>
+          <w:trHeight w:hRule="exact" w:val="242"/>
         </w:trPr>
         <w:tc>
           <w:tcPr>
-            <w:tcW w:type="dxa" w:w="10480"/>
+            <w:tcW w:type="dxa" w:w="8020"/>
             <w:tcBorders/>
             <w:shd w:fill="f7fafb"/>
             <w:tcMar>
@@ -11312,40 +11574,10 @@
               <w:autoSpaceDN w:val="0"/>
               <w:autoSpaceDE w:val="0"/>
               <w:widowControl/>
-              <w:spacing w:line="230" w:lineRule="auto" w:before="38" w:after="0"/>
-              <w:ind w:left="576" w:right="0" w:firstLine="0"/>
+              <w:spacing w:line="233" w:lineRule="auto" w:before="14" w:after="0"/>
+              <w:ind w:left="1212" w:right="0" w:firstLine="0"/>
               <w:jc w:val="left"/>
             </w:pPr>
-            <w:r>
-              <w:rPr>
-                <w:rFonts w:ascii="Liberation Sans" w:hAnsi="Liberation Sans" w:eastAsia="Liberation Sans"/>
-                <w:b/>
-                <w:i w:val="0"/>
-                <w:color w:val="2D3748"/>
-                <w:sz w:val="15"/>
-              </w:rPr>
-              <w:t>Sumber/</w:t>
-            </w:r>
-            <w:r>
-              <w:rPr>
-                <w:rFonts w:ascii="Liberation Sans" w:hAnsi="Liberation Sans" w:eastAsia="Liberation Sans"/>
-                <w:b/>
-                <w:i/>
-                <w:color w:val="2D3748"/>
-                <w:sz w:val="15"/>
-              </w:rPr>
-              <w:t>Source:</w:t>
-            </w:r>
-            <w:r>
-              <w:rPr>
-                <w:rFonts w:ascii="Liberation Sans" w:hAnsi="Liberation Sans" w:eastAsia="Liberation Sans"/>
-                <w:b w:val="0"/>
-                <w:i w:val="0"/>
-                <w:color w:val="4A5568"/>
-                <w:sz w:val="15"/>
-              </w:rPr>
-              <w:t xml:space="preserve">Badan Pusat Statistik Kabupaten Mempawah — PODES 2025 / </w:t>
-            </w:r>
             <w:r>
               <w:rPr>
                 <w:rFonts w:ascii="Liberation Sans" w:hAnsi="Liberation Sans" w:eastAsia="Liberation Sans"/>
@@ -11354,7 +11586,7 @@
                 <w:color w:val="4A5568"/>
                 <w:sz w:val="15"/>
               </w:rPr>
-              <w:t>BPS-Statistics Mempawah Regency — PODES 2025</w:t>
+              <w:t>Village &amp; BPS-Statistics Mempawah Regency — PODES 2025</w:t>
             </w:r>
           </w:p>
         </w:tc>
@@ -11365,7 +11597,7 @@
         <w:autoSpaceDN w:val="0"/>
         <w:autoSpaceDE w:val="0"/>
         <w:widowControl/>
-        <w:spacing w:line="9214" w:lineRule="exact" w:before="0" w:after="0"/>
+        <w:spacing w:line="9018" w:lineRule="exact" w:before="0" w:after="0"/>
         <w:ind w:left="0" w:right="0"/>
       </w:pPr>
     </w:p>
@@ -11436,24 +11668,6 @@
     </w:p>
     <w:p>
       <w:pPr>
-        <w:autoSpaceDN w:val="0"/>
-        <w:autoSpaceDE w:val="0"/>
-        <w:widowControl/>
-        <w:spacing w:line="14" w:lineRule="exact" w:before="0" w:after="0"/>
-        <w:ind w:left="0" w:right="0"/>
-      </w:pPr>
-    </w:p>
-    <w:p>
-      <w:pPr>
-        <w:autoSpaceDN w:val="0"/>
-        <w:autoSpaceDE w:val="0"/>
-        <w:widowControl/>
-        <w:spacing w:line="14" w:lineRule="exact" w:before="0" w:after="0"/>
-        <w:ind w:left="0" w:right="0"/>
-      </w:pPr>
-    </w:p>
-    <w:p>
-      <w:pPr>
         <w:sectPr>
           <w:pgSz w:w="11899" w:h="16838"/>
           <w:pgMar w:top="0" w:right="0" w:bottom="0" w:left="0" w:header="720" w:footer="720" w:gutter="0"/>
@@ -11467,7 +11681,7 @@
         <w:autoSpaceDN w:val="0"/>
         <w:autoSpaceDE w:val="0"/>
         <w:widowControl/>
-        <w:spacing w:line="220" w:lineRule="exact" w:before="0" w:after="214"/>
+        <w:spacing w:line="220" w:lineRule="exact" w:before="0" w:after="6030"/>
         <w:ind w:left="0" w:right="0"/>
       </w:pPr>
       <w:r>
@@ -11478,9 +11692,9 @@
               <wp:posOffset>1244600</wp:posOffset>
             </wp:positionH>
             <wp:positionV relativeFrom="page">
-              <wp:posOffset>4965700</wp:posOffset>
+              <wp:posOffset>4559300</wp:posOffset>
             </wp:positionV>
-            <wp:extent cx="6311900" cy="2654300"/>
+            <wp:extent cx="6311900" cy="2692400"/>
             <wp:wrapNone/>
             <wp:docPr id="3" name="Picture 3"/>
             <wp:cNvGraphicFramePr>
@@ -11502,7 +11716,7 @@
                   <pic:spPr>
                     <a:xfrm>
                       <a:off x="0" y="0"/>
-                      <a:ext cx="6311900" cy="2654300"/>
+                      <a:ext cx="6311900" cy="2692400"/>
                     </a:xfrm>
                     <a:prstGeom prst="rect"/>
                   </pic:spPr>
@@ -11513,57 +11727,24 @@
         </w:drawing>
       </w:r>
     </w:p>
-    <w:p>
-      <w:pPr>
-        <w:autoSpaceDN w:val="0"/>
-        <w:autoSpaceDE w:val="0"/>
-        <w:widowControl/>
-        <w:spacing w:line="254" w:lineRule="auto" w:before="0" w:after="6994"/>
-        <w:ind w:left="6674" w:right="720" w:firstLine="520"/>
-        <w:jc w:val="left"/>
-      </w:pPr>
-      <w:r>
-        <w:rPr>
-          <w:rFonts w:ascii="Liberation Sans" w:hAnsi="Liberation Sans" w:eastAsia="Liberation Sans"/>
-          <w:b/>
-          <w:i w:val="0"/>
-          <w:color w:val="EB8A3C"/>
-          <w:sz w:val="17"/>
-        </w:rPr>
-        <w:t xml:space="preserve">BAB III FASILITAS SOSIAL </w:t>
-      </w:r>
-      <w:r>
-        <w:br/>
-      </w:r>
-      <w:r>
-        <w:rPr>
-          <w:rFonts w:ascii="Liberation Sans" w:hAnsi="Liberation Sans" w:eastAsia="Liberation Sans"/>
-          <w:b/>
-          <w:i/>
-          <w:color w:val="EB8A3C"/>
-          <w:sz w:val="17"/>
-        </w:rPr>
-        <w:t>CHAPTER III SOCIAL FACILITIES</w:t>
-      </w:r>
-    </w:p>
     <w:tbl>
       <w:tblPr>
         <w:tblW w:type="auto" w:w="0"/>
         <w:tblLayout w:type="fixed"/>
         <w:tblLook w:firstColumn="1" w:firstRow="1" w:lastColumn="0" w:lastRow="0" w:noHBand="0" w:noVBand="1" w:val="04A0"/>
-        <w:tblInd w:w="840.0" w:type="dxa"/>
+        <w:tblInd w:w="800.0" w:type="dxa"/>
       </w:tblPr>
       <w:tblGrid>
-        <w:gridCol w:w="5085"/>
-        <w:gridCol w:w="5085"/>
+        <w:gridCol w:w="5070"/>
+        <w:gridCol w:w="5070"/>
       </w:tblGrid>
       <w:tr>
         <w:trPr>
-          <w:trHeight w:hRule="exact" w:val="1062"/>
+          <w:trHeight w:hRule="exact" w:val="1376"/>
         </w:trPr>
         <w:tc>
           <w:tcPr>
-            <w:tcW w:type="dxa" w:w="1680"/>
+            <w:tcW w:type="dxa" w:w="1760"/>
             <w:tcBorders/>
             <w:tcMar>
               <w:start w:w="0" w:type="dxa"/>
@@ -11575,8 +11756,8 @@
               <w:autoSpaceDN w:val="0"/>
               <w:autoSpaceDE w:val="0"/>
               <w:widowControl/>
-              <w:spacing w:line="245" w:lineRule="auto" w:before="72" w:after="0"/>
-              <w:ind w:left="720" w:right="288" w:firstLine="0"/>
+              <w:spacing w:line="245" w:lineRule="auto" w:before="20" w:after="0"/>
+              <w:ind w:left="864" w:right="432" w:firstLine="0"/>
               <w:jc w:val="center"/>
             </w:pPr>
             <w:r>
@@ -11585,7 +11766,7 @@
                 <w:b/>
                 <w:i w:val="0"/>
                 <w:color w:val="FFFFFF"/>
-                <w:sz w:val="72"/>
+                <w:sz w:val="68"/>
               </w:rPr>
               <w:t xml:space="preserve">3 </w:t>
             </w:r>
@@ -11597,16 +11778,36 @@
                 <w:rFonts w:ascii="Liberation Sans" w:hAnsi="Liberation Sans" w:eastAsia="Liberation Sans"/>
                 <w:b/>
                 <w:i w:val="0"/>
-                <w:color w:val="FFFFFF"/>
-                <w:sz w:val="20"/>
+                <w:color w:val="EB8A3C"/>
+                <w:sz w:val="19"/>
               </w:rPr>
               <w:t>BAB</w:t>
+            </w:r>
+          </w:p>
+          <w:p>
+            <w:pPr>
+              <w:autoSpaceDN w:val="0"/>
+              <w:autoSpaceDE w:val="0"/>
+              <w:widowControl/>
+              <w:spacing w:line="233" w:lineRule="auto" w:before="34" w:after="0"/>
+              <w:ind w:left="0" w:right="360" w:firstLine="0"/>
+              <w:jc w:val="right"/>
+            </w:pPr>
+            <w:r>
+              <w:rPr>
+                <w:rFonts w:ascii="Liberation Sans" w:hAnsi="Liberation Sans" w:eastAsia="Liberation Sans"/>
+                <w:b/>
+                <w:i/>
+                <w:color w:val="FEF08A"/>
+                <w:sz w:val="15"/>
+              </w:rPr>
+              <w:t>Chapter</w:t>
             </w:r>
           </w:p>
         </w:tc>
         <w:tc>
           <w:tcPr>
-            <w:tcW w:type="dxa" w:w="6820"/>
+            <w:tcW w:type="dxa" w:w="6780"/>
             <w:tcBorders/>
             <w:tcMar>
               <w:start w:w="0" w:type="dxa"/>
@@ -11618,8 +11819,8 @@
               <w:autoSpaceDN w:val="0"/>
               <w:autoSpaceDE w:val="0"/>
               <w:widowControl/>
-              <w:spacing w:line="245" w:lineRule="auto" w:before="60" w:after="0"/>
-              <w:ind w:left="410" w:right="720" w:firstLine="0"/>
+              <w:spacing w:line="245" w:lineRule="auto" w:before="0" w:after="0"/>
+              <w:ind w:left="370" w:right="720" w:firstLine="0"/>
               <w:jc w:val="left"/>
             </w:pPr>
             <w:r>
@@ -11643,78 +11844,12 @@
               <w:t>KESEHATAN)</w:t>
             </w:r>
           </w:p>
-        </w:tc>
-      </w:tr>
-    </w:tbl>
-    <w:p>
-      <w:pPr>
-        <w:autoSpaceDN w:val="0"/>
-        <w:autoSpaceDE w:val="0"/>
-        <w:widowControl/>
-        <w:spacing w:line="20" w:lineRule="exact" w:before="0" w:after="0"/>
-        <w:ind w:left="0" w:right="0"/>
-      </w:pPr>
-    </w:p>
-    <w:tbl>
-      <w:tblPr>
-        <w:tblW w:type="auto" w:w="0"/>
-        <w:tblLayout w:type="fixed"/>
-        <w:tblLook w:firstColumn="1" w:firstRow="1" w:lastColumn="0" w:lastRow="0" w:noHBand="0" w:noVBand="1" w:val="04A0"/>
-        <w:tblInd w:w="800.0" w:type="dxa"/>
-      </w:tblPr>
-      <w:tblGrid>
-        <w:gridCol w:w="5085"/>
-        <w:gridCol w:w="5085"/>
-      </w:tblGrid>
-      <w:tr>
-        <w:trPr>
-          <w:trHeight w:hRule="exact" w:val="436"/>
-        </w:trPr>
-        <w:tc>
-          <w:tcPr>
-            <w:tcW w:type="dxa" w:w="1760"/>
-            <w:tcBorders/>
-            <w:tcMar>
-              <w:start w:w="0" w:type="dxa"/>
-              <w:end w:w="0" w:type="dxa"/>
-            </w:tcMar>
-          </w:tcPr>
           <w:p>
             <w:pPr>
               <w:autoSpaceDN w:val="0"/>
               <w:autoSpaceDE w:val="0"/>
               <w:widowControl/>
-              <w:spacing w:line="233" w:lineRule="auto" w:before="60" w:after="0"/>
-              <w:ind w:left="0" w:right="340" w:firstLine="0"/>
-              <w:jc w:val="right"/>
-            </w:pPr>
-            <w:r>
-              <w:rPr>
-                <w:rFonts w:ascii="Liberation Sans" w:hAnsi="Liberation Sans" w:eastAsia="Liberation Sans"/>
-                <w:b/>
-                <w:i/>
-                <w:color w:val="FFFFFF"/>
-                <w:sz w:val="16"/>
-              </w:rPr>
-              <w:t>Chapter</w:t>
-            </w:r>
-          </w:p>
-        </w:tc>
-        <w:tc>
-          <w:tcPr>
-            <w:tcW w:type="dxa" w:w="6700"/>
-            <w:tcBorders/>
-            <w:tcMar>
-              <w:start w:w="0" w:type="dxa"/>
-              <w:end w:w="0" w:type="dxa"/>
-            </w:tcMar>
-          </w:tcPr>
-          <w:p>
-            <w:pPr>
-              <w:autoSpaceDN w:val="0"/>
-              <w:autoSpaceDE w:val="0"/>
-              <w:widowControl/>
-              <w:spacing w:line="233" w:lineRule="auto" w:before="108" w:after="0"/>
+              <w:spacing w:line="233" w:lineRule="auto" w:before="316" w:after="0"/>
               <w:ind w:left="370" w:right="0" w:firstLine="0"/>
               <w:jc w:val="left"/>
             </w:pPr>
@@ -11723,7 +11858,7 @@
                 <w:rFonts w:ascii="Liberation Sans" w:hAnsi="Liberation Sans" w:eastAsia="Liberation Sans"/>
                 <w:b/>
                 <w:i/>
-                <w:color w:val="FFFFFF"/>
+                <w:color w:val="FEF08A"/>
                 <w:sz w:val="24"/>
               </w:rPr>
               <w:t>SOCIAL FACILITIES (EDUCATION &amp; HEALTH)</w:t>
@@ -11737,8 +11872,8 @@
         <w:autoSpaceDN w:val="0"/>
         <w:autoSpaceDE w:val="0"/>
         <w:widowControl/>
-        <w:spacing w:line="233" w:lineRule="auto" w:before="1038" w:after="0"/>
-        <w:ind w:left="1144" w:right="0" w:firstLine="0"/>
+        <w:spacing w:line="233" w:lineRule="auto" w:before="1082" w:after="0"/>
+        <w:ind w:left="1174" w:right="0" w:firstLine="0"/>
         <w:jc w:val="left"/>
       </w:pPr>
       <w:r>
@@ -11767,8 +11902,8 @@
         <w:autoSpaceDN w:val="0"/>
         <w:autoSpaceDE w:val="0"/>
         <w:widowControl/>
-        <w:spacing w:line="233" w:lineRule="auto" w:before="72" w:after="0"/>
-        <w:ind w:left="1144" w:right="0" w:firstLine="0"/>
+        <w:spacing w:line="233" w:lineRule="auto" w:before="74" w:after="0"/>
+        <w:ind w:left="1174" w:right="0" w:firstLine="0"/>
         <w:jc w:val="left"/>
       </w:pPr>
       <w:r>
@@ -11807,8 +11942,8 @@
         <w:autoSpaceDN w:val="0"/>
         <w:autoSpaceDE w:val="0"/>
         <w:widowControl/>
-        <w:spacing w:line="233" w:lineRule="auto" w:before="5020" w:after="0"/>
-        <w:ind w:left="0" w:right="498" w:firstLine="0"/>
+        <w:spacing w:line="233" w:lineRule="auto" w:before="5634" w:after="0"/>
+        <w:ind w:left="0" w:right="468" w:firstLine="0"/>
         <w:jc w:val="right"/>
       </w:pPr>
       <w:r>
@@ -11826,7 +11961,7 @@
       <w:pPr>
         <w:sectPr>
           <w:pgSz w:w="11899" w:h="16838"/>
-          <w:pgMar w:top="432" w:right="288" w:bottom="162" w:left="1440" w:header="720" w:footer="720" w:gutter="0"/>
+          <w:pgMar w:top="1440" w:right="318" w:bottom="162" w:left="1440" w:header="720" w:footer="720" w:gutter="0"/>
           <w:cols/>
           <w:docGrid w:linePitch="360"/>
         </w:sectPr>
@@ -12435,27 +12570,68 @@
         <w:autoSpaceDN w:val="0"/>
         <w:autoSpaceDE w:val="0"/>
         <w:widowControl/>
-        <w:spacing w:line="20" w:lineRule="exact" w:before="0" w:after="0"/>
-        <w:ind w:left="0" w:right="0"/>
+        <w:spacing w:line="230" w:lineRule="auto" w:before="36" w:after="14"/>
+        <w:ind w:left="1136" w:right="0" w:firstLine="0"/>
+        <w:jc w:val="left"/>
       </w:pPr>
+      <w:r>
+        <w:rPr>
+          <w:rFonts w:ascii="Liberation Sans" w:hAnsi="Liberation Sans" w:eastAsia="Liberation Sans"/>
+          <w:b/>
+          <w:i w:val="0"/>
+          <w:color w:val="2D3748"/>
+          <w:sz w:val="15"/>
+        </w:rPr>
+        <w:t>Sumber/</w:t>
+      </w:r>
+      <w:r>
+        <w:rPr>
+          <w:rFonts w:ascii="Liberation Sans" w:hAnsi="Liberation Sans" w:eastAsia="Liberation Sans"/>
+          <w:b/>
+          <w:i/>
+          <w:color w:val="2D3748"/>
+          <w:sz w:val="15"/>
+        </w:rPr>
+        <w:t>Source:</w:t>
+      </w:r>
+      <w:r>
+        <w:rPr>
+          <w:rFonts w:ascii="Liberation Sans" w:hAnsi="Liberation Sans" w:eastAsia="Liberation Sans"/>
+          <w:b w:val="0"/>
+          <w:i w:val="0"/>
+          <w:color w:val="4A5568"/>
+          <w:sz w:val="15"/>
+        </w:rPr>
+        <w:t xml:space="preserve">Pemerintah Desa Sungai Bakau Kecil &amp; BPS Kabupaten Mempawah — PODES 2025 / </w:t>
+      </w:r>
+      <w:r>
+        <w:rPr>
+          <w:rFonts w:ascii="Liberation Sans" w:hAnsi="Liberation Sans" w:eastAsia="Liberation Sans"/>
+          <w:b w:val="0"/>
+          <w:i/>
+          <w:color w:val="4A5568"/>
+          <w:sz w:val="15"/>
+        </w:rPr>
+        <w:t>Government of Sungai Bakau Kecil</w:t>
+      </w:r>
     </w:p>
     <w:tbl>
       <w:tblPr>
         <w:tblW w:type="auto" w:w="0"/>
         <w:tblLayout w:type="fixed"/>
         <w:tblLook w:firstColumn="1" w:firstRow="1" w:lastColumn="0" w:lastRow="0" w:noHBand="0" w:noVBand="1" w:val="04A0"/>
-        <w:tblInd w:w="560.0" w:type="dxa"/>
+        <w:tblInd w:w="1200.0" w:type="dxa"/>
       </w:tblPr>
       <w:tblGrid>
         <w:gridCol w:w="9019"/>
       </w:tblGrid>
       <w:tr>
         <w:trPr>
-          <w:trHeight w:hRule="exact" w:val="262"/>
+          <w:trHeight w:hRule="exact" w:val="242"/>
         </w:trPr>
         <w:tc>
           <w:tcPr>
-            <w:tcW w:type="dxa" w:w="10480"/>
+            <w:tcW w:type="dxa" w:w="8020"/>
             <w:tcBorders/>
             <w:shd w:fill="f7fafb"/>
             <w:tcMar>
@@ -12468,40 +12644,10 @@
               <w:autoSpaceDN w:val="0"/>
               <w:autoSpaceDE w:val="0"/>
               <w:widowControl/>
-              <w:spacing w:line="230" w:lineRule="auto" w:before="36" w:after="0"/>
-              <w:ind w:left="576" w:right="0" w:firstLine="0"/>
+              <w:spacing w:line="233" w:lineRule="auto" w:before="14" w:after="0"/>
+              <w:ind w:left="1212" w:right="0" w:firstLine="0"/>
               <w:jc w:val="left"/>
             </w:pPr>
-            <w:r>
-              <w:rPr>
-                <w:rFonts w:ascii="Liberation Sans" w:hAnsi="Liberation Sans" w:eastAsia="Liberation Sans"/>
-                <w:b/>
-                <w:i w:val="0"/>
-                <w:color w:val="2D3748"/>
-                <w:sz w:val="15"/>
-              </w:rPr>
-              <w:t>Sumber/</w:t>
-            </w:r>
-            <w:r>
-              <w:rPr>
-                <w:rFonts w:ascii="Liberation Sans" w:hAnsi="Liberation Sans" w:eastAsia="Liberation Sans"/>
-                <w:b/>
-                <w:i/>
-                <w:color w:val="2D3748"/>
-                <w:sz w:val="15"/>
-              </w:rPr>
-              <w:t>Source:</w:t>
-            </w:r>
-            <w:r>
-              <w:rPr>
-                <w:rFonts w:ascii="Liberation Sans" w:hAnsi="Liberation Sans" w:eastAsia="Liberation Sans"/>
-                <w:b w:val="0"/>
-                <w:i w:val="0"/>
-                <w:color w:val="4A5568"/>
-                <w:sz w:val="15"/>
-              </w:rPr>
-              <w:t xml:space="preserve">Badan Pusat Statistik Kabupaten Mempawah — PODES 2025 / </w:t>
-            </w:r>
             <w:r>
               <w:rPr>
                 <w:rFonts w:ascii="Liberation Sans" w:hAnsi="Liberation Sans" w:eastAsia="Liberation Sans"/>
@@ -12510,7 +12656,7 @@
                 <w:color w:val="4A5568"/>
                 <w:sz w:val="15"/>
               </w:rPr>
-              <w:t>BPS-Statistics Mempawah Regency — PODES 2025</w:t>
+              <w:t>Village &amp; BPS-Statistics Mempawah Regency — PODES 2025</w:t>
             </w:r>
           </w:p>
         </w:tc>
@@ -12521,7 +12667,7 @@
         <w:autoSpaceDN w:val="0"/>
         <w:autoSpaceDE w:val="0"/>
         <w:widowControl/>
-        <w:spacing w:line="11254" w:lineRule="exact" w:before="0" w:after="0"/>
+        <w:spacing w:line="11058" w:lineRule="exact" w:before="0" w:after="0"/>
         <w:ind w:left="0" w:right="0"/>
       </w:pPr>
     </w:p>
@@ -12572,24 +12718,6 @@
         </w:tc>
       </w:tr>
     </w:tbl>
-    <w:p>
-      <w:pPr>
-        <w:autoSpaceDN w:val="0"/>
-        <w:autoSpaceDE w:val="0"/>
-        <w:widowControl/>
-        <w:spacing w:line="14" w:lineRule="exact" w:before="0" w:after="0"/>
-        <w:ind w:left="0" w:right="0"/>
-      </w:pPr>
-    </w:p>
-    <w:p>
-      <w:pPr>
-        <w:autoSpaceDN w:val="0"/>
-        <w:autoSpaceDE w:val="0"/>
-        <w:widowControl/>
-        <w:spacing w:line="14" w:lineRule="exact" w:before="0" w:after="0"/>
-        <w:ind w:left="0" w:right="0"/>
-      </w:pPr>
-    </w:p>
     <w:p>
       <w:pPr>
         <w:autoSpaceDN w:val="0"/>
@@ -13401,27 +13529,68 @@
         <w:autoSpaceDN w:val="0"/>
         <w:autoSpaceDE w:val="0"/>
         <w:widowControl/>
-        <w:spacing w:line="20" w:lineRule="exact" w:before="0" w:after="0"/>
-        <w:ind w:left="0" w:right="0"/>
+        <w:spacing w:line="233" w:lineRule="auto" w:before="36" w:after="14"/>
+        <w:ind w:left="1136" w:right="0" w:firstLine="0"/>
+        <w:jc w:val="left"/>
       </w:pPr>
+      <w:r>
+        <w:rPr>
+          <w:rFonts w:ascii="Liberation Sans" w:hAnsi="Liberation Sans" w:eastAsia="Liberation Sans"/>
+          <w:b/>
+          <w:i w:val="0"/>
+          <w:color w:val="2D3748"/>
+          <w:sz w:val="15"/>
+        </w:rPr>
+        <w:t>Sumber/</w:t>
+      </w:r>
+      <w:r>
+        <w:rPr>
+          <w:rFonts w:ascii="Liberation Sans" w:hAnsi="Liberation Sans" w:eastAsia="Liberation Sans"/>
+          <w:b/>
+          <w:i/>
+          <w:color w:val="2D3748"/>
+          <w:sz w:val="15"/>
+        </w:rPr>
+        <w:t>Source:</w:t>
+      </w:r>
+      <w:r>
+        <w:rPr>
+          <w:rFonts w:ascii="Liberation Sans" w:hAnsi="Liberation Sans" w:eastAsia="Liberation Sans"/>
+          <w:b w:val="0"/>
+          <w:i w:val="0"/>
+          <w:color w:val="4A5568"/>
+          <w:sz w:val="15"/>
+        </w:rPr>
+        <w:t xml:space="preserve">Pemerintah Desa Sungai Bakau Kecil &amp; BPS Kabupaten Mempawah — PODES 2025 / </w:t>
+      </w:r>
+      <w:r>
+        <w:rPr>
+          <w:rFonts w:ascii="Liberation Sans" w:hAnsi="Liberation Sans" w:eastAsia="Liberation Sans"/>
+          <w:b w:val="0"/>
+          <w:i/>
+          <w:color w:val="4A5568"/>
+          <w:sz w:val="15"/>
+        </w:rPr>
+        <w:t>Government of Sungai Bakau Kecil</w:t>
+      </w:r>
     </w:p>
     <w:tbl>
       <w:tblPr>
         <w:tblW w:type="auto" w:w="0"/>
         <w:tblLayout w:type="fixed"/>
         <w:tblLook w:firstColumn="1" w:firstRow="1" w:lastColumn="0" w:lastRow="0" w:noHBand="0" w:noVBand="1" w:val="04A0"/>
-        <w:tblInd w:w="560.0" w:type="dxa"/>
+        <w:tblInd w:w="1200.0" w:type="dxa"/>
       </w:tblPr>
       <w:tblGrid>
         <w:gridCol w:w="9019"/>
       </w:tblGrid>
       <w:tr>
         <w:trPr>
-          <w:trHeight w:hRule="exact" w:val="264"/>
+          <w:trHeight w:hRule="exact" w:val="240"/>
         </w:trPr>
         <w:tc>
           <w:tcPr>
-            <w:tcW w:type="dxa" w:w="10480"/>
+            <w:tcW w:type="dxa" w:w="8020"/>
             <w:tcBorders/>
             <w:shd w:fill="f7fafb"/>
             <w:tcMar>
@@ -13434,40 +13603,10 @@
               <w:autoSpaceDN w:val="0"/>
               <w:autoSpaceDE w:val="0"/>
               <w:widowControl/>
-              <w:spacing w:line="233" w:lineRule="auto" w:before="36" w:after="0"/>
-              <w:ind w:left="576" w:right="0" w:firstLine="0"/>
+              <w:spacing w:line="230" w:lineRule="auto" w:before="14" w:after="0"/>
+              <w:ind w:left="1212" w:right="0" w:firstLine="0"/>
               <w:jc w:val="left"/>
             </w:pPr>
-            <w:r>
-              <w:rPr>
-                <w:rFonts w:ascii="Liberation Sans" w:hAnsi="Liberation Sans" w:eastAsia="Liberation Sans"/>
-                <w:b/>
-                <w:i w:val="0"/>
-                <w:color w:val="2D3748"/>
-                <w:sz w:val="15"/>
-              </w:rPr>
-              <w:t>Sumber/</w:t>
-            </w:r>
-            <w:r>
-              <w:rPr>
-                <w:rFonts w:ascii="Liberation Sans" w:hAnsi="Liberation Sans" w:eastAsia="Liberation Sans"/>
-                <w:b/>
-                <w:i/>
-                <w:color w:val="2D3748"/>
-                <w:sz w:val="15"/>
-              </w:rPr>
-              <w:t>Source:</w:t>
-            </w:r>
-            <w:r>
-              <w:rPr>
-                <w:rFonts w:ascii="Liberation Sans" w:hAnsi="Liberation Sans" w:eastAsia="Liberation Sans"/>
-                <w:b w:val="0"/>
-                <w:i w:val="0"/>
-                <w:color w:val="4A5568"/>
-                <w:sz w:val="15"/>
-              </w:rPr>
-              <w:t xml:space="preserve">Badan Pusat Statistik Kabupaten Mempawah — PODES 2025 / </w:t>
-            </w:r>
             <w:r>
               <w:rPr>
                 <w:rFonts w:ascii="Liberation Sans" w:hAnsi="Liberation Sans" w:eastAsia="Liberation Sans"/>
@@ -13476,7 +13615,7 @@
                 <w:color w:val="4A5568"/>
                 <w:sz w:val="15"/>
               </w:rPr>
-              <w:t>BPS-Statistics Mempawah Regency — PODES 2025</w:t>
+              <w:t>Village &amp; BPS-Statistics Mempawah Regency — PODES 2025</w:t>
             </w:r>
           </w:p>
         </w:tc>
@@ -13487,7 +13626,7 @@
         <w:autoSpaceDN w:val="0"/>
         <w:autoSpaceDE w:val="0"/>
         <w:widowControl/>
-        <w:spacing w:line="10428" w:lineRule="exact" w:before="0" w:after="0"/>
+        <w:spacing w:line="10234" w:lineRule="exact" w:before="0" w:after="0"/>
         <w:ind w:left="0" w:right="0"/>
       </w:pPr>
     </w:p>
@@ -13558,24 +13697,6 @@
     </w:p>
     <w:p>
       <w:pPr>
-        <w:autoSpaceDN w:val="0"/>
-        <w:autoSpaceDE w:val="0"/>
-        <w:widowControl/>
-        <w:spacing w:line="14" w:lineRule="exact" w:before="0" w:after="0"/>
-        <w:ind w:left="0" w:right="0"/>
-      </w:pPr>
-    </w:p>
-    <w:p>
-      <w:pPr>
-        <w:autoSpaceDN w:val="0"/>
-        <w:autoSpaceDE w:val="0"/>
-        <w:widowControl/>
-        <w:spacing w:line="14" w:lineRule="exact" w:before="0" w:after="0"/>
-        <w:ind w:left="0" w:right="0"/>
-      </w:pPr>
-    </w:p>
-    <w:p>
-      <w:pPr>
         <w:sectPr>
           <w:pgSz w:w="11899" w:h="16838"/>
           <w:pgMar w:top="0" w:right="0" w:bottom="0" w:left="0" w:header="720" w:footer="720" w:gutter="0"/>
@@ -13589,7 +13710,7 @@
         <w:autoSpaceDN w:val="0"/>
         <w:autoSpaceDE w:val="0"/>
         <w:widowControl/>
-        <w:spacing w:line="220" w:lineRule="exact" w:before="0" w:after="214"/>
+        <w:spacing w:line="220" w:lineRule="exact" w:before="0" w:after="6050"/>
         <w:ind w:left="0" w:right="0"/>
       </w:pPr>
       <w:r>
@@ -13600,9 +13721,9 @@
               <wp:posOffset>1244600</wp:posOffset>
             </wp:positionH>
             <wp:positionV relativeFrom="page">
-              <wp:posOffset>4978400</wp:posOffset>
+              <wp:posOffset>4572000</wp:posOffset>
             </wp:positionV>
-            <wp:extent cx="6311900" cy="2628900"/>
+            <wp:extent cx="6311900" cy="2667000"/>
             <wp:wrapNone/>
             <wp:docPr id="4" name="Picture 4"/>
             <wp:cNvGraphicFramePr>
@@ -13624,7 +13745,7 @@
                   <pic:spPr>
                     <a:xfrm>
                       <a:off x="0" y="0"/>
-                      <a:ext cx="6311900" cy="2628900"/>
+                      <a:ext cx="6311900" cy="2667000"/>
                     </a:xfrm>
                     <a:prstGeom prst="rect"/>
                   </pic:spPr>
@@ -13635,39 +13756,6 @@
         </w:drawing>
       </w:r>
     </w:p>
-    <w:p>
-      <w:pPr>
-        <w:autoSpaceDN w:val="0"/>
-        <w:autoSpaceDE w:val="0"/>
-        <w:widowControl/>
-        <w:spacing w:line="254" w:lineRule="auto" w:before="0" w:after="7006"/>
-        <w:ind w:left="340" w:right="5904" w:firstLine="0"/>
-        <w:jc w:val="left"/>
-      </w:pPr>
-      <w:r>
-        <w:rPr>
-          <w:rFonts w:ascii="Liberation Sans" w:hAnsi="Liberation Sans" w:eastAsia="Liberation Sans"/>
-          <w:b/>
-          <w:i w:val="0"/>
-          <w:color w:val="EB8A3C"/>
-          <w:sz w:val="17"/>
-        </w:rPr>
-        <w:t xml:space="preserve">POTENSI DESA SUNGAI BAKAU KECIL 2026 </w:t>
-      </w:r>
-      <w:r>
-        <w:br/>
-      </w:r>
-      <w:r>
-        <w:rPr>
-          <w:rFonts w:ascii="Liberation Sans" w:hAnsi="Liberation Sans" w:eastAsia="Liberation Sans"/>
-          <w:b/>
-          <w:i/>
-          <w:color w:val="EB8A3C"/>
-          <w:sz w:val="17"/>
-        </w:rPr>
-        <w:t>POTENTIALS OF SUNGAI BAKAU KECIL VILLAGE 2026</w:t>
-      </w:r>
-    </w:p>
     <w:tbl>
       <w:tblPr>
         <w:tblW w:type="auto" w:w="0"/>
@@ -13676,12 +13764,12 @@
         <w:tblInd w:w="1124.0" w:type="dxa"/>
       </w:tblPr>
       <w:tblGrid>
-        <w:gridCol w:w="5407"/>
-        <w:gridCol w:w="5407"/>
+        <w:gridCol w:w="5392"/>
+        <w:gridCol w:w="5392"/>
       </w:tblGrid>
       <w:tr>
         <w:trPr>
-          <w:trHeight w:hRule="exact" w:val="1300"/>
+          <w:trHeight w:hRule="exact" w:val="1202"/>
         </w:trPr>
         <w:tc>
           <w:tcPr>
@@ -13697,8 +13785,8 @@
               <w:autoSpaceDN w:val="0"/>
               <w:autoSpaceDE w:val="0"/>
               <w:widowControl/>
-              <w:spacing w:line="245" w:lineRule="auto" w:before="60" w:after="0"/>
-              <w:ind w:left="1152" w:right="288" w:firstLine="0"/>
+              <w:spacing w:line="245" w:lineRule="auto" w:before="0" w:after="0"/>
+              <w:ind w:left="1152" w:right="432" w:firstLine="0"/>
               <w:jc w:val="center"/>
             </w:pPr>
             <w:r>
@@ -13707,7 +13795,7 @@
                 <w:b/>
                 <w:i w:val="0"/>
                 <w:color w:val="FFFFFF"/>
-                <w:sz w:val="72"/>
+                <w:sz w:val="68"/>
               </w:rPr>
               <w:t xml:space="preserve">4 </w:t>
             </w:r>
@@ -13719,8 +13807,8 @@
                 <w:rFonts w:ascii="Liberation Sans" w:hAnsi="Liberation Sans" w:eastAsia="Liberation Sans"/>
                 <w:b/>
                 <w:i w:val="0"/>
-                <w:color w:val="FFFFFF"/>
-                <w:sz w:val="20"/>
+                <w:color w:val="EB8A3C"/>
+                <w:sz w:val="19"/>
               </w:rPr>
               <w:t>BAB</w:t>
             </w:r>
@@ -13730,8 +13818,8 @@
               <w:autoSpaceDN w:val="0"/>
               <w:autoSpaceDE w:val="0"/>
               <w:widowControl/>
-              <w:spacing w:line="233" w:lineRule="auto" w:before="22" w:after="0"/>
-              <w:ind w:left="0" w:right="340" w:firstLine="0"/>
+              <w:spacing w:line="233" w:lineRule="auto" w:before="34" w:after="0"/>
+              <w:ind w:left="0" w:right="360" w:firstLine="0"/>
               <w:jc w:val="right"/>
             </w:pPr>
             <w:r>
@@ -13739,8 +13827,8 @@
                 <w:rFonts w:ascii="Liberation Sans" w:hAnsi="Liberation Sans" w:eastAsia="Liberation Sans"/>
                 <w:b/>
                 <w:i/>
-                <w:color w:val="FFFFFF"/>
-                <w:sz w:val="16"/>
+                <w:color w:val="FEF08A"/>
+                <w:sz w:val="15"/>
               </w:rPr>
               <w:t>Chapter</w:t>
             </w:r>
@@ -13748,7 +13836,7 @@
         </w:tc>
         <w:tc>
           <w:tcPr>
-            <w:tcW w:type="dxa" w:w="7440"/>
+            <w:tcW w:type="dxa" w:w="7420"/>
             <w:tcBorders/>
             <w:tcMar>
               <w:start w:w="0" w:type="dxa"/>
@@ -13760,8 +13848,8 @@
               <w:autoSpaceDN w:val="0"/>
               <w:autoSpaceDE w:val="0"/>
               <w:widowControl/>
-              <w:spacing w:line="350" w:lineRule="auto" w:before="242" w:after="0"/>
-              <w:ind w:left="370" w:right="144" w:firstLine="0"/>
+              <w:spacing w:line="355" w:lineRule="auto" w:before="160" w:after="0"/>
+              <w:ind w:left="370" w:right="0" w:firstLine="0"/>
               <w:jc w:val="left"/>
             </w:pPr>
             <w:r>
@@ -13779,7 +13867,7 @@
                 <w:rFonts w:ascii="Liberation Sans" w:hAnsi="Liberation Sans" w:eastAsia="Liberation Sans"/>
                 <w:b/>
                 <w:i/>
-                <w:color w:val="FFFFFF"/>
+                <w:color w:val="FEF08A"/>
                 <w:sz w:val="24"/>
               </w:rPr>
               <w:t>TRANSPORTATION, COMMUNICATION &amp; ECONOMY</w:t>
@@ -13793,8 +13881,8 @@
         <w:autoSpaceDN w:val="0"/>
         <w:autoSpaceDE w:val="0"/>
         <w:widowControl/>
-        <w:spacing w:line="233" w:lineRule="auto" w:before="1146" w:after="0"/>
-        <w:ind w:left="1788" w:right="0" w:firstLine="0"/>
+        <w:spacing w:line="233" w:lineRule="auto" w:before="1206" w:after="0"/>
+        <w:ind w:left="1818" w:right="0" w:firstLine="0"/>
         <w:jc w:val="left"/>
       </w:pPr>
       <w:r>
@@ -13853,8 +13941,8 @@
         <w:autoSpaceDN w:val="0"/>
         <w:autoSpaceDE w:val="0"/>
         <w:widowControl/>
-        <w:spacing w:line="233" w:lineRule="auto" w:before="72" w:after="0"/>
-        <w:ind w:left="1788" w:right="0" w:firstLine="0"/>
+        <w:spacing w:line="233" w:lineRule="auto" w:before="74" w:after="0"/>
+        <w:ind w:left="1818" w:right="0" w:firstLine="0"/>
         <w:jc w:val="left"/>
       </w:pPr>
       <w:r>
@@ -13893,7 +13981,7 @@
         <w:autoSpaceDN w:val="0"/>
         <w:autoSpaceDE w:val="0"/>
         <w:widowControl/>
-        <w:spacing w:line="233" w:lineRule="auto" w:before="5050" w:after="0"/>
+        <w:spacing w:line="233" w:lineRule="auto" w:before="5664" w:after="0"/>
         <w:ind w:left="0" w:right="0" w:firstLine="0"/>
         <w:jc w:val="left"/>
       </w:pPr>
@@ -13912,7 +14000,7 @@
       <w:pPr>
         <w:sectPr>
           <w:pgSz w:w="11899" w:h="16838"/>
-          <w:pgMar w:top="432" w:right="288" w:bottom="162" w:left="796" w:header="720" w:footer="720" w:gutter="0"/>
+          <w:pgMar w:top="1440" w:right="318" w:bottom="162" w:left="796" w:header="720" w:footer="720" w:gutter="0"/>
           <w:cols/>
           <w:docGrid w:linePitch="360"/>
         </w:sectPr>
@@ -14822,27 +14910,68 @@
         <w:autoSpaceDN w:val="0"/>
         <w:autoSpaceDE w:val="0"/>
         <w:widowControl/>
-        <w:spacing w:line="20" w:lineRule="exact" w:before="0" w:after="0"/>
-        <w:ind w:left="0" w:right="0"/>
+        <w:spacing w:line="233" w:lineRule="auto" w:before="28" w:after="20"/>
+        <w:ind w:left="1136" w:right="0" w:firstLine="0"/>
+        <w:jc w:val="left"/>
       </w:pPr>
+      <w:r>
+        <w:rPr>
+          <w:rFonts w:ascii="Liberation Sans" w:hAnsi="Liberation Sans" w:eastAsia="Liberation Sans"/>
+          <w:b/>
+          <w:i w:val="0"/>
+          <w:color w:val="2D3748"/>
+          <w:sz w:val="15"/>
+        </w:rPr>
+        <w:t>Sumber/</w:t>
+      </w:r>
+      <w:r>
+        <w:rPr>
+          <w:rFonts w:ascii="Liberation Sans" w:hAnsi="Liberation Sans" w:eastAsia="Liberation Sans"/>
+          <w:b/>
+          <w:i/>
+          <w:color w:val="2D3748"/>
+          <w:sz w:val="15"/>
+        </w:rPr>
+        <w:t>Source:</w:t>
+      </w:r>
+      <w:r>
+        <w:rPr>
+          <w:rFonts w:ascii="Liberation Sans" w:hAnsi="Liberation Sans" w:eastAsia="Liberation Sans"/>
+          <w:b w:val="0"/>
+          <w:i w:val="0"/>
+          <w:color w:val="4A5568"/>
+          <w:sz w:val="15"/>
+        </w:rPr>
+        <w:t xml:space="preserve">Pemerintah Desa Sungai Bakau Kecil &amp; BPS Kabupaten Mempawah — PODES 2025 / </w:t>
+      </w:r>
+      <w:r>
+        <w:rPr>
+          <w:rFonts w:ascii="Liberation Sans" w:hAnsi="Liberation Sans" w:eastAsia="Liberation Sans"/>
+          <w:b w:val="0"/>
+          <w:i/>
+          <w:color w:val="4A5568"/>
+          <w:sz w:val="15"/>
+        </w:rPr>
+        <w:t>Government of Sungai Bakau Kecil</w:t>
+      </w:r>
     </w:p>
     <w:tbl>
       <w:tblPr>
         <w:tblW w:type="auto" w:w="0"/>
         <w:tblLayout w:type="fixed"/>
         <w:tblLook w:firstColumn="1" w:firstRow="1" w:lastColumn="0" w:lastRow="0" w:noHBand="0" w:noVBand="1" w:val="04A0"/>
-        <w:tblInd w:w="560.0" w:type="dxa"/>
+        <w:tblInd w:w="1200.0" w:type="dxa"/>
       </w:tblPr>
       <w:tblGrid>
         <w:gridCol w:w="9019"/>
       </w:tblGrid>
       <w:tr>
         <w:trPr>
-          <w:trHeight w:hRule="exact" w:val="256"/>
+          <w:trHeight w:hRule="exact" w:val="250"/>
         </w:trPr>
         <w:tc>
           <w:tcPr>
-            <w:tcW w:type="dxa" w:w="10480"/>
+            <w:tcW w:type="dxa" w:w="8020"/>
             <w:tcBorders/>
             <w:shd w:fill="f7fafb"/>
             <w:tcMar>
@@ -14855,40 +14984,10 @@
               <w:autoSpaceDN w:val="0"/>
               <w:autoSpaceDE w:val="0"/>
               <w:widowControl/>
-              <w:spacing w:line="233" w:lineRule="auto" w:before="28" w:after="0"/>
-              <w:ind w:left="576" w:right="0" w:firstLine="0"/>
+              <w:spacing w:line="233" w:lineRule="auto" w:before="22" w:after="0"/>
+              <w:ind w:left="1212" w:right="0" w:firstLine="0"/>
               <w:jc w:val="left"/>
             </w:pPr>
-            <w:r>
-              <w:rPr>
-                <w:rFonts w:ascii="Liberation Sans" w:hAnsi="Liberation Sans" w:eastAsia="Liberation Sans"/>
-                <w:b/>
-                <w:i w:val="0"/>
-                <w:color w:val="2D3748"/>
-                <w:sz w:val="15"/>
-              </w:rPr>
-              <w:t>Sumber/</w:t>
-            </w:r>
-            <w:r>
-              <w:rPr>
-                <w:rFonts w:ascii="Liberation Sans" w:hAnsi="Liberation Sans" w:eastAsia="Liberation Sans"/>
-                <w:b/>
-                <w:i/>
-                <w:color w:val="2D3748"/>
-                <w:sz w:val="15"/>
-              </w:rPr>
-              <w:t>Source:</w:t>
-            </w:r>
-            <w:r>
-              <w:rPr>
-                <w:rFonts w:ascii="Liberation Sans" w:hAnsi="Liberation Sans" w:eastAsia="Liberation Sans"/>
-                <w:b w:val="0"/>
-                <w:i w:val="0"/>
-                <w:color w:val="4A5568"/>
-                <w:sz w:val="15"/>
-              </w:rPr>
-              <w:t xml:space="preserve">Badan Pusat Statistik Kabupaten Mempawah — PODES 2025 / </w:t>
-            </w:r>
             <w:r>
               <w:rPr>
                 <w:rFonts w:ascii="Liberation Sans" w:hAnsi="Liberation Sans" w:eastAsia="Liberation Sans"/>
@@ -14897,7 +14996,7 @@
                 <w:color w:val="4A5568"/>
                 <w:sz w:val="15"/>
               </w:rPr>
-              <w:t>BPS-Statistics Mempawah Regency — PODES 2025</w:t>
+              <w:t>Village &amp; BPS-Statistics Mempawah Regency — PODES 2025</w:t>
             </w:r>
           </w:p>
         </w:tc>
@@ -14908,7 +15007,7 @@
         <w:autoSpaceDN w:val="0"/>
         <w:autoSpaceDE w:val="0"/>
         <w:widowControl/>
-        <w:spacing w:line="9288" w:lineRule="exact" w:before="0" w:after="0"/>
+        <w:spacing w:line="9078" w:lineRule="exact" w:before="0" w:after="0"/>
         <w:ind w:left="0" w:right="0"/>
       </w:pPr>
     </w:p>
@@ -14959,24 +15058,6 @@
         </w:tc>
       </w:tr>
     </w:tbl>
-    <w:p>
-      <w:pPr>
-        <w:autoSpaceDN w:val="0"/>
-        <w:autoSpaceDE w:val="0"/>
-        <w:widowControl/>
-        <w:spacing w:line="14" w:lineRule="exact" w:before="0" w:after="0"/>
-        <w:ind w:left="0" w:right="0"/>
-      </w:pPr>
-    </w:p>
-    <w:p>
-      <w:pPr>
-        <w:autoSpaceDN w:val="0"/>
-        <w:autoSpaceDE w:val="0"/>
-        <w:widowControl/>
-        <w:spacing w:line="14" w:lineRule="exact" w:before="0" w:after="0"/>
-        <w:ind w:left="0" w:right="0"/>
-      </w:pPr>
-    </w:p>
     <w:p>
       <w:pPr>
         <w:autoSpaceDN w:val="0"/>
@@ -15857,27 +15938,68 @@
         <w:autoSpaceDN w:val="0"/>
         <w:autoSpaceDE w:val="0"/>
         <w:widowControl/>
-        <w:spacing w:line="20" w:lineRule="exact" w:before="0" w:after="0"/>
-        <w:ind w:left="0" w:right="0"/>
+        <w:spacing w:line="230" w:lineRule="auto" w:before="38" w:after="14"/>
+        <w:ind w:left="1136" w:right="0" w:firstLine="0"/>
+        <w:jc w:val="left"/>
       </w:pPr>
+      <w:r>
+        <w:rPr>
+          <w:rFonts w:ascii="Liberation Sans" w:hAnsi="Liberation Sans" w:eastAsia="Liberation Sans"/>
+          <w:b/>
+          <w:i w:val="0"/>
+          <w:color w:val="2D3748"/>
+          <w:sz w:val="15"/>
+        </w:rPr>
+        <w:t>Sumber/</w:t>
+      </w:r>
+      <w:r>
+        <w:rPr>
+          <w:rFonts w:ascii="Liberation Sans" w:hAnsi="Liberation Sans" w:eastAsia="Liberation Sans"/>
+          <w:b/>
+          <w:i/>
+          <w:color w:val="2D3748"/>
+          <w:sz w:val="15"/>
+        </w:rPr>
+        <w:t>Source:</w:t>
+      </w:r>
+      <w:r>
+        <w:rPr>
+          <w:rFonts w:ascii="Liberation Sans" w:hAnsi="Liberation Sans" w:eastAsia="Liberation Sans"/>
+          <w:b w:val="0"/>
+          <w:i w:val="0"/>
+          <w:color w:val="4A5568"/>
+          <w:sz w:val="15"/>
+        </w:rPr>
+        <w:t xml:space="preserve">Pemerintah Desa Sungai Bakau Kecil &amp; BPS Kabupaten Mempawah — PODES 2025 / </w:t>
+      </w:r>
+      <w:r>
+        <w:rPr>
+          <w:rFonts w:ascii="Liberation Sans" w:hAnsi="Liberation Sans" w:eastAsia="Liberation Sans"/>
+          <w:b w:val="0"/>
+          <w:i/>
+          <w:color w:val="4A5568"/>
+          <w:sz w:val="15"/>
+        </w:rPr>
+        <w:t>Government of Sungai Bakau Kecil</w:t>
+      </w:r>
     </w:p>
     <w:tbl>
       <w:tblPr>
         <w:tblW w:type="auto" w:w="0"/>
         <w:tblLayout w:type="fixed"/>
         <w:tblLook w:firstColumn="1" w:firstRow="1" w:lastColumn="0" w:lastRow="0" w:noHBand="0" w:noVBand="1" w:val="04A0"/>
-        <w:tblInd w:w="560.0" w:type="dxa"/>
+        <w:tblInd w:w="1200.0" w:type="dxa"/>
       </w:tblPr>
       <w:tblGrid>
         <w:gridCol w:w="9019"/>
       </w:tblGrid>
       <w:tr>
         <w:trPr>
-          <w:trHeight w:hRule="exact" w:val="264"/>
+          <w:trHeight w:hRule="exact" w:val="242"/>
         </w:trPr>
         <w:tc>
           <w:tcPr>
-            <w:tcW w:type="dxa" w:w="10480"/>
+            <w:tcW w:type="dxa" w:w="8020"/>
             <w:tcBorders/>
             <w:shd w:fill="f7fafb"/>
             <w:tcMar>
@@ -15890,40 +16012,10 @@
               <w:autoSpaceDN w:val="0"/>
               <w:autoSpaceDE w:val="0"/>
               <w:widowControl/>
-              <w:spacing w:line="230" w:lineRule="auto" w:before="38" w:after="0"/>
-              <w:ind w:left="576" w:right="0" w:firstLine="0"/>
+              <w:spacing w:line="233" w:lineRule="auto" w:before="14" w:after="0"/>
+              <w:ind w:left="1212" w:right="0" w:firstLine="0"/>
               <w:jc w:val="left"/>
             </w:pPr>
-            <w:r>
-              <w:rPr>
-                <w:rFonts w:ascii="Liberation Sans" w:hAnsi="Liberation Sans" w:eastAsia="Liberation Sans"/>
-                <w:b/>
-                <w:i w:val="0"/>
-                <w:color w:val="2D3748"/>
-                <w:sz w:val="15"/>
-              </w:rPr>
-              <w:t>Sumber/</w:t>
-            </w:r>
-            <w:r>
-              <w:rPr>
-                <w:rFonts w:ascii="Liberation Sans" w:hAnsi="Liberation Sans" w:eastAsia="Liberation Sans"/>
-                <w:b/>
-                <w:i/>
-                <w:color w:val="2D3748"/>
-                <w:sz w:val="15"/>
-              </w:rPr>
-              <w:t>Source:</w:t>
-            </w:r>
-            <w:r>
-              <w:rPr>
-                <w:rFonts w:ascii="Liberation Sans" w:hAnsi="Liberation Sans" w:eastAsia="Liberation Sans"/>
-                <w:b w:val="0"/>
-                <w:i w:val="0"/>
-                <w:color w:val="4A5568"/>
-                <w:sz w:val="15"/>
-              </w:rPr>
-              <w:t xml:space="preserve">Badan Pusat Statistik Kabupaten Mempawah — PODES 2025 / </w:t>
-            </w:r>
             <w:r>
               <w:rPr>
                 <w:rFonts w:ascii="Liberation Sans" w:hAnsi="Liberation Sans" w:eastAsia="Liberation Sans"/>
@@ -15932,7 +16024,7 @@
                 <w:color w:val="4A5568"/>
                 <w:sz w:val="15"/>
               </w:rPr>
-              <w:t>BPS-Statistics Mempawah Regency — PODES 2025</w:t>
+              <w:t>Village &amp; BPS-Statistics Mempawah Regency — PODES 2025</w:t>
             </w:r>
           </w:p>
         </w:tc>
@@ -15943,7 +16035,7 @@
         <w:autoSpaceDN w:val="0"/>
         <w:autoSpaceDE w:val="0"/>
         <w:widowControl/>
-        <w:spacing w:line="10264" w:lineRule="exact" w:before="0" w:after="0"/>
+        <w:spacing w:line="10068" w:lineRule="exact" w:before="0" w:after="0"/>
         <w:ind w:left="0" w:right="0"/>
       </w:pPr>
     </w:p>
@@ -15994,24 +16086,6 @@
         </w:tc>
       </w:tr>
     </w:tbl>
-    <w:p>
-      <w:pPr>
-        <w:autoSpaceDN w:val="0"/>
-        <w:autoSpaceDE w:val="0"/>
-        <w:widowControl/>
-        <w:spacing w:line="14" w:lineRule="exact" w:before="0" w:after="0"/>
-        <w:ind w:left="0" w:right="0"/>
-      </w:pPr>
-    </w:p>
-    <w:p>
-      <w:pPr>
-        <w:autoSpaceDN w:val="0"/>
-        <w:autoSpaceDE w:val="0"/>
-        <w:widowControl/>
-        <w:spacing w:line="14" w:lineRule="exact" w:before="0" w:after="0"/>
-        <w:ind w:left="0" w:right="0"/>
-      </w:pPr>
-    </w:p>
     <w:p>
       <w:pPr>
         <w:autoSpaceDN w:val="0"/>
@@ -16915,27 +16989,68 @@
         <w:autoSpaceDN w:val="0"/>
         <w:autoSpaceDE w:val="0"/>
         <w:widowControl/>
-        <w:spacing w:line="20" w:lineRule="exact" w:before="0" w:after="0"/>
-        <w:ind w:left="0" w:right="0"/>
+        <w:spacing w:line="233" w:lineRule="auto" w:before="36" w:after="14"/>
+        <w:ind w:left="1136" w:right="0" w:firstLine="0"/>
+        <w:jc w:val="left"/>
       </w:pPr>
+      <w:r>
+        <w:rPr>
+          <w:rFonts w:ascii="Liberation Sans" w:hAnsi="Liberation Sans" w:eastAsia="Liberation Sans"/>
+          <w:b/>
+          <w:i w:val="0"/>
+          <w:color w:val="2D3748"/>
+          <w:sz w:val="15"/>
+        </w:rPr>
+        <w:t>Sumber/</w:t>
+      </w:r>
+      <w:r>
+        <w:rPr>
+          <w:rFonts w:ascii="Liberation Sans" w:hAnsi="Liberation Sans" w:eastAsia="Liberation Sans"/>
+          <w:b/>
+          <w:i/>
+          <w:color w:val="2D3748"/>
+          <w:sz w:val="15"/>
+        </w:rPr>
+        <w:t>Source:</w:t>
+      </w:r>
+      <w:r>
+        <w:rPr>
+          <w:rFonts w:ascii="Liberation Sans" w:hAnsi="Liberation Sans" w:eastAsia="Liberation Sans"/>
+          <w:b w:val="0"/>
+          <w:i w:val="0"/>
+          <w:color w:val="4A5568"/>
+          <w:sz w:val="15"/>
+        </w:rPr>
+        <w:t xml:space="preserve">Pemerintah Desa Sungai Bakau Kecil &amp; BPS Kabupaten Mempawah — PODES 2025 / </w:t>
+      </w:r>
+      <w:r>
+        <w:rPr>
+          <w:rFonts w:ascii="Liberation Sans" w:hAnsi="Liberation Sans" w:eastAsia="Liberation Sans"/>
+          <w:b w:val="0"/>
+          <w:i/>
+          <w:color w:val="4A5568"/>
+          <w:sz w:val="15"/>
+        </w:rPr>
+        <w:t>Government of Sungai Bakau Kecil</w:t>
+      </w:r>
     </w:p>
     <w:tbl>
       <w:tblPr>
         <w:tblW w:type="auto" w:w="0"/>
         <w:tblLayout w:type="fixed"/>
         <w:tblLook w:firstColumn="1" w:firstRow="1" w:lastColumn="0" w:lastRow="0" w:noHBand="0" w:noVBand="1" w:val="04A0"/>
-        <w:tblInd w:w="560.0" w:type="dxa"/>
+        <w:tblInd w:w="1200.0" w:type="dxa"/>
       </w:tblPr>
       <w:tblGrid>
         <w:gridCol w:w="9019"/>
       </w:tblGrid>
       <w:tr>
         <w:trPr>
-          <w:trHeight w:hRule="exact" w:val="264"/>
+          <w:trHeight w:hRule="exact" w:val="240"/>
         </w:trPr>
         <w:tc>
           <w:tcPr>
-            <w:tcW w:type="dxa" w:w="10480"/>
+            <w:tcW w:type="dxa" w:w="8020"/>
             <w:tcBorders/>
             <w:shd w:fill="f7fafb"/>
             <w:tcMar>
@@ -16948,40 +17063,10 @@
               <w:autoSpaceDN w:val="0"/>
               <w:autoSpaceDE w:val="0"/>
               <w:widowControl/>
-              <w:spacing w:line="233" w:lineRule="auto" w:before="36" w:after="0"/>
-              <w:ind w:left="576" w:right="0" w:firstLine="0"/>
+              <w:spacing w:line="230" w:lineRule="auto" w:before="14" w:after="0"/>
+              <w:ind w:left="1212" w:right="0" w:firstLine="0"/>
               <w:jc w:val="left"/>
             </w:pPr>
-            <w:r>
-              <w:rPr>
-                <w:rFonts w:ascii="Liberation Sans" w:hAnsi="Liberation Sans" w:eastAsia="Liberation Sans"/>
-                <w:b/>
-                <w:i w:val="0"/>
-                <w:color w:val="2D3748"/>
-                <w:sz w:val="15"/>
-              </w:rPr>
-              <w:t>Sumber/</w:t>
-            </w:r>
-            <w:r>
-              <w:rPr>
-                <w:rFonts w:ascii="Liberation Sans" w:hAnsi="Liberation Sans" w:eastAsia="Liberation Sans"/>
-                <w:b/>
-                <w:i/>
-                <w:color w:val="2D3748"/>
-                <w:sz w:val="15"/>
-              </w:rPr>
-              <w:t>Source:</w:t>
-            </w:r>
-            <w:r>
-              <w:rPr>
-                <w:rFonts w:ascii="Liberation Sans" w:hAnsi="Liberation Sans" w:eastAsia="Liberation Sans"/>
-                <w:b w:val="0"/>
-                <w:i w:val="0"/>
-                <w:color w:val="4A5568"/>
-                <w:sz w:val="15"/>
-              </w:rPr>
-              <w:t xml:space="preserve">Badan Pusat Statistik Kabupaten Mempawah — PODES 2025 / </w:t>
-            </w:r>
             <w:r>
               <w:rPr>
                 <w:rFonts w:ascii="Liberation Sans" w:hAnsi="Liberation Sans" w:eastAsia="Liberation Sans"/>
@@ -16990,7 +17075,7 @@
                 <w:color w:val="4A5568"/>
                 <w:sz w:val="15"/>
               </w:rPr>
-              <w:t>BPS-Statistics Mempawah Regency — PODES 2025</w:t>
+              <w:t>Village &amp; BPS-Statistics Mempawah Regency — PODES 2025</w:t>
             </w:r>
           </w:p>
         </w:tc>
@@ -17001,7 +17086,7 @@
         <w:autoSpaceDN w:val="0"/>
         <w:autoSpaceDE w:val="0"/>
         <w:widowControl/>
-        <w:spacing w:line="8718" w:lineRule="exact" w:before="0" w:after="0"/>
+        <w:spacing w:line="8524" w:lineRule="exact" w:before="0" w:after="0"/>
         <w:ind w:left="0" w:right="0"/>
       </w:pPr>
     </w:p>
@@ -17072,24 +17157,6 @@
     </w:p>
     <w:p>
       <w:pPr>
-        <w:autoSpaceDN w:val="0"/>
-        <w:autoSpaceDE w:val="0"/>
-        <w:widowControl/>
-        <w:spacing w:line="14" w:lineRule="exact" w:before="0" w:after="0"/>
-        <w:ind w:left="0" w:right="0"/>
-      </w:pPr>
-    </w:p>
-    <w:p>
-      <w:pPr>
-        <w:autoSpaceDN w:val="0"/>
-        <w:autoSpaceDE w:val="0"/>
-        <w:widowControl/>
-        <w:spacing w:line="14" w:lineRule="exact" w:before="0" w:after="0"/>
-        <w:ind w:left="0" w:right="0"/>
-      </w:pPr>
-    </w:p>
-    <w:p>
-      <w:pPr>
         <w:sectPr>
           <w:pgSz w:w="11899" w:h="16838"/>
           <w:pgMar w:top="0" w:right="0" w:bottom="0" w:left="0" w:header="720" w:footer="720" w:gutter="0"/>
@@ -17103,7 +17170,7 @@
         <w:autoSpaceDN w:val="0"/>
         <w:autoSpaceDE w:val="0"/>
         <w:widowControl/>
-        <w:spacing w:line="220" w:lineRule="exact" w:before="0" w:after="214"/>
+        <w:spacing w:line="220" w:lineRule="exact" w:before="0" w:after="6030"/>
         <w:ind w:left="0" w:right="0"/>
       </w:pPr>
       <w:r>
@@ -17114,9 +17181,9 @@
               <wp:posOffset>1244600</wp:posOffset>
             </wp:positionH>
             <wp:positionV relativeFrom="page">
-              <wp:posOffset>4965700</wp:posOffset>
+              <wp:posOffset>4559300</wp:posOffset>
             </wp:positionV>
-            <wp:extent cx="6311900" cy="2654300"/>
+            <wp:extent cx="6311900" cy="2692400"/>
             <wp:wrapNone/>
             <wp:docPr id="5" name="Picture 5"/>
             <wp:cNvGraphicFramePr>
@@ -17138,7 +17205,7 @@
                   <pic:spPr>
                     <a:xfrm>
                       <a:off x="0" y="0"/>
-                      <a:ext cx="6311900" cy="2654300"/>
+                      <a:ext cx="6311900" cy="2692400"/>
                     </a:xfrm>
                     <a:prstGeom prst="rect"/>
                   </pic:spPr>
@@ -17149,57 +17216,24 @@
         </w:drawing>
       </w:r>
     </w:p>
-    <w:p>
-      <w:pPr>
-        <w:autoSpaceDN w:val="0"/>
-        <w:autoSpaceDE w:val="0"/>
-        <w:widowControl/>
-        <w:spacing w:line="254" w:lineRule="auto" w:before="0" w:after="6994"/>
-        <w:ind w:left="340" w:right="5904" w:firstLine="0"/>
-        <w:jc w:val="left"/>
-      </w:pPr>
-      <w:r>
-        <w:rPr>
-          <w:rFonts w:ascii="Liberation Sans" w:hAnsi="Liberation Sans" w:eastAsia="Liberation Sans"/>
-          <w:b/>
-          <w:i w:val="0"/>
-          <w:color w:val="EB8A3C"/>
-          <w:sz w:val="17"/>
-        </w:rPr>
-        <w:t xml:space="preserve">POTENSI DESA SUNGAI BAKAU KECIL 2026 </w:t>
-      </w:r>
-      <w:r>
-        <w:br/>
-      </w:r>
-      <w:r>
-        <w:rPr>
-          <w:rFonts w:ascii="Liberation Sans" w:hAnsi="Liberation Sans" w:eastAsia="Liberation Sans"/>
-          <w:b/>
-          <w:i/>
-          <w:color w:val="EB8A3C"/>
-          <w:sz w:val="17"/>
-        </w:rPr>
-        <w:t>POTENTIALS OF SUNGAI BAKAU KECIL VILLAGE 2026</w:t>
-      </w:r>
-    </w:p>
     <w:tbl>
       <w:tblPr>
         <w:tblW w:type="auto" w:w="0"/>
         <w:tblLayout w:type="fixed"/>
         <w:tblLook w:firstColumn="1" w:firstRow="1" w:lastColumn="0" w:lastRow="0" w:noHBand="0" w:noVBand="1" w:val="04A0"/>
-        <w:tblInd w:w="1164.0" w:type="dxa"/>
+        <w:tblInd w:w="1124.0" w:type="dxa"/>
       </w:tblPr>
       <w:tblGrid>
-        <w:gridCol w:w="5407"/>
-        <w:gridCol w:w="5407"/>
+        <w:gridCol w:w="5392"/>
+        <w:gridCol w:w="5392"/>
       </w:tblGrid>
       <w:tr>
         <w:trPr>
-          <w:trHeight w:hRule="exact" w:val="1062"/>
+          <w:trHeight w:hRule="exact" w:val="1376"/>
         </w:trPr>
         <w:tc>
           <w:tcPr>
-            <w:tcW w:type="dxa" w:w="2000"/>
+            <w:tcW w:type="dxa" w:w="2080"/>
             <w:tcBorders/>
             <w:tcMar>
               <w:start w:w="0" w:type="dxa"/>
@@ -17211,8 +17245,8 @@
               <w:autoSpaceDN w:val="0"/>
               <w:autoSpaceDE w:val="0"/>
               <w:widowControl/>
-              <w:spacing w:line="245" w:lineRule="auto" w:before="72" w:after="0"/>
-              <w:ind w:left="1152" w:right="288" w:firstLine="0"/>
+              <w:spacing w:line="245" w:lineRule="auto" w:before="20" w:after="0"/>
+              <w:ind w:left="1152" w:right="432" w:firstLine="0"/>
               <w:jc w:val="center"/>
             </w:pPr>
             <w:r>
@@ -17221,7 +17255,7 @@
                 <w:b/>
                 <w:i w:val="0"/>
                 <w:color w:val="FFFFFF"/>
-                <w:sz w:val="72"/>
+                <w:sz w:val="68"/>
               </w:rPr>
               <w:t xml:space="preserve">5 </w:t>
             </w:r>
@@ -17233,16 +17267,36 @@
                 <w:rFonts w:ascii="Liberation Sans" w:hAnsi="Liberation Sans" w:eastAsia="Liberation Sans"/>
                 <w:b/>
                 <w:i w:val="0"/>
-                <w:color w:val="FFFFFF"/>
-                <w:sz w:val="20"/>
+                <w:color w:val="EB8A3C"/>
+                <w:sz w:val="19"/>
               </w:rPr>
               <w:t>BAB</w:t>
+            </w:r>
+          </w:p>
+          <w:p>
+            <w:pPr>
+              <w:autoSpaceDN w:val="0"/>
+              <w:autoSpaceDE w:val="0"/>
+              <w:widowControl/>
+              <w:spacing w:line="233" w:lineRule="auto" w:before="34" w:after="0"/>
+              <w:ind w:left="0" w:right="360" w:firstLine="0"/>
+              <w:jc w:val="right"/>
+            </w:pPr>
+            <w:r>
+              <w:rPr>
+                <w:rFonts w:ascii="Liberation Sans" w:hAnsi="Liberation Sans" w:eastAsia="Liberation Sans"/>
+                <w:b/>
+                <w:i/>
+                <w:color w:val="FEF08A"/>
+                <w:sz w:val="15"/>
+              </w:rPr>
+              <w:t>Chapter</w:t>
             </w:r>
           </w:p>
         </w:tc>
         <w:tc>
           <w:tcPr>
-            <w:tcW w:type="dxa" w:w="6900"/>
+            <w:tcW w:type="dxa" w:w="7440"/>
             <w:tcBorders/>
             <w:tcMar>
               <w:start w:w="0" w:type="dxa"/>
@@ -17254,8 +17308,8 @@
               <w:autoSpaceDN w:val="0"/>
               <w:autoSpaceDE w:val="0"/>
               <w:widowControl/>
-              <w:spacing w:line="245" w:lineRule="auto" w:before="60" w:after="0"/>
-              <w:ind w:left="410" w:right="720" w:firstLine="0"/>
+              <w:spacing w:line="245" w:lineRule="auto" w:before="0" w:after="0"/>
+              <w:ind w:left="370" w:right="1296" w:firstLine="0"/>
               <w:jc w:val="left"/>
             </w:pPr>
             <w:r>
@@ -17279,78 +17333,12 @@
               <w:t>INFORMASI DESA</w:t>
             </w:r>
           </w:p>
-        </w:tc>
-      </w:tr>
-    </w:tbl>
-    <w:p>
-      <w:pPr>
-        <w:autoSpaceDN w:val="0"/>
-        <w:autoSpaceDE w:val="0"/>
-        <w:widowControl/>
-        <w:spacing w:line="20" w:lineRule="exact" w:before="0" w:after="0"/>
-        <w:ind w:left="0" w:right="0"/>
-      </w:pPr>
-    </w:p>
-    <w:tbl>
-      <w:tblPr>
-        <w:tblW w:type="auto" w:w="0"/>
-        <w:tblLayout w:type="fixed"/>
-        <w:tblLook w:firstColumn="1" w:firstRow="1" w:lastColumn="0" w:lastRow="0" w:noHBand="0" w:noVBand="1" w:val="04A0"/>
-        <w:tblInd w:w="1124.0" w:type="dxa"/>
-      </w:tblPr>
-      <w:tblGrid>
-        <w:gridCol w:w="5407"/>
-        <w:gridCol w:w="5407"/>
-      </w:tblGrid>
-      <w:tr>
-        <w:trPr>
-          <w:trHeight w:hRule="exact" w:val="436"/>
-        </w:trPr>
-        <w:tc>
-          <w:tcPr>
-            <w:tcW w:type="dxa" w:w="2080"/>
-            <w:tcBorders/>
-            <w:tcMar>
-              <w:start w:w="0" w:type="dxa"/>
-              <w:end w:w="0" w:type="dxa"/>
-            </w:tcMar>
-          </w:tcPr>
           <w:p>
             <w:pPr>
               <w:autoSpaceDN w:val="0"/>
               <w:autoSpaceDE w:val="0"/>
               <w:widowControl/>
-              <w:spacing w:line="233" w:lineRule="auto" w:before="60" w:after="0"/>
-              <w:ind w:left="0" w:right="340" w:firstLine="0"/>
-              <w:jc w:val="right"/>
-            </w:pPr>
-            <w:r>
-              <w:rPr>
-                <w:rFonts w:ascii="Liberation Sans" w:hAnsi="Liberation Sans" w:eastAsia="Liberation Sans"/>
-                <w:b/>
-                <w:i/>
-                <w:color w:val="FFFFFF"/>
-                <w:sz w:val="16"/>
-              </w:rPr>
-              <w:t>Chapter</w:t>
-            </w:r>
-          </w:p>
-        </w:tc>
-        <w:tc>
-          <w:tcPr>
-            <w:tcW w:type="dxa" w:w="7440"/>
-            <w:tcBorders/>
-            <w:tcMar>
-              <w:start w:w="0" w:type="dxa"/>
-              <w:end w:w="0" w:type="dxa"/>
-            </w:tcMar>
-          </w:tcPr>
-          <w:p>
-            <w:pPr>
-              <w:autoSpaceDN w:val="0"/>
-              <w:autoSpaceDE w:val="0"/>
-              <w:widowControl/>
-              <w:spacing w:line="233" w:lineRule="auto" w:before="108" w:after="0"/>
+              <w:spacing w:line="233" w:lineRule="auto" w:before="316" w:after="0"/>
               <w:ind w:left="370" w:right="0" w:firstLine="0"/>
               <w:jc w:val="left"/>
             </w:pPr>
@@ -17359,7 +17347,7 @@
                 <w:rFonts w:ascii="Liberation Sans" w:hAnsi="Liberation Sans" w:eastAsia="Liberation Sans"/>
                 <w:b/>
                 <w:i/>
-                <w:color w:val="FFFFFF"/>
+                <w:color w:val="FEF08A"/>
                 <w:sz w:val="24"/>
               </w:rPr>
               <w:t>GOVERNMENT, INSTITUTIONS &amp; VILLAGE INFORMATION</w:t>
@@ -17373,8 +17361,8 @@
         <w:autoSpaceDN w:val="0"/>
         <w:autoSpaceDE w:val="0"/>
         <w:widowControl/>
-        <w:spacing w:line="233" w:lineRule="auto" w:before="1038" w:after="0"/>
-        <w:ind w:left="1788" w:right="0" w:firstLine="0"/>
+        <w:spacing w:line="233" w:lineRule="auto" w:before="1082" w:after="0"/>
+        <w:ind w:left="1818" w:right="0" w:firstLine="0"/>
         <w:jc w:val="left"/>
       </w:pPr>
       <w:r>
@@ -17413,8 +17401,8 @@
         <w:autoSpaceDN w:val="0"/>
         <w:autoSpaceDE w:val="0"/>
         <w:widowControl/>
-        <w:spacing w:line="233" w:lineRule="auto" w:before="72" w:after="0"/>
-        <w:ind w:left="1788" w:right="0" w:firstLine="0"/>
+        <w:spacing w:line="233" w:lineRule="auto" w:before="74" w:after="0"/>
+        <w:ind w:left="1818" w:right="0" w:firstLine="0"/>
         <w:jc w:val="left"/>
       </w:pPr>
       <w:r>
@@ -17473,7 +17461,7 @@
         <w:autoSpaceDN w:val="0"/>
         <w:autoSpaceDE w:val="0"/>
         <w:widowControl/>
-        <w:spacing w:line="233" w:lineRule="auto" w:before="5020" w:after="0"/>
+        <w:spacing w:line="233" w:lineRule="auto" w:before="5634" w:after="0"/>
         <w:ind w:left="0" w:right="0" w:firstLine="0"/>
         <w:jc w:val="left"/>
       </w:pPr>
@@ -17492,7 +17480,7 @@
       <w:pPr>
         <w:sectPr>
           <w:pgSz w:w="11899" w:h="16838"/>
-          <w:pgMar w:top="432" w:right="288" w:bottom="162" w:left="796" w:header="720" w:footer="720" w:gutter="0"/>
+          <w:pgMar w:top="1440" w:right="318" w:bottom="162" w:left="796" w:header="720" w:footer="720" w:gutter="0"/>
           <w:cols/>
           <w:docGrid w:linePitch="360"/>
         </w:sectPr>
@@ -17503,9 +17491,9 @@
         <w:autoSpaceDN w:val="0"/>
         <w:autoSpaceDE w:val="0"/>
         <w:widowControl/>
-        <w:spacing w:line="233" w:lineRule="auto" w:before="866" w:after="0"/>
-        <w:ind w:left="0" w:right="1126" w:firstLine="0"/>
-        <w:jc w:val="right"/>
+        <w:spacing w:line="254" w:lineRule="auto" w:before="866" w:after="0"/>
+        <w:ind w:left="7866" w:right="1008" w:hanging="582"/>
+        <w:jc w:val="left"/>
       </w:pPr>
       <w:r>
         <w:rPr>
@@ -17515,18 +17503,11 @@
           <w:color w:val="EB8A3C"/>
           <w:sz w:val="17"/>
         </w:rPr>
-        <w:t>BAB V PEMERINTAHAN &amp; KELEMBAGAAN</w:t>
+        <w:t xml:space="preserve">BAB V PEMERINTAHAN &amp; KELEMBAGAAN </w:t>
       </w:r>
-    </w:p>
-    <w:p>
-      <w:pPr>
-        <w:autoSpaceDN w:val="0"/>
-        <w:autoSpaceDE w:val="0"/>
-        <w:widowControl/>
-        <w:spacing w:line="233" w:lineRule="auto" w:before="36" w:after="0"/>
-        <w:ind w:left="0" w:right="1126" w:firstLine="0"/>
-        <w:jc w:val="right"/>
-      </w:pPr>
+      <w:r>
+        <w:br/>
+      </w:r>
       <w:r>
         <w:rPr>
           <w:rFonts w:ascii="Liberation Sans" w:hAnsi="Liberation Sans" w:eastAsia="Liberation Sans"/>
@@ -18442,9 +18423,50 @@
         <w:autoSpaceDN w:val="0"/>
         <w:autoSpaceDE w:val="0"/>
         <w:widowControl/>
-        <w:spacing w:line="20" w:lineRule="exact" w:before="0" w:after="0"/>
-        <w:ind w:left="0" w:right="0"/>
+        <w:spacing w:line="233" w:lineRule="auto" w:before="30" w:after="20"/>
+        <w:ind w:left="1136" w:right="0" w:firstLine="0"/>
+        <w:jc w:val="left"/>
       </w:pPr>
+      <w:r>
+        <w:rPr>
+          <w:rFonts w:ascii="Liberation Sans" w:hAnsi="Liberation Sans" w:eastAsia="Liberation Sans"/>
+          <w:b/>
+          <w:i w:val="0"/>
+          <w:color w:val="2D3748"/>
+          <w:sz w:val="15"/>
+        </w:rPr>
+        <w:t>Sumber/</w:t>
+      </w:r>
+      <w:r>
+        <w:rPr>
+          <w:rFonts w:ascii="Liberation Sans" w:hAnsi="Liberation Sans" w:eastAsia="Liberation Sans"/>
+          <w:b/>
+          <w:i/>
+          <w:color w:val="2D3748"/>
+          <w:sz w:val="15"/>
+        </w:rPr>
+        <w:t>Source:</w:t>
+      </w:r>
+      <w:r>
+        <w:rPr>
+          <w:rFonts w:ascii="Liberation Sans" w:hAnsi="Liberation Sans" w:eastAsia="Liberation Sans"/>
+          <w:b w:val="0"/>
+          <w:i w:val="0"/>
+          <w:color w:val="4A5568"/>
+          <w:sz w:val="15"/>
+        </w:rPr>
+        <w:t xml:space="preserve">Pemerintah Desa Sungai Bakau Kecil &amp; BPS Kabupaten Mempawah — PODES 2025 / </w:t>
+      </w:r>
+      <w:r>
+        <w:rPr>
+          <w:rFonts w:ascii="Liberation Sans" w:hAnsi="Liberation Sans" w:eastAsia="Liberation Sans"/>
+          <w:b w:val="0"/>
+          <w:i/>
+          <w:color w:val="4A5568"/>
+          <w:sz w:val="15"/>
+        </w:rPr>
+        <w:t>Government of Sungai Bakau Kecil</w:t>
+      </w:r>
     </w:p>
     <w:tbl>
       <w:tblPr>
@@ -18458,13 +18480,13 @@
       </w:tblGrid>
       <w:tr>
         <w:trPr>
-          <w:trHeight w:hRule="exact" w:val="840"/>
+          <w:trHeight w:hRule="exact" w:val="818"/>
         </w:trPr>
         <w:tc>
           <w:tcPr>
             <w:tcW w:type="dxa" w:w="9630"/>
             <w:tcBorders>
-              <w:bottom w:sz="12.0" w:val="single" w:color="#0A3C5C"/>
+              <w:bottom w:sz="12.800000000000182" w:val="single" w:color="#0A3C5C"/>
             </w:tcBorders>
             <w:tcMar>
               <w:start w:w="0" w:type="dxa"/>
@@ -18476,40 +18498,10 @@
               <w:autoSpaceDN w:val="0"/>
               <w:autoSpaceDE w:val="0"/>
               <w:widowControl/>
-              <w:spacing w:line="233" w:lineRule="auto" w:before="30" w:after="0"/>
-              <w:ind w:left="0" w:right="0" w:firstLine="0"/>
+              <w:spacing w:line="233" w:lineRule="auto" w:before="22" w:after="0"/>
+              <w:ind w:left="1272" w:right="0" w:firstLine="0"/>
               <w:jc w:val="left"/>
             </w:pPr>
-            <w:r>
-              <w:rPr>
-                <w:rFonts w:ascii="Liberation Sans" w:hAnsi="Liberation Sans" w:eastAsia="Liberation Sans"/>
-                <w:b/>
-                <w:i w:val="0"/>
-                <w:color w:val="2D3748"/>
-                <w:sz w:val="15"/>
-              </w:rPr>
-              <w:t>Sumber/</w:t>
-            </w:r>
-            <w:r>
-              <w:rPr>
-                <w:rFonts w:ascii="Liberation Sans" w:hAnsi="Liberation Sans" w:eastAsia="Liberation Sans"/>
-                <w:b/>
-                <w:i/>
-                <w:color w:val="2D3748"/>
-                <w:sz w:val="15"/>
-              </w:rPr>
-              <w:t>Source:</w:t>
-            </w:r>
-            <w:r>
-              <w:rPr>
-                <w:rFonts w:ascii="Liberation Sans" w:hAnsi="Liberation Sans" w:eastAsia="Liberation Sans"/>
-                <w:b w:val="0"/>
-                <w:i w:val="0"/>
-                <w:color w:val="4A5568"/>
-                <w:sz w:val="15"/>
-              </w:rPr>
-              <w:t xml:space="preserve">Badan Pusat Statistik Kabupaten Mempawah — PODES 2025 / </w:t>
-            </w:r>
             <w:r>
               <w:rPr>
                 <w:rFonts w:ascii="Liberation Sans" w:hAnsi="Liberation Sans" w:eastAsia="Liberation Sans"/>
@@ -18518,7 +18510,7 @@
                 <w:color w:val="4A5568"/>
                 <w:sz w:val="15"/>
               </w:rPr>
-              <w:t>BPS-Statistics Mempawah Regency — PODES 2025</w:t>
+              <w:t>Village &amp; BPS-Statistics Mempawah Regency — PODES 2025</w:t>
             </w:r>
           </w:p>
         </w:tc>
@@ -18529,7 +18521,7 @@
         <w:autoSpaceDN w:val="0"/>
         <w:autoSpaceDE w:val="0"/>
         <w:widowControl/>
-        <w:spacing w:line="282" w:lineRule="exact" w:before="0" w:after="0"/>
+        <w:spacing w:line="280" w:lineRule="exact" w:before="0" w:after="0"/>
         <w:ind w:left="0" w:right="0"/>
       </w:pPr>
     </w:p>
@@ -18545,7 +18537,7 @@
       </w:tblGrid>
       <w:tr>
         <w:trPr>
-          <w:trHeight w:hRule="exact" w:val="418"/>
+          <w:trHeight w:hRule="exact" w:val="420"/>
         </w:trPr>
         <w:tc>
           <w:tcPr>
@@ -18600,7 +18592,7 @@
       </w:tblGrid>
       <w:tr>
         <w:trPr>
-          <w:trHeight w:hRule="exact" w:val="314"/>
+          <w:trHeight w:hRule="exact" w:val="312"/>
         </w:trPr>
         <w:tc>
           <w:tcPr>
@@ -18617,7 +18609,7 @@
               <w:autoSpaceDN w:val="0"/>
               <w:autoSpaceDE w:val="0"/>
               <w:widowControl/>
-              <w:spacing w:line="235" w:lineRule="auto" w:before="56" w:after="0"/>
+              <w:spacing w:line="233" w:lineRule="auto" w:before="56" w:after="0"/>
               <w:ind w:left="576" w:right="0" w:firstLine="0"/>
               <w:jc w:val="left"/>
             </w:pPr>
@@ -18641,7 +18633,7 @@
         <w:autoSpaceDN w:val="0"/>
         <w:autoSpaceDE w:val="0"/>
         <w:widowControl/>
-        <w:spacing w:line="8262" w:lineRule="exact" w:before="0" w:after="0"/>
+        <w:spacing w:line="8068" w:lineRule="exact" w:before="0" w:after="0"/>
         <w:ind w:left="0" w:right="0"/>
       </w:pPr>
     </w:p>
@@ -18692,24 +18684,6 @@
         </w:tc>
       </w:tr>
     </w:tbl>
-    <w:p>
-      <w:pPr>
-        <w:autoSpaceDN w:val="0"/>
-        <w:autoSpaceDE w:val="0"/>
-        <w:widowControl/>
-        <w:spacing w:line="14" w:lineRule="exact" w:before="0" w:after="0"/>
-        <w:ind w:left="0" w:right="0"/>
-      </w:pPr>
-    </w:p>
-    <w:p>
-      <w:pPr>
-        <w:autoSpaceDN w:val="0"/>
-        <w:autoSpaceDE w:val="0"/>
-        <w:widowControl/>
-        <w:spacing w:line="14" w:lineRule="exact" w:before="0" w:after="0"/>
-        <w:ind w:left="0" w:right="0"/>
-      </w:pPr>
-    </w:p>
     <w:p>
       <w:pPr>
         <w:autoSpaceDN w:val="0"/>

--- a/outputs/publikasi-potensi-sungai-bakau-kecil-2026.docx
+++ b/outputs/publikasi-potensi-sungai-bakau-kecil-2026.docx
@@ -14,7 +14,7 @@
       </w:tblGrid>
       <w:tr>
         <w:trPr>
-          <w:trHeight w:hRule="exact" w:val="1716"/>
+          <w:trHeight w:hRule="exact" w:val="1738"/>
         </w:trPr>
         <w:tc>
           <w:tcPr>
@@ -43,7 +43,7 @@
                 <w:color w:val="F8FAFC"/>
                 <w:sz w:val="22"/>
               </w:rPr>
-              <w:t>BADAN PUSAT STATISTIK</w:t>
+              <w:t>PEMERINTAH DESA SUNGAI BAKAU KECIL</w:t>
             </w:r>
           </w:p>
         </w:tc>
@@ -70,7 +70,7 @@
       </w:tblGrid>
       <w:tr>
         <w:trPr>
-          <w:trHeight w:hRule="exact" w:val="700"/>
+          <w:trHeight w:hRule="exact" w:val="678"/>
         </w:trPr>
         <w:tc>
           <w:tcPr>
@@ -86,7 +86,7 @@
               <w:autoSpaceDN w:val="0"/>
               <w:autoSpaceDE w:val="0"/>
               <w:widowControl/>
-              <w:spacing w:line="233" w:lineRule="auto" w:before="34" w:after="0"/>
+              <w:spacing w:line="233" w:lineRule="auto" w:before="58" w:after="0"/>
               <w:ind w:left="0" w:right="0" w:firstLine="0"/>
               <w:jc w:val="left"/>
             </w:pPr>
@@ -95,8 +95,8 @@
                 <w:rFonts w:ascii="Liberation Sans" w:hAnsi="Liberation Sans" w:eastAsia="Liberation Sans"/>
                 <w:b/>
                 <w:i w:val="0"/>
-                <w:color w:val="F8FAFC"/>
-                <w:sz w:val="22"/>
+                <w:color w:val="CBD5E1"/>
+                <w:sz w:val="17"/>
               </w:rPr>
               <w:t>KABUPATEN MEMPAWAH</w:t>
             </w:r>

--- a/outputs/publikasi-potensi-sungai-bakau-kecil-2026.docx
+++ b/outputs/publikasi-potensi-sungai-bakau-kecil-2026.docx
@@ -6276,7 +6276,7 @@
         <w:autoSpaceDN w:val="0"/>
         <w:autoSpaceDE w:val="0"/>
         <w:widowControl/>
-        <w:spacing w:line="220" w:lineRule="exact" w:before="0" w:after="5880"/>
+        <w:spacing w:line="220" w:lineRule="exact" w:before="0" w:after="416"/>
         <w:ind w:left="0" w:right="0"/>
       </w:pPr>
       <w:r>
@@ -6284,12 +6284,12 @@
           <wp:anchor xmlns:a="http://schemas.openxmlformats.org/drawingml/2006/main" xmlns:pic="http://schemas.openxmlformats.org/drawingml/2006/picture" distT="0" distB="0" distL="0" distR="0" simplePos="0" relativeHeight="0" behindDoc="1" locked="0" layoutInCell="1" allowOverlap="1">
             <wp:simplePos x="0" y="0"/>
             <wp:positionH relativeFrom="page">
-              <wp:posOffset>1244600</wp:posOffset>
+              <wp:posOffset>571500</wp:posOffset>
             </wp:positionH>
             <wp:positionV relativeFrom="page">
-              <wp:posOffset>4457700</wp:posOffset>
+              <wp:posOffset>520700</wp:posOffset>
             </wp:positionV>
-            <wp:extent cx="6311900" cy="2882900"/>
+            <wp:extent cx="6400800" cy="3606800"/>
             <wp:wrapNone/>
             <wp:docPr id="1" name="Picture 1"/>
             <wp:cNvGraphicFramePr>
@@ -6311,7 +6311,7 @@
                   <pic:spPr>
                     <a:xfrm>
                       <a:off x="0" y="0"/>
-                      <a:ext cx="6311900" cy="2882900"/>
+                      <a:ext cx="6400800" cy="3606800"/>
                     </a:xfrm>
                     <a:prstGeom prst="rect"/>
                   </pic:spPr>
@@ -6327,19 +6327,19 @@
         <w:tblW w:type="auto" w:w="0"/>
         <w:tblLayout w:type="fixed"/>
         <w:tblLook w:firstColumn="1" w:firstRow="1" w:lastColumn="0" w:lastRow="0" w:noHBand="0" w:noVBand="1" w:val="04A0"/>
-        <w:tblInd w:w="800.0" w:type="dxa"/>
+        <w:tblInd w:w="180.0" w:type="dxa"/>
       </w:tblPr>
       <w:tblGrid>
-        <w:gridCol w:w="5070"/>
-        <w:gridCol w:w="5070"/>
+        <w:gridCol w:w="4846"/>
+        <w:gridCol w:w="4846"/>
       </w:tblGrid>
       <w:tr>
         <w:trPr>
-          <w:trHeight w:hRule="exact" w:val="1390"/>
+          <w:trHeight w:hRule="exact" w:val="1218"/>
         </w:trPr>
         <w:tc>
           <w:tcPr>
-            <w:tcW w:type="dxa" w:w="1760"/>
+            <w:tcW w:type="dxa" w:w="1060"/>
             <w:tcBorders/>
             <w:tcMar>
               <w:start w:w="0" w:type="dxa"/>
@@ -6351,8 +6351,8 @@
               <w:autoSpaceDN w:val="0"/>
               <w:autoSpaceDE w:val="0"/>
               <w:widowControl/>
-              <w:spacing w:line="245" w:lineRule="auto" w:before="34" w:after="0"/>
-              <w:ind w:left="864" w:right="432" w:firstLine="0"/>
+              <w:spacing w:line="245" w:lineRule="auto" w:before="28" w:after="0"/>
+              <w:ind w:left="144" w:right="288" w:firstLine="0"/>
               <w:jc w:val="center"/>
             </w:pPr>
             <w:r>
@@ -6361,7 +6361,7 @@
                 <w:b/>
                 <w:i w:val="0"/>
                 <w:color w:val="FFFFFF"/>
-                <w:sz w:val="68"/>
+                <w:sz w:val="60"/>
               </w:rPr>
               <w:t xml:space="preserve">1 </w:t>
             </w:r>
@@ -6374,7 +6374,7 @@
                 <w:b/>
                 <w:i w:val="0"/>
                 <w:color w:val="EB8A3C"/>
-                <w:sz w:val="19"/>
+                <w:sz w:val="17"/>
               </w:rPr>
               <w:t>BAB</w:t>
             </w:r>
@@ -6384,9 +6384,9 @@
               <w:autoSpaceDN w:val="0"/>
               <w:autoSpaceDE w:val="0"/>
               <w:widowControl/>
-              <w:spacing w:line="233" w:lineRule="auto" w:before="18" w:after="0"/>
-              <w:ind w:left="0" w:right="360" w:firstLine="0"/>
-              <w:jc w:val="right"/>
+              <w:spacing w:line="233" w:lineRule="auto" w:before="2" w:after="0"/>
+              <w:ind w:left="212" w:right="0" w:firstLine="0"/>
+              <w:jc w:val="left"/>
             </w:pPr>
             <w:r>
               <w:rPr>
@@ -6394,7 +6394,7 @@
                 <w:b/>
                 <w:i/>
                 <w:color w:val="FEF08A"/>
-                <w:sz w:val="15"/>
+                <w:sz w:val="14"/>
               </w:rPr>
               <w:t>Chapter</w:t>
             </w:r>
@@ -6402,7 +6402,7 @@
         </w:tc>
         <w:tc>
           <w:tcPr>
-            <w:tcW w:type="dxa" w:w="7220"/>
+            <w:tcW w:type="dxa" w:w="7440"/>
             <w:tcBorders/>
             <w:tcMar>
               <w:start w:w="0" w:type="dxa"/>
@@ -6415,7 +6415,7 @@
               <w:autoSpaceDE w:val="0"/>
               <w:widowControl/>
               <w:spacing w:line="245" w:lineRule="auto" w:before="0" w:after="0"/>
-              <w:ind w:left="370" w:right="288" w:firstLine="0"/>
+              <w:ind w:left="332" w:right="864" w:firstLine="0"/>
               <w:jc w:val="left"/>
             </w:pPr>
             <w:r>
@@ -6424,7 +6424,7 @@
                 <w:b/>
                 <w:i w:val="0"/>
                 <w:color w:val="FFFFFF"/>
-                <w:sz w:val="32"/>
+                <w:sz w:val="30"/>
               </w:rPr>
               <w:t xml:space="preserve">WILAYAH ADMINISTRASI, DEMOGRAFI &amp; </w:t>
             </w:r>
@@ -6434,7 +6434,7 @@
                 <w:b/>
                 <w:i w:val="0"/>
                 <w:color w:val="FFFFFF"/>
-                <w:sz w:val="32"/>
+                <w:sz w:val="30"/>
               </w:rPr>
               <w:t>KAWASAN</w:t>
             </w:r>
@@ -6444,9 +6444,9 @@
               <w:autoSpaceDN w:val="0"/>
               <w:autoSpaceDE w:val="0"/>
               <w:widowControl/>
-              <w:spacing w:line="233" w:lineRule="auto" w:before="314" w:after="0"/>
-              <w:ind w:left="0" w:right="0" w:firstLine="0"/>
-              <w:jc w:val="center"/>
+              <w:spacing w:line="233" w:lineRule="auto" w:before="218" w:after="0"/>
+              <w:ind w:left="332" w:right="0" w:firstLine="0"/>
+              <w:jc w:val="left"/>
             </w:pPr>
             <w:r>
               <w:rPr>
@@ -6454,7 +6454,7 @@
                 <w:b/>
                 <w:i/>
                 <w:color w:val="FEF08A"/>
-                <w:sz w:val="24"/>
+                <w:sz w:val="22"/>
               </w:rPr>
               <w:t>ADMINISTRATIVE AREA, DEMOGRAPHICS &amp; REGION</w:t>
             </w:r>
@@ -6467,8 +6467,113 @@
         <w:autoSpaceDN w:val="0"/>
         <w:autoSpaceDE w:val="0"/>
         <w:widowControl/>
-        <w:spacing w:line="233" w:lineRule="auto" w:before="1068" w:after="0"/>
-        <w:ind w:left="1174" w:right="0" w:firstLine="0"/>
+        <w:spacing w:line="233" w:lineRule="auto" w:before="946" w:after="0"/>
+        <w:ind w:left="12" w:right="0" w:firstLine="0"/>
+        <w:jc w:val="left"/>
+      </w:pPr>
+      <w:r>
+        <w:rPr>
+          <w:rFonts w:ascii="Liberation Sans" w:hAnsi="Liberation Sans" w:eastAsia="Liberation Sans"/>
+          <w:b/>
+          <w:i w:val="0"/>
+          <w:color w:val="0B3C5D"/>
+          <w:sz w:val="18"/>
+        </w:rPr>
+        <w:t xml:space="preserve">RINGKASAN INDIKATOR BAB 1 / </w:t>
+      </w:r>
+      <w:r>
+        <w:rPr>
+          <w:rFonts w:ascii="Liberation Sans" w:hAnsi="Liberation Sans" w:eastAsia="Liberation Sans"/>
+          <w:b/>
+          <w:i/>
+          <w:color w:val="0B3C5D"/>
+          <w:sz w:val="18"/>
+        </w:rPr>
+        <w:t>CHAPTER 1 HIGHLIGHTS</w:t>
+      </w:r>
+    </w:p>
+    <w:p>
+      <w:pPr>
+        <w:autoSpaceDN w:val="0"/>
+        <w:tabs>
+          <w:tab w:pos="4800" w:val="left"/>
+        </w:tabs>
+        <w:autoSpaceDE w:val="0"/>
+        <w:widowControl/>
+        <w:spacing w:line="230" w:lineRule="auto" w:before="472" w:after="0"/>
+        <w:ind w:left="206" w:right="0" w:firstLine="0"/>
+        <w:jc w:val="left"/>
+      </w:pPr>
+      <w:r>
+        <w:rPr>
+          <w:rFonts w:ascii="Liberation Sans" w:hAnsi="Liberation Sans" w:eastAsia="Liberation Sans"/>
+          <w:b/>
+          <w:i w:val="0"/>
+          <w:color w:val="166534"/>
+          <w:sz w:val="15"/>
+        </w:rPr>
+        <w:t xml:space="preserve">STATUS WILAYAH / REGIONAL STATUS </w:t>
+      </w:r>
+      <w:r>
+        <w:tab/>
+      </w:r>
+      <w:r>
+        <w:rPr>
+          <w:rFonts w:ascii="Liberation Sans" w:hAnsi="Liberation Sans" w:eastAsia="Liberation Sans"/>
+          <w:b/>
+          <w:i w:val="0"/>
+          <w:color w:val="1E40AF"/>
+          <w:sz w:val="15"/>
+        </w:rPr>
+        <w:t>ADMINISTRASI RT / RW</w:t>
+      </w:r>
+    </w:p>
+    <w:p>
+      <w:pPr>
+        <w:autoSpaceDN w:val="0"/>
+        <w:tabs>
+          <w:tab w:pos="4800" w:val="left"/>
+        </w:tabs>
+        <w:autoSpaceDE w:val="0"/>
+        <w:widowControl/>
+        <w:spacing w:line="233" w:lineRule="auto" w:before="82" w:after="0"/>
+        <w:ind w:left="206" w:right="0" w:firstLine="0"/>
+        <w:jc w:val="left"/>
+      </w:pPr>
+      <w:r>
+        <w:rPr>
+          <w:rFonts w:ascii="Liberation Sans" w:hAnsi="Liberation Sans" w:eastAsia="Liberation Sans"/>
+          <w:b/>
+          <w:i w:val="0"/>
+          <w:color w:val="15803D"/>
+          <w:sz w:val="24"/>
+        </w:rPr>
+        <w:t xml:space="preserve">Perdesaan </w:t>
+      </w:r>
+      <w:r>
+        <w:tab/>
+      </w:r>
+      <w:r>
+        <w:rPr>
+          <w:rFonts w:ascii="Liberation Sans" w:hAnsi="Liberation Sans" w:eastAsia="Liberation Sans"/>
+          <w:b/>
+          <w:i w:val="0"/>
+          <w:color w:val="1D4ED8"/>
+          <w:sz w:val="24"/>
+        </w:rPr>
+        <w:t>8 RW | 37 RT</w:t>
+      </w:r>
+    </w:p>
+    <w:p>
+      <w:pPr>
+        <w:autoSpaceDN w:val="0"/>
+        <w:tabs>
+          <w:tab w:pos="4800" w:val="left"/>
+        </w:tabs>
+        <w:autoSpaceDE w:val="0"/>
+        <w:widowControl/>
+        <w:spacing w:line="233" w:lineRule="auto" w:before="48" w:after="0"/>
+        <w:ind w:left="206" w:right="0" w:firstLine="0"/>
         <w:jc w:val="left"/>
       </w:pPr>
       <w:r>
@@ -6476,30 +6581,23 @@
           <w:rFonts w:ascii="Liberation Sans" w:hAnsi="Liberation Sans" w:eastAsia="Liberation Sans"/>
           <w:b w:val="0"/>
           <w:i w:val="0"/>
-          <w:color w:val="334155"/>
-          <w:sz w:val="19"/>
+          <w:color w:val="166534"/>
+          <w:sz w:val="14"/>
         </w:rPr>
-        <w:t xml:space="preserve">Desa Sungai Bakau Kecil berstatus sebagai wilayah </w:t>
+        <w:t xml:space="preserve">Kawasan Hutan: Di luar kawasan hutan </w:t>
       </w:r>
       <w:r>
-        <w:rPr>
-          <w:rFonts w:ascii="Liberation Sans" w:hAnsi="Liberation Sans" w:eastAsia="Liberation Sans"/>
-          <w:b/>
-          <w:i w:val="0"/>
-          <w:color w:val="334155"/>
-          <w:sz w:val="19"/>
-        </w:rPr>
-        <w:t>Perdesaan</w:t>
+        <w:tab/>
       </w:r>
       <w:r>
         <w:rPr>
           <w:rFonts w:ascii="Liberation Sans" w:hAnsi="Liberation Sans" w:eastAsia="Liberation Sans"/>
           <w:b w:val="0"/>
           <w:i w:val="0"/>
-          <w:color w:val="334155"/>
-          <w:sz w:val="19"/>
+          <w:color w:val="1E40AF"/>
+          <w:sz w:val="14"/>
         </w:rPr>
-        <w:t xml:space="preserve"> dengan jumlah penduduk sebanyak</w:t>
+        <w:t>Wilayah Kerja Pembinaan Statis</w:t>
       </w:r>
     </w:p>
     <w:p>
@@ -6507,49 +6605,53 @@
         <w:autoSpaceDN w:val="0"/>
         <w:autoSpaceDE w:val="0"/>
         <w:widowControl/>
-        <w:spacing w:line="233" w:lineRule="auto" w:before="74" w:after="0"/>
-        <w:ind w:left="1174" w:right="0" w:firstLine="0"/>
+        <w:spacing w:line="233" w:lineRule="auto" w:before="456" w:after="0"/>
+        <w:ind w:left="12" w:right="0" w:firstLine="0"/>
         <w:jc w:val="left"/>
       </w:pPr>
       <w:r>
         <w:rPr>
+          <w:w w:val="97.74999618530273"/>
+          <w:rFonts w:ascii="Liberation Sans" w:hAnsi="Liberation Sans" w:eastAsia="Liberation Sans"/>
+          <w:b w:val="0"/>
+          <w:i w:val="0"/>
+          <w:color w:val="334155"/>
+          <w:sz w:val="18"/>
+        </w:rPr>
+        <w:t xml:space="preserve">Desa Sungai Bakau Kecil berstatus sebagai wilayah </w:t>
+      </w:r>
+      <w:r>
+        <w:rPr>
+          <w:w w:val="97.74999618530273"/>
           <w:rFonts w:ascii="Liberation Sans" w:hAnsi="Liberation Sans" w:eastAsia="Liberation Sans"/>
           <w:b/>
           <w:i w:val="0"/>
           <w:color w:val="334155"/>
-          <w:sz w:val="19"/>
+          <w:sz w:val="18"/>
         </w:rPr>
-        <w:t>7.659 jiwa</w:t>
+        <w:t>Perdesaan</w:t>
       </w:r>
       <w:r>
         <w:rPr>
+          <w:w w:val="97.74999618530273"/>
           <w:rFonts w:ascii="Liberation Sans" w:hAnsi="Liberation Sans" w:eastAsia="Liberation Sans"/>
           <w:b w:val="0"/>
           <w:i w:val="0"/>
           <w:color w:val="334155"/>
-          <w:sz w:val="19"/>
+          <w:sz w:val="18"/>
         </w:rPr>
-        <w:t xml:space="preserve"> (3.916 laki-laki, 3.743 perempuan). Total keluarga tercatat sebanyak </w:t>
+        <w:t xml:space="preserve"> dengan lokasi kantor berada di </w:t>
       </w:r>
       <w:r>
         <w:rPr>
+          <w:w w:val="97.74999618530273"/>
           <w:rFonts w:ascii="Liberation Sans" w:hAnsi="Liberation Sans" w:eastAsia="Liberation Sans"/>
           <w:b/>
           <w:i w:val="0"/>
           <w:color w:val="334155"/>
-          <w:sz w:val="19"/>
+          <w:sz w:val="18"/>
         </w:rPr>
-        <w:t>2.297 KK</w:t>
-      </w:r>
-      <w:r>
-        <w:rPr>
-          <w:rFonts w:ascii="Liberation Sans" w:hAnsi="Liberation Sans" w:eastAsia="Liberation Sans"/>
-          <w:b w:val="0"/>
-          <w:i w:val="0"/>
-          <w:color w:val="334155"/>
-          <w:sz w:val="19"/>
-        </w:rPr>
-        <w:t xml:space="preserve"> dengan</w:t>
+        <w:t>JALAN RAYA</w:t>
       </w:r>
     </w:p>
     <w:p>
@@ -6557,39 +6659,53 @@
         <w:autoSpaceDN w:val="0"/>
         <w:autoSpaceDE w:val="0"/>
         <w:widowControl/>
-        <w:spacing w:line="233" w:lineRule="auto" w:before="72" w:after="0"/>
-        <w:ind w:left="1174" w:right="0" w:firstLine="0"/>
+        <w:spacing w:line="235" w:lineRule="auto" w:before="58" w:after="0"/>
+        <w:ind w:left="12" w:right="0" w:firstLine="0"/>
         <w:jc w:val="left"/>
       </w:pPr>
       <w:r>
         <w:rPr>
+          <w:w w:val="97.74999618530273"/>
+          <w:rFonts w:ascii="Liberation Sans" w:hAnsi="Liberation Sans" w:eastAsia="Liberation Sans"/>
+          <w:b/>
+          <w:i w:val="0"/>
+          <w:color w:val="334155"/>
+          <w:sz w:val="18"/>
+        </w:rPr>
+        <w:t>SENGGIRING, RT003 RW001</w:t>
+      </w:r>
+      <w:r>
+        <w:rPr>
+          <w:w w:val="97.74999618530273"/>
           <w:rFonts w:ascii="Liberation Sans" w:hAnsi="Liberation Sans" w:eastAsia="Liberation Sans"/>
           <w:b w:val="0"/>
           <w:i w:val="0"/>
           <w:color w:val="334155"/>
-          <w:sz w:val="19"/>
+          <w:sz w:val="18"/>
         </w:rPr>
-        <w:t xml:space="preserve">keluarga pertanian sejumlah </w:t>
+        <w:t xml:space="preserve">. Jumlah penduduk tercatat sebanyak </w:t>
       </w:r>
       <w:r>
         <w:rPr>
+          <w:w w:val="97.74999618530273"/>
           <w:rFonts w:ascii="Liberation Sans" w:hAnsi="Liberation Sans" w:eastAsia="Liberation Sans"/>
           <w:b/>
           <w:i w:val="0"/>
           <w:color w:val="334155"/>
-          <w:sz w:val="19"/>
+          <w:sz w:val="18"/>
         </w:rPr>
-        <w:t>424 KK (18.5%)</w:t>
+        <w:t>7.659 jiwa</w:t>
       </w:r>
       <w:r>
         <w:rPr>
+          <w:w w:val="97.74999618530273"/>
           <w:rFonts w:ascii="Liberation Sans" w:hAnsi="Liberation Sans" w:eastAsia="Liberation Sans"/>
           <w:b w:val="0"/>
           <w:i w:val="0"/>
           <w:color w:val="334155"/>
-          <w:sz w:val="19"/>
+          <w:sz w:val="18"/>
         </w:rPr>
-        <w:t>.</w:t>
+        <w:t xml:space="preserve"> (3.916 laki-laki, 3.743 perempuan)</w:t>
       </w:r>
     </w:p>
     <w:p>
@@ -6597,8 +6713,106 @@
         <w:autoSpaceDN w:val="0"/>
         <w:autoSpaceDE w:val="0"/>
         <w:widowControl/>
-        <w:spacing w:line="233" w:lineRule="auto" w:before="5500" w:after="0"/>
-        <w:ind w:left="0" w:right="468" w:firstLine="0"/>
+        <w:spacing w:line="235" w:lineRule="auto" w:before="72" w:after="0"/>
+        <w:ind w:left="12" w:right="0" w:firstLine="0"/>
+        <w:jc w:val="left"/>
+      </w:pPr>
+      <w:r>
+        <w:rPr>
+          <w:w w:val="97.74999618530273"/>
+          <w:rFonts w:ascii="Liberation Sans" w:hAnsi="Liberation Sans" w:eastAsia="Liberation Sans"/>
+          <w:b w:val="0"/>
+          <w:i w:val="0"/>
+          <w:color w:val="334155"/>
+          <w:sz w:val="18"/>
+        </w:rPr>
+        <w:t xml:space="preserve">dengan </w:t>
+      </w:r>
+      <w:r>
+        <w:rPr>
+          <w:w w:val="97.74999618530273"/>
+          <w:rFonts w:ascii="Liberation Sans" w:hAnsi="Liberation Sans" w:eastAsia="Liberation Sans"/>
+          <w:b w:val="0"/>
+          <w:i/>
+          <w:color w:val="334155"/>
+          <w:sz w:val="18"/>
+        </w:rPr>
+        <w:t>sex ratio</w:t>
+      </w:r>
+      <w:r>
+        <w:rPr>
+          <w:w w:val="97.74999618530273"/>
+          <w:rFonts w:ascii="Liberation Sans" w:hAnsi="Liberation Sans" w:eastAsia="Liberation Sans"/>
+          <w:b/>
+          <w:i w:val="0"/>
+          <w:color w:val="334155"/>
+          <w:sz w:val="18"/>
+        </w:rPr>
+        <w:t>104,62</w:t>
+      </w:r>
+      <w:r>
+        <w:rPr>
+          <w:w w:val="97.74999618530273"/>
+          <w:rFonts w:ascii="Liberation Sans" w:hAnsi="Liberation Sans" w:eastAsia="Liberation Sans"/>
+          <w:b w:val="0"/>
+          <w:i w:val="0"/>
+          <w:color w:val="334155"/>
+          <w:sz w:val="18"/>
+        </w:rPr>
+        <w:t xml:space="preserve">. Total keluarga sebanyak </w:t>
+      </w:r>
+      <w:r>
+        <w:rPr>
+          <w:w w:val="97.74999618530273"/>
+          <w:rFonts w:ascii="Liberation Sans" w:hAnsi="Liberation Sans" w:eastAsia="Liberation Sans"/>
+          <w:b/>
+          <w:i w:val="0"/>
+          <w:color w:val="334155"/>
+          <w:sz w:val="18"/>
+        </w:rPr>
+        <w:t>2.297 KK</w:t>
+      </w:r>
+      <w:r>
+        <w:rPr>
+          <w:w w:val="97.74999618530273"/>
+          <w:rFonts w:ascii="Liberation Sans" w:hAnsi="Liberation Sans" w:eastAsia="Liberation Sans"/>
+          <w:b w:val="0"/>
+          <w:i w:val="0"/>
+          <w:color w:val="334155"/>
+          <w:sz w:val="18"/>
+        </w:rPr>
+        <w:t xml:space="preserve">, di mana </w:t>
+      </w:r>
+      <w:r>
+        <w:rPr>
+          <w:w w:val="97.74999618530273"/>
+          <w:rFonts w:ascii="Liberation Sans" w:hAnsi="Liberation Sans" w:eastAsia="Liberation Sans"/>
+          <w:b/>
+          <w:i w:val="0"/>
+          <w:color w:val="334155"/>
+          <w:sz w:val="18"/>
+        </w:rPr>
+        <w:t>424 KK (18.5%)</w:t>
+      </w:r>
+      <w:r>
+        <w:rPr>
+          <w:w w:val="97.74999618530273"/>
+          <w:rFonts w:ascii="Liberation Sans" w:hAnsi="Liberation Sans" w:eastAsia="Liberation Sans"/>
+          <w:b w:val="0"/>
+          <w:i w:val="0"/>
+          <w:color w:val="334155"/>
+          <w:sz w:val="18"/>
+        </w:rPr>
+        <w:t xml:space="preserve"> bergerak di sektor pertanian.</w:t>
+      </w:r>
+    </w:p>
+    <w:p>
+      <w:pPr>
+        <w:autoSpaceDN w:val="0"/>
+        <w:autoSpaceDE w:val="0"/>
+        <w:widowControl/>
+        <w:spacing w:line="233" w:lineRule="auto" w:before="10272" w:after="0"/>
+        <w:ind w:left="0" w:right="20" w:firstLine="0"/>
         <w:jc w:val="right"/>
       </w:pPr>
       <w:r>
@@ -6616,7 +6830,7 @@
       <w:pPr>
         <w:sectPr>
           <w:pgSz w:w="11899" w:h="16838"/>
-          <w:pgMar w:top="1440" w:right="318" w:bottom="162" w:left="1440" w:header="720" w:footer="720" w:gutter="0"/>
+          <w:pgMar w:top="638" w:right="766" w:bottom="162" w:left="1440" w:header="720" w:footer="720" w:gutter="0"/>
           <w:cols/>
           <w:docGrid w:linePitch="360"/>
         </w:sectPr>
@@ -9265,7 +9479,7 @@
         <w:autoSpaceDN w:val="0"/>
         <w:autoSpaceDE w:val="0"/>
         <w:widowControl/>
-        <w:spacing w:line="220" w:lineRule="exact" w:before="0" w:after="6030"/>
+        <w:spacing w:line="220" w:lineRule="exact" w:before="0" w:after="416"/>
         <w:ind w:left="0" w:right="0"/>
       </w:pPr>
       <w:r>
@@ -9273,12 +9487,12 @@
           <wp:anchor xmlns:a="http://schemas.openxmlformats.org/drawingml/2006/main" xmlns:pic="http://schemas.openxmlformats.org/drawingml/2006/picture" distT="0" distB="0" distL="0" distR="0" simplePos="0" relativeHeight="0" behindDoc="1" locked="0" layoutInCell="1" allowOverlap="1">
             <wp:simplePos x="0" y="0"/>
             <wp:positionH relativeFrom="page">
-              <wp:posOffset>1244600</wp:posOffset>
+              <wp:posOffset>571500</wp:posOffset>
             </wp:positionH>
             <wp:positionV relativeFrom="page">
-              <wp:posOffset>4559300</wp:posOffset>
+              <wp:posOffset>520700</wp:posOffset>
             </wp:positionV>
-            <wp:extent cx="6311900" cy="2692400"/>
+            <wp:extent cx="6400800" cy="3949700"/>
             <wp:wrapNone/>
             <wp:docPr id="2" name="Picture 2"/>
             <wp:cNvGraphicFramePr>
@@ -9300,7 +9514,7 @@
                   <pic:spPr>
                     <a:xfrm>
                       <a:off x="0" y="0"/>
-                      <a:ext cx="6311900" cy="2692400"/>
+                      <a:ext cx="6400800" cy="3949700"/>
                     </a:xfrm>
                     <a:prstGeom prst="rect"/>
                   </pic:spPr>
@@ -9316,19 +9530,19 @@
         <w:tblW w:type="auto" w:w="0"/>
         <w:tblLayout w:type="fixed"/>
         <w:tblLook w:firstColumn="1" w:firstRow="1" w:lastColumn="0" w:lastRow="0" w:noHBand="0" w:noVBand="1" w:val="04A0"/>
-        <w:tblInd w:w="1124.0" w:type="dxa"/>
+        <w:tblInd w:w="504.00000000000006" w:type="dxa"/>
       </w:tblPr>
       <w:tblGrid>
-        <w:gridCol w:w="5392"/>
-        <w:gridCol w:w="5392"/>
+        <w:gridCol w:w="4841"/>
+        <w:gridCol w:w="4841"/>
       </w:tblGrid>
       <w:tr>
         <w:trPr>
-          <w:trHeight w:hRule="exact" w:val="1376"/>
+          <w:trHeight w:hRule="exact" w:val="1218"/>
         </w:trPr>
         <w:tc>
           <w:tcPr>
-            <w:tcW w:type="dxa" w:w="2080"/>
+            <w:tcW w:type="dxa" w:w="1380"/>
             <w:tcBorders/>
             <w:tcMar>
               <w:start w:w="0" w:type="dxa"/>
@@ -9340,8 +9554,8 @@
               <w:autoSpaceDN w:val="0"/>
               <w:autoSpaceDE w:val="0"/>
               <w:widowControl/>
-              <w:spacing w:line="245" w:lineRule="auto" w:before="20" w:after="0"/>
-              <w:ind w:left="1152" w:right="432" w:firstLine="0"/>
+              <w:spacing w:line="245" w:lineRule="auto" w:before="28" w:after="0"/>
+              <w:ind w:left="576" w:right="288" w:firstLine="0"/>
               <w:jc w:val="center"/>
             </w:pPr>
             <w:r>
@@ -9350,7 +9564,7 @@
                 <w:b/>
                 <w:i w:val="0"/>
                 <w:color w:val="FFFFFF"/>
-                <w:sz w:val="68"/>
+                <w:sz w:val="60"/>
               </w:rPr>
               <w:t xml:space="preserve">2 </w:t>
             </w:r>
@@ -9363,7 +9577,7 @@
                 <w:b/>
                 <w:i w:val="0"/>
                 <w:color w:val="EB8A3C"/>
-                <w:sz w:val="19"/>
+                <w:sz w:val="17"/>
               </w:rPr>
               <w:t>BAB</w:t>
             </w:r>
@@ -9373,8 +9587,8 @@
               <w:autoSpaceDN w:val="0"/>
               <w:autoSpaceDE w:val="0"/>
               <w:widowControl/>
-              <w:spacing w:line="233" w:lineRule="auto" w:before="34" w:after="0"/>
-              <w:ind w:left="0" w:right="360" w:firstLine="0"/>
+              <w:spacing w:line="233" w:lineRule="auto" w:before="2" w:after="0"/>
+              <w:ind w:left="0" w:right="320" w:firstLine="0"/>
               <w:jc w:val="right"/>
             </w:pPr>
             <w:r>
@@ -9383,7 +9597,7 @@
                 <w:b/>
                 <w:i/>
                 <w:color w:val="FEF08A"/>
-                <w:sz w:val="15"/>
+                <w:sz w:val="14"/>
               </w:rPr>
               <w:t>Chapter</w:t>
             </w:r>
@@ -9391,7 +9605,7 @@
         </w:tc>
         <w:tc>
           <w:tcPr>
-            <w:tcW w:type="dxa" w:w="7360"/>
+            <w:tcW w:type="dxa" w:w="7380"/>
             <w:tcBorders/>
             <w:tcMar>
               <w:start w:w="0" w:type="dxa"/>
@@ -9404,7 +9618,7 @@
               <w:autoSpaceDE w:val="0"/>
               <w:widowControl/>
               <w:spacing w:line="245" w:lineRule="auto" w:before="0" w:after="0"/>
-              <w:ind w:left="370" w:right="1440" w:firstLine="0"/>
+              <w:ind w:left="332" w:right="288" w:firstLine="0"/>
               <w:jc w:val="left"/>
             </w:pPr>
             <w:r>
@@ -9413,9 +9627,9 @@
                 <w:b/>
                 <w:i w:val="0"/>
                 <w:color w:val="FFFFFF"/>
-                <w:sz w:val="32"/>
+                <w:sz w:val="30"/>
               </w:rPr>
-              <w:t xml:space="preserve">ENERGI, UTILITAS PERUMAHAN &amp; </w:t>
+              <w:t xml:space="preserve">ENERGI, UTILITAS PERUMAHAN &amp; MITIGASI </w:t>
             </w:r>
             <w:r>
               <w:rPr>
@@ -9423,9 +9637,9 @@
                 <w:b/>
                 <w:i w:val="0"/>
                 <w:color w:val="FFFFFF"/>
-                <w:sz w:val="32"/>
+                <w:sz w:val="30"/>
               </w:rPr>
-              <w:t>MITIGASI BENCANA</w:t>
+              <w:t>BENCANA</w:t>
             </w:r>
           </w:p>
           <w:p>
@@ -9433,8 +9647,8 @@
               <w:autoSpaceDN w:val="0"/>
               <w:autoSpaceDE w:val="0"/>
               <w:widowControl/>
-              <w:spacing w:line="233" w:lineRule="auto" w:before="316" w:after="0"/>
-              <w:ind w:left="370" w:right="0" w:firstLine="0"/>
+              <w:spacing w:line="233" w:lineRule="auto" w:before="218" w:after="0"/>
+              <w:ind w:left="332" w:right="0" w:firstLine="0"/>
               <w:jc w:val="left"/>
             </w:pPr>
             <w:r>
@@ -9443,7 +9657,7 @@
                 <w:b/>
                 <w:i/>
                 <w:color w:val="FEF08A"/>
-                <w:sz w:val="24"/>
+                <w:sz w:val="22"/>
               </w:rPr>
               <w:t>ENERGY, HOUSING UTILITIES &amp; DISASTER MITIGATION</w:t>
             </w:r>
@@ -9456,39 +9670,127 @@
         <w:autoSpaceDN w:val="0"/>
         <w:autoSpaceDE w:val="0"/>
         <w:widowControl/>
-        <w:spacing w:line="233" w:lineRule="auto" w:before="1082" w:after="0"/>
-        <w:ind w:left="1818" w:right="0" w:firstLine="0"/>
+        <w:spacing w:line="233" w:lineRule="auto" w:before="946" w:after="0"/>
+        <w:ind w:left="656" w:right="0" w:firstLine="0"/>
         <w:jc w:val="left"/>
       </w:pPr>
       <w:r>
         <w:rPr>
           <w:rFonts w:ascii="Liberation Sans" w:hAnsi="Liberation Sans" w:eastAsia="Liberation Sans"/>
-          <w:b w:val="0"/>
+          <w:b/>
           <w:i w:val="0"/>
-          <w:color w:val="334155"/>
-          <w:sz w:val="19"/>
+          <w:color w:val="0B3C5D"/>
+          <w:sz w:val="18"/>
         </w:rPr>
-        <w:t xml:space="preserve">Penggunaan listrik PLN mencakup </w:t>
+        <w:t xml:space="preserve">RINGKASAN INDIKATOR BAB 2 / </w:t>
+      </w:r>
+      <w:r>
+        <w:rPr>
+          <w:rFonts w:ascii="Liberation Sans" w:hAnsi="Liberation Sans" w:eastAsia="Liberation Sans"/>
+          <w:b/>
+          <w:i/>
+          <w:color w:val="0B3C5D"/>
+          <w:sz w:val="18"/>
+        </w:rPr>
+        <w:t>CHAPTER 2 HIGHLIGHTS</w:t>
+      </w:r>
+    </w:p>
+    <w:p>
+      <w:pPr>
+        <w:autoSpaceDN w:val="0"/>
+        <w:tabs>
+          <w:tab w:pos="5444" w:val="left"/>
+        </w:tabs>
+        <w:autoSpaceDE w:val="0"/>
+        <w:widowControl/>
+        <w:spacing w:line="230" w:lineRule="auto" w:before="472" w:after="0"/>
+        <w:ind w:left="850" w:right="0" w:firstLine="0"/>
+        <w:jc w:val="left"/>
+      </w:pPr>
+      <w:r>
+        <w:rPr>
+          <w:rFonts w:ascii="Liberation Sans" w:hAnsi="Liberation Sans" w:eastAsia="Liberation Sans"/>
+          <w:b/>
+          <w:i w:val="0"/>
+          <w:color w:val="92400E"/>
+          <w:sz w:val="15"/>
+        </w:rPr>
+        <w:t xml:space="preserve">LISTRIK PLN / PLN ELECTRICITY </w:t>
+      </w:r>
+      <w:r>
+        <w:tab/>
       </w:r>
       <w:r>
         <w:rPr>
           <w:rFonts w:ascii="Liberation Sans" w:hAnsi="Liberation Sans" w:eastAsia="Liberation Sans"/>
           <w:b/>
           <w:i w:val="0"/>
-          <w:color w:val="334155"/>
-          <w:sz w:val="19"/>
+          <w:color w:val="115E59"/>
+          <w:sz w:val="15"/>
         </w:rPr>
-        <w:t>2.297 KK (100.0%)</w:t>
+        <w:t>AIR MINUM UTAMA / DRINKING WATER</w:t>
+      </w:r>
+    </w:p>
+    <w:p>
+      <w:pPr>
+        <w:autoSpaceDN w:val="0"/>
+        <w:tabs>
+          <w:tab w:pos="5444" w:val="left"/>
+        </w:tabs>
+        <w:autoSpaceDE w:val="0"/>
+        <w:widowControl/>
+        <w:spacing w:line="259" w:lineRule="auto" w:before="82" w:after="0"/>
+        <w:ind w:left="850" w:right="2304" w:firstLine="0"/>
+        <w:jc w:val="left"/>
+      </w:pPr>
+      <w:r>
+        <w:rPr>
+          <w:rFonts w:ascii="Liberation Sans" w:hAnsi="Liberation Sans" w:eastAsia="Liberation Sans"/>
+          <w:b/>
+          <w:i w:val="0"/>
+          <w:color w:val="B45309"/>
+          <w:sz w:val="24"/>
+        </w:rPr>
+        <w:t xml:space="preserve">2.297 KK </w:t>
+      </w:r>
+      <w:r>
+        <w:tab/>
+      </w:r>
+      <w:r>
+        <w:rPr>
+          <w:rFonts w:ascii="Liberation Sans" w:hAnsi="Liberation Sans" w:eastAsia="Liberation Sans"/>
+          <w:b/>
+          <w:i w:val="0"/>
+          <w:color w:val="0F766E"/>
+          <w:sz w:val="24"/>
+        </w:rPr>
+        <w:t xml:space="preserve">Air hujan </w:t>
+      </w:r>
+      <w:r>
+        <w:br/>
       </w:r>
       <w:r>
         <w:rPr>
           <w:rFonts w:ascii="Liberation Sans" w:hAnsi="Liberation Sans" w:eastAsia="Liberation Sans"/>
           <w:b w:val="0"/>
           <w:i w:val="0"/>
-          <w:color w:val="334155"/>
-          <w:sz w:val="19"/>
+          <w:color w:val="78350F"/>
+          <w:sz w:val="14"/>
         </w:rPr>
-        <w:t>. Sebagian besar keluarga menggunakan air</w:t>
+        <w:t xml:space="preserve">100.0% Pelanggan Listrik PLN </w:t>
+      </w:r>
+      <w:r>
+        <w:tab/>
+      </w:r>
+      <w:r>
+        <w:rPr>
+          <w:rFonts w:ascii="Liberation Sans" w:hAnsi="Liberation Sans" w:eastAsia="Liberation Sans"/>
+          <w:b w:val="0"/>
+          <w:i w:val="0"/>
+          <w:color w:val="134E4A"/>
+          <w:sz w:val="14"/>
+        </w:rPr>
+        <w:t>Sumber Air Utama Masyarakat</w:t>
       </w:r>
     </w:p>
     <w:p>
@@ -9496,57 +9798,150 @@
         <w:autoSpaceDN w:val="0"/>
         <w:autoSpaceDE w:val="0"/>
         <w:widowControl/>
-        <w:spacing w:line="233" w:lineRule="auto" w:before="74" w:after="0"/>
-        <w:ind w:left="1818" w:right="0" w:firstLine="0"/>
-        <w:jc w:val="left"/>
+        <w:spacing w:line="295" w:lineRule="auto" w:before="456" w:after="0"/>
+        <w:ind w:left="656" w:right="20" w:firstLine="0"/>
+        <w:jc w:val="both"/>
       </w:pPr>
       <w:r>
         <w:rPr>
+          <w:w w:val="97.74999618530273"/>
           <w:rFonts w:ascii="Liberation Sans" w:hAnsi="Liberation Sans" w:eastAsia="Liberation Sans"/>
           <w:b w:val="0"/>
           <w:i w:val="0"/>
           <w:color w:val="334155"/>
-          <w:sz w:val="19"/>
+          <w:sz w:val="18"/>
         </w:rPr>
-        <w:t xml:space="preserve">minum berjenis </w:t>
+        <w:t xml:space="preserve">Penggunaan daya listrik PLN mencakup </w:t>
       </w:r>
       <w:r>
         <w:rPr>
+          <w:w w:val="97.74999618530273"/>
           <w:rFonts w:ascii="Liberation Sans" w:hAnsi="Liberation Sans" w:eastAsia="Liberation Sans"/>
           <w:b/>
           <w:i w:val="0"/>
           <w:color w:val="334155"/>
-          <w:sz w:val="19"/>
+          <w:sz w:val="18"/>
+        </w:rPr>
+        <w:t>2.297 KK (100.0%)</w:t>
+      </w:r>
+      <w:r>
+        <w:rPr>
+          <w:w w:val="97.74999618530273"/>
+          <w:rFonts w:ascii="Liberation Sans" w:hAnsi="Liberation Sans" w:eastAsia="Liberation Sans"/>
+          <w:b w:val="0"/>
+          <w:i w:val="0"/>
+          <w:color w:val="334155"/>
+          <w:sz w:val="18"/>
+        </w:rPr>
+        <w:t xml:space="preserve">. Sebagian besar keluarga memanfaatkan air minum </w:t>
+      </w:r>
+      <w:r>
+        <w:rPr>
+          <w:w w:val="97.74999618530273"/>
+          <w:rFonts w:ascii="Liberation Sans" w:hAnsi="Liberation Sans" w:eastAsia="Liberation Sans"/>
+          <w:b w:val="0"/>
+          <w:i w:val="0"/>
+          <w:color w:val="334155"/>
+          <w:sz w:val="18"/>
+        </w:rPr>
+        <w:t xml:space="preserve">utama berjenis </w:t>
+      </w:r>
+      <w:r>
+        <w:rPr>
+          <w:w w:val="97.74999618530273"/>
+          <w:rFonts w:ascii="Liberation Sans" w:hAnsi="Liberation Sans" w:eastAsia="Liberation Sans"/>
+          <w:b/>
+          <w:i w:val="0"/>
+          <w:color w:val="334155"/>
+          <w:sz w:val="18"/>
         </w:rPr>
         <w:t>Air hujan</w:t>
       </w:r>
       <w:r>
         <w:rPr>
+          <w:w w:val="97.74999618530273"/>
           <w:rFonts w:ascii="Liberation Sans" w:hAnsi="Liberation Sans" w:eastAsia="Liberation Sans"/>
           <w:b w:val="0"/>
           <w:i w:val="0"/>
           <w:color w:val="334155"/>
-          <w:sz w:val="19"/>
+          <w:sz w:val="18"/>
         </w:rPr>
-        <w:t xml:space="preserve"> dan memasak dengan </w:t>
+        <w:t xml:space="preserve"> dan bahan bakar utama memasak berjenis </w:t>
       </w:r>
       <w:r>
         <w:rPr>
+          <w:w w:val="97.74999618530273"/>
           <w:rFonts w:ascii="Liberation Sans" w:hAnsi="Liberation Sans" w:eastAsia="Liberation Sans"/>
           <w:b/>
           <w:i w:val="0"/>
           <w:color w:val="334155"/>
-          <w:sz w:val="19"/>
+          <w:sz w:val="18"/>
         </w:rPr>
         <w:t>Elpiji 3 kg</w:t>
       </w:r>
       <w:r>
         <w:rPr>
+          <w:w w:val="97.74999618530273"/>
           <w:rFonts w:ascii="Liberation Sans" w:hAnsi="Liberation Sans" w:eastAsia="Liberation Sans"/>
           <w:b w:val="0"/>
           <w:i w:val="0"/>
           <w:color w:val="334155"/>
-          <w:sz w:val="19"/>
+          <w:sz w:val="18"/>
+        </w:rPr>
+        <w:t xml:space="preserve">. Keberadaan upaya mitigasi </w:t>
+      </w:r>
+      <w:r>
+        <w:rPr>
+          <w:w w:val="97.74999618530273"/>
+          <w:rFonts w:ascii="Liberation Sans" w:hAnsi="Liberation Sans" w:eastAsia="Liberation Sans"/>
+          <w:b w:val="0"/>
+          <w:i w:val="0"/>
+          <w:color w:val="334155"/>
+          <w:sz w:val="18"/>
+        </w:rPr>
+        <w:t xml:space="preserve">bencana tercatat </w:t>
+      </w:r>
+      <w:r>
+        <w:rPr>
+          <w:w w:val="97.74999618530273"/>
+          <w:rFonts w:ascii="Liberation Sans" w:hAnsi="Liberation Sans" w:eastAsia="Liberation Sans"/>
+          <w:b/>
+          <w:i w:val="0"/>
+          <w:color w:val="334155"/>
+          <w:sz w:val="18"/>
+        </w:rPr>
+        <w:t xml:space="preserve">"Memiliki perlengkapan keselamatan (perahu karet, tenda, masker, dll.), dan pembuatan, </w:t>
+      </w:r>
+      <w:r>
+        <w:rPr>
+          <w:w w:val="97.74999618530273"/>
+          <w:rFonts w:ascii="Liberation Sans" w:hAnsi="Liberation Sans" w:eastAsia="Liberation Sans"/>
+          <w:b/>
+          <w:i w:val="0"/>
+          <w:color w:val="334155"/>
+          <w:sz w:val="18"/>
+        </w:rPr>
+        <w:t xml:space="preserve">perawatan, atau normalisasi: sungai, kanal, tanggul, parit, drainase, waduk, pantai, dll selama setahun </w:t>
+      </w:r>
+      <w:r>
+        <w:rPr>
+          <w:w w:val="97.74999618530273"/>
+          <w:rFonts w:ascii="Liberation Sans" w:hAnsi="Liberation Sans" w:eastAsia="Liberation Sans"/>
+          <w:b/>
+          <w:i w:val="0"/>
+          <w:color w:val="334155"/>
+          <w:sz w:val="18"/>
+        </w:rPr>
+        <w:t>terakhir"</w:t>
+      </w:r>
+      <w:r>
+        <w:rPr>
+          <w:w w:val="97.74999618530273"/>
+          <w:rFonts w:ascii="Liberation Sans" w:hAnsi="Liberation Sans" w:eastAsia="Liberation Sans"/>
+          <w:b w:val="0"/>
+          <w:i w:val="0"/>
+          <w:color w:val="334155"/>
+          <w:sz w:val="18"/>
         </w:rPr>
         <w:t>.</w:t>
       </w:r>
@@ -9556,7 +9951,7 @@
         <w:autoSpaceDN w:val="0"/>
         <w:autoSpaceDE w:val="0"/>
         <w:widowControl/>
-        <w:spacing w:line="233" w:lineRule="auto" w:before="5634" w:after="0"/>
+        <w:spacing w:line="233" w:lineRule="auto" w:before="9748" w:after="0"/>
         <w:ind w:left="0" w:right="0" w:firstLine="0"/>
         <w:jc w:val="left"/>
       </w:pPr>
@@ -9575,7 +9970,7 @@
       <w:pPr>
         <w:sectPr>
           <w:pgSz w:w="11899" w:h="16838"/>
-          <w:pgMar w:top="1440" w:right="318" w:bottom="162" w:left="796" w:header="720" w:footer="720" w:gutter="0"/>
+          <w:pgMar w:top="638" w:right="1420" w:bottom="162" w:left="796" w:header="720" w:footer="720" w:gutter="0"/>
           <w:cols/>
           <w:docGrid w:linePitch="360"/>
         </w:sectPr>
@@ -11681,7 +12076,7 @@
         <w:autoSpaceDN w:val="0"/>
         <w:autoSpaceDE w:val="0"/>
         <w:widowControl/>
-        <w:spacing w:line="220" w:lineRule="exact" w:before="0" w:after="6030"/>
+        <w:spacing w:line="220" w:lineRule="exact" w:before="0" w:after="424"/>
         <w:ind w:left="0" w:right="0"/>
       </w:pPr>
       <w:r>
@@ -11689,12 +12084,12 @@
           <wp:anchor xmlns:a="http://schemas.openxmlformats.org/drawingml/2006/main" xmlns:pic="http://schemas.openxmlformats.org/drawingml/2006/picture" distT="0" distB="0" distL="0" distR="0" simplePos="0" relativeHeight="0" behindDoc="1" locked="0" layoutInCell="1" allowOverlap="1">
             <wp:simplePos x="0" y="0"/>
             <wp:positionH relativeFrom="page">
-              <wp:posOffset>1244600</wp:posOffset>
+              <wp:posOffset>571500</wp:posOffset>
             </wp:positionH>
             <wp:positionV relativeFrom="page">
-              <wp:posOffset>4559300</wp:posOffset>
+              <wp:posOffset>520700</wp:posOffset>
             </wp:positionV>
-            <wp:extent cx="6311900" cy="2692400"/>
+            <wp:extent cx="6400800" cy="3759200"/>
             <wp:wrapNone/>
             <wp:docPr id="3" name="Picture 3"/>
             <wp:cNvGraphicFramePr>
@@ -11716,7 +12111,7 @@
                   <pic:spPr>
                     <a:xfrm>
                       <a:off x="0" y="0"/>
-                      <a:ext cx="6311900" cy="2692400"/>
+                      <a:ext cx="6400800" cy="3759200"/>
                     </a:xfrm>
                     <a:prstGeom prst="rect"/>
                   </pic:spPr>
@@ -11732,19 +12127,19 @@
         <w:tblW w:type="auto" w:w="0"/>
         <w:tblLayout w:type="fixed"/>
         <w:tblLook w:firstColumn="1" w:firstRow="1" w:lastColumn="0" w:lastRow="0" w:noHBand="0" w:noVBand="1" w:val="04A0"/>
-        <w:tblInd w:w="800.0" w:type="dxa"/>
+        <w:tblInd w:w="180.0" w:type="dxa"/>
       </w:tblPr>
       <w:tblGrid>
-        <w:gridCol w:w="5070"/>
-        <w:gridCol w:w="5070"/>
+        <w:gridCol w:w="4846"/>
+        <w:gridCol w:w="4846"/>
       </w:tblGrid>
       <w:tr>
         <w:trPr>
-          <w:trHeight w:hRule="exact" w:val="1376"/>
+          <w:trHeight w:hRule="exact" w:val="1054"/>
         </w:trPr>
         <w:tc>
           <w:tcPr>
-            <w:tcW w:type="dxa" w:w="1760"/>
+            <w:tcW w:type="dxa" w:w="1060"/>
             <w:tcBorders/>
             <w:tcMar>
               <w:start w:w="0" w:type="dxa"/>
@@ -11756,8 +12151,8 @@
               <w:autoSpaceDN w:val="0"/>
               <w:autoSpaceDE w:val="0"/>
               <w:widowControl/>
-              <w:spacing w:line="245" w:lineRule="auto" w:before="20" w:after="0"/>
-              <w:ind w:left="864" w:right="432" w:firstLine="0"/>
+              <w:spacing w:line="245" w:lineRule="auto" w:before="0" w:after="0"/>
+              <w:ind w:left="144" w:right="288" w:firstLine="0"/>
               <w:jc w:val="center"/>
             </w:pPr>
             <w:r>
@@ -11766,7 +12161,7 @@
                 <w:b/>
                 <w:i w:val="0"/>
                 <w:color w:val="FFFFFF"/>
-                <w:sz w:val="68"/>
+                <w:sz w:val="60"/>
               </w:rPr>
               <w:t xml:space="preserve">3 </w:t>
             </w:r>
@@ -11779,7 +12174,7 @@
                 <w:b/>
                 <w:i w:val="0"/>
                 <w:color w:val="EB8A3C"/>
-                <w:sz w:val="19"/>
+                <w:sz w:val="17"/>
               </w:rPr>
               <w:t>BAB</w:t>
             </w:r>
@@ -11789,9 +12184,9 @@
               <w:autoSpaceDN w:val="0"/>
               <w:autoSpaceDE w:val="0"/>
               <w:widowControl/>
-              <w:spacing w:line="233" w:lineRule="auto" w:before="34" w:after="0"/>
-              <w:ind w:left="0" w:right="360" w:firstLine="0"/>
-              <w:jc w:val="right"/>
+              <w:spacing w:line="233" w:lineRule="auto" w:before="18" w:after="0"/>
+              <w:ind w:left="212" w:right="0" w:firstLine="0"/>
+              <w:jc w:val="left"/>
             </w:pPr>
             <w:r>
               <w:rPr>
@@ -11799,7 +12194,7 @@
                 <w:b/>
                 <w:i/>
                 <w:color w:val="FEF08A"/>
-                <w:sz w:val="15"/>
+                <w:sz w:val="14"/>
               </w:rPr>
               <w:t>Chapter</w:t>
             </w:r>
@@ -11807,7 +12202,7 @@
         </w:tc>
         <w:tc>
           <w:tcPr>
-            <w:tcW w:type="dxa" w:w="6780"/>
+            <w:tcW w:type="dxa" w:w="8060"/>
             <w:tcBorders/>
             <w:tcMar>
               <w:start w:w="0" w:type="dxa"/>
@@ -11819,8 +12214,8 @@
               <w:autoSpaceDN w:val="0"/>
               <w:autoSpaceDE w:val="0"/>
               <w:widowControl/>
-              <w:spacing w:line="245" w:lineRule="auto" w:before="0" w:after="0"/>
-              <w:ind w:left="370" w:right="720" w:firstLine="0"/>
+              <w:spacing w:line="319" w:lineRule="auto" w:before="152" w:after="0"/>
+              <w:ind w:left="332" w:right="288" w:firstLine="0"/>
               <w:jc w:val="left"/>
             </w:pPr>
             <w:r>
@@ -11829,37 +12224,17 @@
                 <w:b/>
                 <w:i w:val="0"/>
                 <w:color w:val="FFFFFF"/>
-                <w:sz w:val="32"/>
+                <w:sz w:val="30"/>
               </w:rPr>
-              <w:t xml:space="preserve">FASILITAS SOSIAL (PENDIDIKAN &amp; </w:t>
+              <w:t xml:space="preserve">FASILITAS SOSIAL (PENDIDIKAN &amp; KESEHATAN) </w:t>
             </w:r>
-            <w:r>
-              <w:rPr>
-                <w:rFonts w:ascii="Liberation Sans" w:hAnsi="Liberation Sans" w:eastAsia="Liberation Sans"/>
-                <w:b/>
-                <w:i w:val="0"/>
-                <w:color w:val="FFFFFF"/>
-                <w:sz w:val="32"/>
-              </w:rPr>
-              <w:t>KESEHATAN)</w:t>
-            </w:r>
-          </w:p>
-          <w:p>
-            <w:pPr>
-              <w:autoSpaceDN w:val="0"/>
-              <w:autoSpaceDE w:val="0"/>
-              <w:widowControl/>
-              <w:spacing w:line="233" w:lineRule="auto" w:before="316" w:after="0"/>
-              <w:ind w:left="370" w:right="0" w:firstLine="0"/>
-              <w:jc w:val="left"/>
-            </w:pPr>
             <w:r>
               <w:rPr>
                 <w:rFonts w:ascii="Liberation Sans" w:hAnsi="Liberation Sans" w:eastAsia="Liberation Sans"/>
                 <w:b/>
                 <w:i/>
                 <w:color w:val="FEF08A"/>
-                <w:sz w:val="24"/>
+                <w:sz w:val="22"/>
               </w:rPr>
               <w:t>SOCIAL FACILITIES (EDUCATION &amp; HEALTH)</w:t>
             </w:r>
@@ -11872,8 +12247,113 @@
         <w:autoSpaceDN w:val="0"/>
         <w:autoSpaceDE w:val="0"/>
         <w:widowControl/>
-        <w:spacing w:line="233" w:lineRule="auto" w:before="1082" w:after="0"/>
-        <w:ind w:left="1174" w:right="0" w:firstLine="0"/>
+        <w:spacing w:line="235" w:lineRule="auto" w:before="1082" w:after="0"/>
+        <w:ind w:left="12" w:right="0" w:firstLine="0"/>
+        <w:jc w:val="left"/>
+      </w:pPr>
+      <w:r>
+        <w:rPr>
+          <w:rFonts w:ascii="Liberation Sans" w:hAnsi="Liberation Sans" w:eastAsia="Liberation Sans"/>
+          <w:b/>
+          <w:i w:val="0"/>
+          <w:color w:val="0B3C5D"/>
+          <w:sz w:val="18"/>
+        </w:rPr>
+        <w:t xml:space="preserve">RINGKASAN INDIKATOR BAB 3 / </w:t>
+      </w:r>
+      <w:r>
+        <w:rPr>
+          <w:rFonts w:ascii="Liberation Sans" w:hAnsi="Liberation Sans" w:eastAsia="Liberation Sans"/>
+          <w:b/>
+          <w:i/>
+          <w:color w:val="0B3C5D"/>
+          <w:sz w:val="18"/>
+        </w:rPr>
+        <w:t>CHAPTER 3 HIGHLIGHTS</w:t>
+      </w:r>
+    </w:p>
+    <w:p>
+      <w:pPr>
+        <w:autoSpaceDN w:val="0"/>
+        <w:tabs>
+          <w:tab w:pos="4800" w:val="left"/>
+        </w:tabs>
+        <w:autoSpaceDE w:val="0"/>
+        <w:widowControl/>
+        <w:spacing w:line="230" w:lineRule="auto" w:before="456" w:after="0"/>
+        <w:ind w:left="206" w:right="0" w:firstLine="0"/>
+        <w:jc w:val="left"/>
+      </w:pPr>
+      <w:r>
+        <w:rPr>
+          <w:rFonts w:ascii="Liberation Sans" w:hAnsi="Liberation Sans" w:eastAsia="Liberation Sans"/>
+          <w:b/>
+          <w:i w:val="0"/>
+          <w:color w:val="9D174D"/>
+          <w:sz w:val="15"/>
+        </w:rPr>
+        <w:t xml:space="preserve">POSYANDU AKTIF / ACTIVE POSYANDU </w:t>
+      </w:r>
+      <w:r>
+        <w:tab/>
+      </w:r>
+      <w:r>
+        <w:rPr>
+          <w:rFonts w:ascii="Liberation Sans" w:hAnsi="Liberation Sans" w:eastAsia="Liberation Sans"/>
+          <w:b/>
+          <w:i w:val="0"/>
+          <w:color w:val="6B21A8"/>
+          <w:sz w:val="15"/>
+        </w:rPr>
+        <w:t>POSBINDU / POSBINDU UNITS</w:t>
+      </w:r>
+    </w:p>
+    <w:p>
+      <w:pPr>
+        <w:autoSpaceDN w:val="0"/>
+        <w:tabs>
+          <w:tab w:pos="4800" w:val="left"/>
+        </w:tabs>
+        <w:autoSpaceDE w:val="0"/>
+        <w:widowControl/>
+        <w:spacing w:line="233" w:lineRule="auto" w:before="82" w:after="0"/>
+        <w:ind w:left="206" w:right="0" w:firstLine="0"/>
+        <w:jc w:val="left"/>
+      </w:pPr>
+      <w:r>
+        <w:rPr>
+          <w:rFonts w:ascii="Liberation Sans" w:hAnsi="Liberation Sans" w:eastAsia="Liberation Sans"/>
+          <w:b/>
+          <w:i w:val="0"/>
+          <w:color w:val="BE185D"/>
+          <w:sz w:val="24"/>
+        </w:rPr>
+        <w:t xml:space="preserve">9 Unit </w:t>
+      </w:r>
+      <w:r>
+        <w:tab/>
+      </w:r>
+      <w:r>
+        <w:rPr>
+          <w:rFonts w:ascii="Liberation Sans" w:hAnsi="Liberation Sans" w:eastAsia="Liberation Sans"/>
+          <w:b/>
+          <w:i w:val="0"/>
+          <w:color w:val="7E22CE"/>
+          <w:sz w:val="24"/>
+        </w:rPr>
+        <w:t>1 Unit</w:t>
+      </w:r>
+    </w:p>
+    <w:p>
+      <w:pPr>
+        <w:autoSpaceDN w:val="0"/>
+        <w:tabs>
+          <w:tab w:pos="4800" w:val="left"/>
+        </w:tabs>
+        <w:autoSpaceDE w:val="0"/>
+        <w:widowControl/>
+        <w:spacing w:line="233" w:lineRule="auto" w:before="62" w:after="0"/>
+        <w:ind w:left="206" w:right="0" w:firstLine="0"/>
         <w:jc w:val="left"/>
       </w:pPr>
       <w:r>
@@ -11881,20 +12361,66 @@
           <w:rFonts w:ascii="Liberation Sans" w:hAnsi="Liberation Sans" w:eastAsia="Liberation Sans"/>
           <w:b w:val="0"/>
           <w:i w:val="0"/>
-          <w:color w:val="334155"/>
-          <w:sz w:val="19"/>
+          <w:color w:val="9D174D"/>
+          <w:sz w:val="14"/>
         </w:rPr>
-        <w:t xml:space="preserve">Ketersediaan sarana pendidikan formal/keagamaan dan pelayanan kesehatan meliputi </w:t>
+        <w:t xml:space="preserve">Pemeriksaan Kesehatan Bulanan </w:t>
+      </w:r>
+      <w:r>
+        <w:tab/>
       </w:r>
       <w:r>
         <w:rPr>
           <w:rFonts w:ascii="Liberation Sans" w:hAnsi="Liberation Sans" w:eastAsia="Liberation Sans"/>
+          <w:b w:val="0"/>
+          <w:i w:val="0"/>
+          <w:color w:val="581C87"/>
+          <w:sz w:val="14"/>
+        </w:rPr>
+        <w:t>Pos Pembinaan Terpadu Lansia</w:t>
+      </w:r>
+    </w:p>
+    <w:p>
+      <w:pPr>
+        <w:autoSpaceDN w:val="0"/>
+        <w:autoSpaceDE w:val="0"/>
+        <w:widowControl/>
+        <w:spacing w:line="233" w:lineRule="auto" w:before="442" w:after="0"/>
+        <w:ind w:left="12" w:right="0" w:firstLine="0"/>
+        <w:jc w:val="left"/>
+      </w:pPr>
+      <w:r>
+        <w:rPr>
+          <w:w w:val="97.74999618530273"/>
+          <w:rFonts w:ascii="Liberation Sans" w:hAnsi="Liberation Sans" w:eastAsia="Liberation Sans"/>
+          <w:b w:val="0"/>
+          <w:i w:val="0"/>
+          <w:color w:val="334155"/>
+          <w:sz w:val="18"/>
+        </w:rPr>
+        <w:t xml:space="preserve">Pelayanan kesehatan masyarakat berbasis komunitas didukung oleh keberadaan </w:t>
+      </w:r>
+      <w:r>
+        <w:rPr>
+          <w:w w:val="97.74999618530273"/>
+          <w:rFonts w:ascii="Liberation Sans" w:hAnsi="Liberation Sans" w:eastAsia="Liberation Sans"/>
           <w:b/>
           <w:i w:val="0"/>
           <w:color w:val="334155"/>
-          <w:sz w:val="19"/>
+          <w:sz w:val="18"/>
         </w:rPr>
         <w:t>9 Posyandu aktif</w:t>
+      </w:r>
+      <w:r>
+        <w:rPr>
+          <w:w w:val="97.74999618530273"/>
+          <w:rFonts w:ascii="Liberation Sans" w:hAnsi="Liberation Sans" w:eastAsia="Liberation Sans"/>
+          <w:b w:val="0"/>
+          <w:i w:val="0"/>
+          <w:color w:val="334155"/>
+          <w:sz w:val="18"/>
+        </w:rPr>
+        <w:t xml:space="preserve"> yang rutin</w:t>
       </w:r>
     </w:p>
     <w:p>
@@ -11903,36 +12429,103 @@
         <w:autoSpaceDE w:val="0"/>
         <w:widowControl/>
         <w:spacing w:line="233" w:lineRule="auto" w:before="74" w:after="0"/>
-        <w:ind w:left="1174" w:right="0" w:firstLine="0"/>
+        <w:ind w:left="12" w:right="0" w:firstLine="0"/>
         <w:jc w:val="left"/>
       </w:pPr>
       <w:r>
         <w:rPr>
+          <w:w w:val="97.74999618530273"/>
           <w:rFonts w:ascii="Liberation Sans" w:hAnsi="Liberation Sans" w:eastAsia="Liberation Sans"/>
           <w:b w:val="0"/>
           <w:i w:val="0"/>
           <w:color w:val="334155"/>
-          <w:sz w:val="19"/>
+          <w:sz w:val="18"/>
         </w:rPr>
-        <w:t xml:space="preserve">dan </w:t>
+        <w:t xml:space="preserve">menyelenggarakan pelayanan bulanan dan </w:t>
       </w:r>
       <w:r>
         <w:rPr>
+          <w:w w:val="97.74999618530273"/>
           <w:rFonts w:ascii="Liberation Sans" w:hAnsi="Liberation Sans" w:eastAsia="Liberation Sans"/>
           <w:b/>
           <w:i w:val="0"/>
           <w:color w:val="334155"/>
-          <w:sz w:val="19"/>
+          <w:sz w:val="18"/>
         </w:rPr>
         <w:t>1 Posbindu</w:t>
       </w:r>
       <w:r>
         <w:rPr>
+          <w:w w:val="97.74999618530273"/>
           <w:rFonts w:ascii="Liberation Sans" w:hAnsi="Liberation Sans" w:eastAsia="Liberation Sans"/>
           <w:b w:val="0"/>
           <w:i w:val="0"/>
           <w:color w:val="334155"/>
-          <w:sz w:val="19"/>
+          <w:sz w:val="18"/>
+        </w:rPr>
+        <w:t>. Fasilitas pendidikan formal &amp; keagamaan yang tersedia</w:t>
+      </w:r>
+    </w:p>
+    <w:p>
+      <w:pPr>
+        <w:autoSpaceDN w:val="0"/>
+        <w:autoSpaceDE w:val="0"/>
+        <w:widowControl/>
+        <w:spacing w:line="235" w:lineRule="auto" w:before="58" w:after="0"/>
+        <w:ind w:left="12" w:right="0" w:firstLine="0"/>
+        <w:jc w:val="left"/>
+      </w:pPr>
+      <w:r>
+        <w:rPr>
+          <w:w w:val="97.74999618530273"/>
+          <w:rFonts w:ascii="Liberation Sans" w:hAnsi="Liberation Sans" w:eastAsia="Liberation Sans"/>
+          <w:b w:val="0"/>
+          <w:i w:val="0"/>
+          <w:color w:val="334155"/>
+          <w:sz w:val="18"/>
+        </w:rPr>
+        <w:t xml:space="preserve">meliputi </w:t>
+      </w:r>
+      <w:r>
+        <w:rPr>
+          <w:w w:val="97.74999618530273"/>
+          <w:rFonts w:ascii="Liberation Sans" w:hAnsi="Liberation Sans" w:eastAsia="Liberation Sans"/>
+          <w:b/>
+          <w:i w:val="0"/>
+          <w:color w:val="334155"/>
+          <w:sz w:val="18"/>
+        </w:rPr>
+        <w:t>TK Negeri (1), TK Swasta (1), RA Swasta (2), SD Negeri (4), SD Swasta (1), SMP Negeri (1), MTS</w:t>
+      </w:r>
+    </w:p>
+    <w:p>
+      <w:pPr>
+        <w:autoSpaceDN w:val="0"/>
+        <w:autoSpaceDE w:val="0"/>
+        <w:widowControl/>
+        <w:spacing w:line="235" w:lineRule="auto" w:before="72" w:after="0"/>
+        <w:ind w:left="12" w:right="0" w:firstLine="0"/>
+        <w:jc w:val="left"/>
+      </w:pPr>
+      <w:r>
+        <w:rPr>
+          <w:w w:val="97.74999618530273"/>
+          <w:rFonts w:ascii="Liberation Sans" w:hAnsi="Liberation Sans" w:eastAsia="Liberation Sans"/>
+          <w:b/>
+          <w:i w:val="0"/>
+          <w:color w:val="334155"/>
+          <w:sz w:val="18"/>
+        </w:rPr>
+        <w:t>Swasta (2), SMA Swasta (1), MA Swasta (1)</w:t>
+      </w:r>
+      <w:r>
+        <w:rPr>
+          <w:w w:val="97.74999618530273"/>
+          <w:rFonts w:ascii="Liberation Sans" w:hAnsi="Liberation Sans" w:eastAsia="Liberation Sans"/>
+          <w:b w:val="0"/>
+          <w:i w:val="0"/>
+          <w:color w:val="334155"/>
+          <w:sz w:val="18"/>
         </w:rPr>
         <w:t>.</w:t>
       </w:r>
@@ -11942,8 +12535,8 @@
         <w:autoSpaceDN w:val="0"/>
         <w:autoSpaceDE w:val="0"/>
         <w:widowControl/>
-        <w:spacing w:line="233" w:lineRule="auto" w:before="5634" w:after="0"/>
-        <w:ind w:left="0" w:right="468" w:firstLine="0"/>
+        <w:spacing w:line="233" w:lineRule="auto" w:before="10032" w:after="0"/>
+        <w:ind w:left="0" w:right="20" w:firstLine="0"/>
         <w:jc w:val="right"/>
       </w:pPr>
       <w:r>
@@ -11961,7 +12554,7 @@
       <w:pPr>
         <w:sectPr>
           <w:pgSz w:w="11899" w:h="16838"/>
-          <w:pgMar w:top="1440" w:right="318" w:bottom="162" w:left="1440" w:header="720" w:footer="720" w:gutter="0"/>
+          <w:pgMar w:top="642" w:right="766" w:bottom="162" w:left="1440" w:header="720" w:footer="720" w:gutter="0"/>
           <w:cols/>
           <w:docGrid w:linePitch="360"/>
         </w:sectPr>
@@ -13710,7 +14303,7 @@
         <w:autoSpaceDN w:val="0"/>
         <w:autoSpaceDE w:val="0"/>
         <w:widowControl/>
-        <w:spacing w:line="220" w:lineRule="exact" w:before="0" w:after="6050"/>
+        <w:spacing w:line="220" w:lineRule="exact" w:before="0" w:after="424"/>
         <w:ind w:left="0" w:right="0"/>
       </w:pPr>
       <w:r>
@@ -13718,12 +14311,12 @@
           <wp:anchor xmlns:a="http://schemas.openxmlformats.org/drawingml/2006/main" xmlns:pic="http://schemas.openxmlformats.org/drawingml/2006/picture" distT="0" distB="0" distL="0" distR="0" simplePos="0" relativeHeight="0" behindDoc="1" locked="0" layoutInCell="1" allowOverlap="1">
             <wp:simplePos x="0" y="0"/>
             <wp:positionH relativeFrom="page">
-              <wp:posOffset>1244600</wp:posOffset>
+              <wp:posOffset>571500</wp:posOffset>
             </wp:positionH>
             <wp:positionV relativeFrom="page">
-              <wp:posOffset>4572000</wp:posOffset>
+              <wp:posOffset>520700</wp:posOffset>
             </wp:positionV>
-            <wp:extent cx="6311900" cy="2667000"/>
+            <wp:extent cx="6400800" cy="3594100"/>
             <wp:wrapNone/>
             <wp:docPr id="4" name="Picture 4"/>
             <wp:cNvGraphicFramePr>
@@ -13745,7 +14338,7 @@
                   <pic:spPr>
                     <a:xfrm>
                       <a:off x="0" y="0"/>
-                      <a:ext cx="6311900" cy="2667000"/>
+                      <a:ext cx="6400800" cy="3594100"/>
                     </a:xfrm>
                     <a:prstGeom prst="rect"/>
                   </pic:spPr>
@@ -13761,19 +14354,19 @@
         <w:tblW w:type="auto" w:w="0"/>
         <w:tblLayout w:type="fixed"/>
         <w:tblLook w:firstColumn="1" w:firstRow="1" w:lastColumn="0" w:lastRow="0" w:noHBand="0" w:noVBand="1" w:val="04A0"/>
-        <w:tblInd w:w="1124.0" w:type="dxa"/>
+        <w:tblInd w:w="504.00000000000006" w:type="dxa"/>
       </w:tblPr>
       <w:tblGrid>
-        <w:gridCol w:w="5392"/>
-        <w:gridCol w:w="5392"/>
+        <w:gridCol w:w="4840"/>
+        <w:gridCol w:w="4840"/>
       </w:tblGrid>
       <w:tr>
         <w:trPr>
-          <w:trHeight w:hRule="exact" w:val="1202"/>
+          <w:trHeight w:hRule="exact" w:val="1054"/>
         </w:trPr>
         <w:tc>
           <w:tcPr>
-            <w:tcW w:type="dxa" w:w="2080"/>
+            <w:tcW w:type="dxa" w:w="1380"/>
             <w:tcBorders/>
             <w:tcMar>
               <w:start w:w="0" w:type="dxa"/>
@@ -13786,7 +14379,7 @@
               <w:autoSpaceDE w:val="0"/>
               <w:widowControl/>
               <w:spacing w:line="245" w:lineRule="auto" w:before="0" w:after="0"/>
-              <w:ind w:left="1152" w:right="432" w:firstLine="0"/>
+              <w:ind w:left="576" w:right="288" w:firstLine="0"/>
               <w:jc w:val="center"/>
             </w:pPr>
             <w:r>
@@ -13795,7 +14388,7 @@
                 <w:b/>
                 <w:i w:val="0"/>
                 <w:color w:val="FFFFFF"/>
-                <w:sz w:val="68"/>
+                <w:sz w:val="60"/>
               </w:rPr>
               <w:t xml:space="preserve">4 </w:t>
             </w:r>
@@ -13808,7 +14401,7 @@
                 <w:b/>
                 <w:i w:val="0"/>
                 <w:color w:val="EB8A3C"/>
-                <w:sz w:val="19"/>
+                <w:sz w:val="17"/>
               </w:rPr>
               <w:t>BAB</w:t>
             </w:r>
@@ -13818,8 +14411,8 @@
               <w:autoSpaceDN w:val="0"/>
               <w:autoSpaceDE w:val="0"/>
               <w:widowControl/>
-              <w:spacing w:line="233" w:lineRule="auto" w:before="34" w:after="0"/>
-              <w:ind w:left="0" w:right="360" w:firstLine="0"/>
+              <w:spacing w:line="233" w:lineRule="auto" w:before="18" w:after="0"/>
+              <w:ind w:left="0" w:right="320" w:firstLine="0"/>
               <w:jc w:val="right"/>
             </w:pPr>
             <w:r>
@@ -13828,7 +14421,7 @@
                 <w:b/>
                 <w:i/>
                 <w:color w:val="FEF08A"/>
-                <w:sz w:val="15"/>
+                <w:sz w:val="14"/>
               </w:rPr>
               <w:t>Chapter</w:t>
             </w:r>
@@ -13836,7 +14429,7 @@
         </w:tc>
         <w:tc>
           <w:tcPr>
-            <w:tcW w:type="dxa" w:w="7420"/>
+            <w:tcW w:type="dxa" w:w="7300"/>
             <w:tcBorders/>
             <w:tcMar>
               <w:start w:w="0" w:type="dxa"/>
@@ -13848,8 +14441,8 @@
               <w:autoSpaceDN w:val="0"/>
               <w:autoSpaceDE w:val="0"/>
               <w:widowControl/>
-              <w:spacing w:line="355" w:lineRule="auto" w:before="160" w:after="0"/>
-              <w:ind w:left="370" w:right="0" w:firstLine="0"/>
+              <w:spacing w:line="319" w:lineRule="auto" w:before="152" w:after="0"/>
+              <w:ind w:left="332" w:right="432" w:firstLine="0"/>
               <w:jc w:val="left"/>
             </w:pPr>
             <w:r>
@@ -13858,7 +14451,7 @@
                 <w:b/>
                 <w:i w:val="0"/>
                 <w:color w:val="FFFFFF"/>
-                <w:sz w:val="32"/>
+                <w:sz w:val="30"/>
               </w:rPr>
               <w:t xml:space="preserve">TRANSPORTASI, KOMUNIKASI &amp; EKONOMI </w:t>
             </w:r>
@@ -13868,7 +14461,7 @@
                 <w:b/>
                 <w:i/>
                 <w:color w:val="FEF08A"/>
-                <w:sz w:val="24"/>
+                <w:sz w:val="22"/>
               </w:rPr>
               <w:t>TRANSPORTATION, COMMUNICATION &amp; ECONOMY</w:t>
             </w:r>
@@ -13881,8 +14474,113 @@
         <w:autoSpaceDN w:val="0"/>
         <w:autoSpaceDE w:val="0"/>
         <w:widowControl/>
-        <w:spacing w:line="233" w:lineRule="auto" w:before="1206" w:after="0"/>
-        <w:ind w:left="1818" w:right="0" w:firstLine="0"/>
+        <w:spacing w:line="235" w:lineRule="auto" w:before="1082" w:after="0"/>
+        <w:ind w:left="656" w:right="0" w:firstLine="0"/>
+        <w:jc w:val="left"/>
+      </w:pPr>
+      <w:r>
+        <w:rPr>
+          <w:rFonts w:ascii="Liberation Sans" w:hAnsi="Liberation Sans" w:eastAsia="Liberation Sans"/>
+          <w:b/>
+          <w:i w:val="0"/>
+          <w:color w:val="0B3C5D"/>
+          <w:sz w:val="18"/>
+        </w:rPr>
+        <w:t xml:space="preserve">RINGKASAN INDIKATOR BAB 4 / </w:t>
+      </w:r>
+      <w:r>
+        <w:rPr>
+          <w:rFonts w:ascii="Liberation Sans" w:hAnsi="Liberation Sans" w:eastAsia="Liberation Sans"/>
+          <w:b/>
+          <w:i/>
+          <w:color w:val="0B3C5D"/>
+          <w:sz w:val="18"/>
+        </w:rPr>
+        <w:t>CHAPTER 4 HIGHLIGHTS</w:t>
+      </w:r>
+    </w:p>
+    <w:p>
+      <w:pPr>
+        <w:autoSpaceDN w:val="0"/>
+        <w:tabs>
+          <w:tab w:pos="5444" w:val="left"/>
+        </w:tabs>
+        <w:autoSpaceDE w:val="0"/>
+        <w:widowControl/>
+        <w:spacing w:line="230" w:lineRule="auto" w:before="456" w:after="0"/>
+        <w:ind w:left="850" w:right="0" w:firstLine="0"/>
+        <w:jc w:val="left"/>
+      </w:pPr>
+      <w:r>
+        <w:rPr>
+          <w:rFonts w:ascii="Liberation Sans" w:hAnsi="Liberation Sans" w:eastAsia="Liberation Sans"/>
+          <w:b/>
+          <w:i w:val="0"/>
+          <w:color w:val="1E40AF"/>
+          <w:sz w:val="15"/>
+        </w:rPr>
+        <w:t xml:space="preserve">MENARA BTS &amp; INTERNET / BTS TOWERS </w:t>
+      </w:r>
+      <w:r>
+        <w:tab/>
+      </w:r>
+      <w:r>
+        <w:rPr>
+          <w:rFonts w:ascii="Liberation Sans" w:hAnsi="Liberation Sans" w:eastAsia="Liberation Sans"/>
+          <w:b/>
+          <w:i w:val="0"/>
+          <w:color w:val="115E59"/>
+          <w:sz w:val="15"/>
+        </w:rPr>
+        <w:t>INDUSTRI MIKRO (IMK) / MICRO INDUSTRIES</w:t>
+      </w:r>
+    </w:p>
+    <w:p>
+      <w:pPr>
+        <w:autoSpaceDN w:val="0"/>
+        <w:tabs>
+          <w:tab w:pos="5444" w:val="left"/>
+        </w:tabs>
+        <w:autoSpaceDE w:val="0"/>
+        <w:widowControl/>
+        <w:spacing w:line="233" w:lineRule="auto" w:before="82" w:after="0"/>
+        <w:ind w:left="850" w:right="0" w:firstLine="0"/>
+        <w:jc w:val="left"/>
+      </w:pPr>
+      <w:r>
+        <w:rPr>
+          <w:rFonts w:ascii="Liberation Sans" w:hAnsi="Liberation Sans" w:eastAsia="Liberation Sans"/>
+          <w:b/>
+          <w:i w:val="0"/>
+          <w:color w:val="1D4ED8"/>
+          <w:sz w:val="24"/>
+        </w:rPr>
+        <w:t xml:space="preserve">2 Menara (5G/4G/LTE) </w:t>
+      </w:r>
+      <w:r>
+        <w:tab/>
+      </w:r>
+      <w:r>
+        <w:rPr>
+          <w:rFonts w:ascii="Liberation Sans" w:hAnsi="Liberation Sans" w:eastAsia="Liberation Sans"/>
+          <w:b/>
+          <w:i w:val="0"/>
+          <w:color w:val="0F766E"/>
+          <w:sz w:val="24"/>
+        </w:rPr>
+        <w:t>184 Usaha</w:t>
+      </w:r>
+    </w:p>
+    <w:p>
+      <w:pPr>
+        <w:autoSpaceDN w:val="0"/>
+        <w:tabs>
+          <w:tab w:pos="5444" w:val="left"/>
+        </w:tabs>
+        <w:autoSpaceDE w:val="0"/>
+        <w:widowControl/>
+        <w:spacing w:line="233" w:lineRule="auto" w:before="62" w:after="0"/>
+        <w:ind w:left="850" w:right="0" w:firstLine="0"/>
         <w:jc w:val="left"/>
       </w:pPr>
       <w:r>
@@ -13890,50 +14588,66 @@
           <w:rFonts w:ascii="Liberation Sans" w:hAnsi="Liberation Sans" w:eastAsia="Liberation Sans"/>
           <w:b w:val="0"/>
           <w:i w:val="0"/>
-          <w:color w:val="334155"/>
-          <w:sz w:val="19"/>
+          <w:color w:val="1E40AF"/>
+          <w:sz w:val="14"/>
         </w:rPr>
-        <w:t xml:space="preserve">Dukungan telekomunikasi mencakup </w:t>
+        <w:t xml:space="preserve">Sinyal Telepon Seluler: Sinyal sangat kuat </w:t>
       </w:r>
       <w:r>
-        <w:rPr>
-          <w:rFonts w:ascii="Liberation Sans" w:hAnsi="Liberation Sans" w:eastAsia="Liberation Sans"/>
-          <w:b/>
-          <w:i w:val="0"/>
-          <w:color w:val="334155"/>
-          <w:sz w:val="19"/>
-        </w:rPr>
-        <w:t>2 Menara BTS</w:t>
+        <w:tab/>
       </w:r>
       <w:r>
         <w:rPr>
           <w:rFonts w:ascii="Liberation Sans" w:hAnsi="Liberation Sans" w:eastAsia="Liberation Sans"/>
           <w:b w:val="0"/>
           <w:i w:val="0"/>
+          <w:color w:val="134E4A"/>
+          <w:sz w:val="14"/>
+        </w:rPr>
+        <w:t>Usaha Pengolahan Mikro &amp; Kecil</w:t>
+      </w:r>
+    </w:p>
+    <w:p>
+      <w:pPr>
+        <w:autoSpaceDN w:val="0"/>
+        <w:autoSpaceDE w:val="0"/>
+        <w:widowControl/>
+        <w:spacing w:line="233" w:lineRule="auto" w:before="442" w:after="0"/>
+        <w:ind w:left="656" w:right="0" w:firstLine="0"/>
+        <w:jc w:val="left"/>
+      </w:pPr>
+      <w:r>
+        <w:rPr>
+          <w:w w:val="97.74999618530273"/>
+          <w:rFonts w:ascii="Liberation Sans" w:hAnsi="Liberation Sans" w:eastAsia="Liberation Sans"/>
+          <w:b w:val="0"/>
+          <w:i w:val="0"/>
           <w:color w:val="334155"/>
-          <w:sz w:val="19"/>
+          <w:sz w:val="18"/>
         </w:rPr>
-        <w:t xml:space="preserve"> dengan jaringan </w:t>
+        <w:t xml:space="preserve">Prasarana jalan utama di Desa Sungai Bakau Kecil memiliki permukaan jalan berjenis </w:t>
       </w:r>
       <w:r>
         <w:rPr>
+          <w:w w:val="97.74999618530273"/>
           <w:rFonts w:ascii="Liberation Sans" w:hAnsi="Liberation Sans" w:eastAsia="Liberation Sans"/>
           <w:b/>
           <w:i w:val="0"/>
           <w:color w:val="334155"/>
-          <w:sz w:val="19"/>
+          <w:sz w:val="18"/>
         </w:rPr>
-        <w:t>5G/4G/LTE</w:t>
+        <w:t>Aspal/Beton</w:t>
       </w:r>
       <w:r>
         <w:rPr>
+          <w:w w:val="97.74999618530273"/>
           <w:rFonts w:ascii="Liberation Sans" w:hAnsi="Liberation Sans" w:eastAsia="Liberation Sans"/>
           <w:b w:val="0"/>
           <w:i w:val="0"/>
           <w:color w:val="334155"/>
-          <w:sz w:val="19"/>
+          <w:sz w:val="18"/>
         </w:rPr>
-        <w:t>. Sektor industri kecil</w:t>
+        <w:t>. Sarana</w:t>
       </w:r>
     </w:p>
     <w:p>
@@ -13942,36 +14656,104 @@
         <w:autoSpaceDE w:val="0"/>
         <w:widowControl/>
         <w:spacing w:line="233" w:lineRule="auto" w:before="74" w:after="0"/>
-        <w:ind w:left="1818" w:right="0" w:firstLine="0"/>
+        <w:ind w:left="656" w:right="0" w:firstLine="0"/>
         <w:jc w:val="left"/>
       </w:pPr>
       <w:r>
         <w:rPr>
+          <w:w w:val="97.74999618530273"/>
           <w:rFonts w:ascii="Liberation Sans" w:hAnsi="Liberation Sans" w:eastAsia="Liberation Sans"/>
           <w:b w:val="0"/>
           <w:i w:val="0"/>
           <w:color w:val="334155"/>
-          <w:sz w:val="19"/>
+          <w:sz w:val="18"/>
         </w:rPr>
-        <w:t xml:space="preserve">didukung oleh </w:t>
+        <w:t xml:space="preserve">telekomunikasi ditopang oleh </w:t>
       </w:r>
       <w:r>
         <w:rPr>
+          <w:w w:val="97.74999618530273"/>
           <w:rFonts w:ascii="Liberation Sans" w:hAnsi="Liberation Sans" w:eastAsia="Liberation Sans"/>
           <w:b/>
           <w:i w:val="0"/>
           <w:color w:val="334155"/>
-          <w:sz w:val="19"/>
+          <w:sz w:val="18"/>
         </w:rPr>
-        <w:t>184 unit Industri Mikro dan Kecil (IMK)</w:t>
+        <w:t>2 Menara BTS</w:t>
       </w:r>
       <w:r>
         <w:rPr>
+          <w:w w:val="97.74999618530273"/>
           <w:rFonts w:ascii="Liberation Sans" w:hAnsi="Liberation Sans" w:eastAsia="Liberation Sans"/>
           <w:b w:val="0"/>
           <w:i w:val="0"/>
           <w:color w:val="334155"/>
-          <w:sz w:val="19"/>
+          <w:sz w:val="18"/>
+        </w:rPr>
+        <w:t xml:space="preserve"> dengan sinyal </w:t>
+      </w:r>
+      <w:r>
+        <w:rPr>
+          <w:w w:val="97.74999618530273"/>
+          <w:rFonts w:ascii="Liberation Sans" w:hAnsi="Liberation Sans" w:eastAsia="Liberation Sans"/>
+          <w:b/>
+          <w:i w:val="0"/>
+          <w:color w:val="334155"/>
+          <w:sz w:val="18"/>
+        </w:rPr>
+        <w:t>5G/4G/LTE</w:t>
+      </w:r>
+      <w:r>
+        <w:rPr>
+          <w:w w:val="97.74999618530273"/>
+          <w:rFonts w:ascii="Liberation Sans" w:hAnsi="Liberation Sans" w:eastAsia="Liberation Sans"/>
+          <w:b w:val="0"/>
+          <w:i w:val="0"/>
+          <w:color w:val="334155"/>
+          <w:sz w:val="18"/>
+        </w:rPr>
+        <w:t>. Sektor perekonomian didukung</w:t>
+      </w:r>
+    </w:p>
+    <w:p>
+      <w:pPr>
+        <w:autoSpaceDN w:val="0"/>
+        <w:autoSpaceDE w:val="0"/>
+        <w:widowControl/>
+        <w:spacing w:line="235" w:lineRule="auto" w:before="58" w:after="0"/>
+        <w:ind w:left="656" w:right="0" w:firstLine="0"/>
+        <w:jc w:val="left"/>
+      </w:pPr>
+      <w:r>
+        <w:rPr>
+          <w:w w:val="97.74999618530273"/>
+          <w:rFonts w:ascii="Liberation Sans" w:hAnsi="Liberation Sans" w:eastAsia="Liberation Sans"/>
+          <w:b w:val="0"/>
+          <w:i w:val="0"/>
+          <w:color w:val="334155"/>
+          <w:sz w:val="18"/>
+        </w:rPr>
+        <w:t xml:space="preserve">ketersediaan </w:t>
+      </w:r>
+      <w:r>
+        <w:rPr>
+          <w:w w:val="97.74999618530273"/>
+          <w:rFonts w:ascii="Liberation Sans" w:hAnsi="Liberation Sans" w:eastAsia="Liberation Sans"/>
+          <w:b/>
+          <w:i w:val="0"/>
+          <w:color w:val="334155"/>
+          <w:sz w:val="18"/>
+        </w:rPr>
+        <w:t>184 unit usaha Industri Mikro dan Kecil (IMK)</w:t>
+      </w:r>
+      <w:r>
+        <w:rPr>
+          <w:w w:val="97.74999618530273"/>
+          <w:rFonts w:ascii="Liberation Sans" w:hAnsi="Liberation Sans" w:eastAsia="Liberation Sans"/>
+          <w:b w:val="0"/>
+          <w:i w:val="0"/>
+          <w:color w:val="334155"/>
+          <w:sz w:val="18"/>
         </w:rPr>
         <w:t>.</w:t>
       </w:r>
@@ -13981,7 +14763,7 @@
         <w:autoSpaceDN w:val="0"/>
         <w:autoSpaceDE w:val="0"/>
         <w:widowControl/>
-        <w:spacing w:line="233" w:lineRule="auto" w:before="5664" w:after="0"/>
+        <w:spacing w:line="233" w:lineRule="auto" w:before="10302" w:after="0"/>
         <w:ind w:left="0" w:right="0" w:firstLine="0"/>
         <w:jc w:val="left"/>
       </w:pPr>
@@ -14000,7 +14782,7 @@
       <w:pPr>
         <w:sectPr>
           <w:pgSz w:w="11899" w:h="16838"/>
-          <w:pgMar w:top="1440" w:right="318" w:bottom="162" w:left="796" w:header="720" w:footer="720" w:gutter="0"/>
+          <w:pgMar w:top="642" w:right="1422" w:bottom="162" w:left="796" w:header="720" w:footer="720" w:gutter="0"/>
           <w:cols/>
           <w:docGrid w:linePitch="360"/>
         </w:sectPr>
@@ -17170,7 +17952,7 @@
         <w:autoSpaceDN w:val="0"/>
         <w:autoSpaceDE w:val="0"/>
         <w:widowControl/>
-        <w:spacing w:line="220" w:lineRule="exact" w:before="0" w:after="6030"/>
+        <w:spacing w:line="220" w:lineRule="exact" w:before="0" w:after="416"/>
         <w:ind w:left="0" w:right="0"/>
       </w:pPr>
       <w:r>
@@ -17178,12 +17960,12 @@
           <wp:anchor xmlns:a="http://schemas.openxmlformats.org/drawingml/2006/main" xmlns:pic="http://schemas.openxmlformats.org/drawingml/2006/picture" distT="0" distB="0" distL="0" distR="0" simplePos="0" relativeHeight="0" behindDoc="1" locked="0" layoutInCell="1" allowOverlap="1">
             <wp:simplePos x="0" y="0"/>
             <wp:positionH relativeFrom="page">
-              <wp:posOffset>1244600</wp:posOffset>
+              <wp:posOffset>571500</wp:posOffset>
             </wp:positionH>
             <wp:positionV relativeFrom="page">
-              <wp:posOffset>4559300</wp:posOffset>
+              <wp:posOffset>520700</wp:posOffset>
             </wp:positionV>
-            <wp:extent cx="6311900" cy="2692400"/>
+            <wp:extent cx="6400800" cy="3606800"/>
             <wp:wrapNone/>
             <wp:docPr id="5" name="Picture 5"/>
             <wp:cNvGraphicFramePr>
@@ -17205,7 +17987,7 @@
                   <pic:spPr>
                     <a:xfrm>
                       <a:off x="0" y="0"/>
-                      <a:ext cx="6311900" cy="2692400"/>
+                      <a:ext cx="6400800" cy="3606800"/>
                     </a:xfrm>
                     <a:prstGeom prst="rect"/>
                   </pic:spPr>
@@ -17221,19 +18003,19 @@
         <w:tblW w:type="auto" w:w="0"/>
         <w:tblLayout w:type="fixed"/>
         <w:tblLook w:firstColumn="1" w:firstRow="1" w:lastColumn="0" w:lastRow="0" w:noHBand="0" w:noVBand="1" w:val="04A0"/>
-        <w:tblInd w:w="1124.0" w:type="dxa"/>
+        <w:tblInd w:w="504.00000000000006" w:type="dxa"/>
       </w:tblPr>
       <w:tblGrid>
-        <w:gridCol w:w="5392"/>
-        <w:gridCol w:w="5392"/>
+        <w:gridCol w:w="4841"/>
+        <w:gridCol w:w="4841"/>
       </w:tblGrid>
       <w:tr>
         <w:trPr>
-          <w:trHeight w:hRule="exact" w:val="1376"/>
+          <w:trHeight w:hRule="exact" w:val="1218"/>
         </w:trPr>
         <w:tc>
           <w:tcPr>
-            <w:tcW w:type="dxa" w:w="2080"/>
+            <w:tcW w:type="dxa" w:w="1380"/>
             <w:tcBorders/>
             <w:tcMar>
               <w:start w:w="0" w:type="dxa"/>
@@ -17245,8 +18027,8 @@
               <w:autoSpaceDN w:val="0"/>
               <w:autoSpaceDE w:val="0"/>
               <w:widowControl/>
-              <w:spacing w:line="245" w:lineRule="auto" w:before="20" w:after="0"/>
-              <w:ind w:left="1152" w:right="432" w:firstLine="0"/>
+              <w:spacing w:line="245" w:lineRule="auto" w:before="28" w:after="0"/>
+              <w:ind w:left="576" w:right="288" w:firstLine="0"/>
               <w:jc w:val="center"/>
             </w:pPr>
             <w:r>
@@ -17255,7 +18037,7 @@
                 <w:b/>
                 <w:i w:val="0"/>
                 <w:color w:val="FFFFFF"/>
-                <w:sz w:val="68"/>
+                <w:sz w:val="60"/>
               </w:rPr>
               <w:t xml:space="preserve">5 </w:t>
             </w:r>
@@ -17268,7 +18050,7 @@
                 <w:b/>
                 <w:i w:val="0"/>
                 <w:color w:val="EB8A3C"/>
-                <w:sz w:val="19"/>
+                <w:sz w:val="17"/>
               </w:rPr>
               <w:t>BAB</w:t>
             </w:r>
@@ -17278,8 +18060,8 @@
               <w:autoSpaceDN w:val="0"/>
               <w:autoSpaceDE w:val="0"/>
               <w:widowControl/>
-              <w:spacing w:line="233" w:lineRule="auto" w:before="34" w:after="0"/>
-              <w:ind w:left="0" w:right="360" w:firstLine="0"/>
+              <w:spacing w:line="233" w:lineRule="auto" w:before="2" w:after="0"/>
+              <w:ind w:left="0" w:right="320" w:firstLine="0"/>
               <w:jc w:val="right"/>
             </w:pPr>
             <w:r>
@@ -17288,7 +18070,7 @@
                 <w:b/>
                 <w:i/>
                 <w:color w:val="FEF08A"/>
-                <w:sz w:val="15"/>
+                <w:sz w:val="14"/>
               </w:rPr>
               <w:t>Chapter</w:t>
             </w:r>
@@ -17296,7 +18078,7 @@
         </w:tc>
         <w:tc>
           <w:tcPr>
-            <w:tcW w:type="dxa" w:w="7440"/>
+            <w:tcW w:type="dxa" w:w="7680"/>
             <w:tcBorders/>
             <w:tcMar>
               <w:start w:w="0" w:type="dxa"/>
@@ -17309,7 +18091,7 @@
               <w:autoSpaceDE w:val="0"/>
               <w:widowControl/>
               <w:spacing w:line="245" w:lineRule="auto" w:before="0" w:after="0"/>
-              <w:ind w:left="370" w:right="1296" w:firstLine="0"/>
+              <w:ind w:left="332" w:right="0" w:firstLine="0"/>
               <w:jc w:val="left"/>
             </w:pPr>
             <w:r>
@@ -17318,9 +18100,9 @@
                 <w:b/>
                 <w:i w:val="0"/>
                 <w:color w:val="FFFFFF"/>
-                <w:sz w:val="32"/>
+                <w:sz w:val="30"/>
               </w:rPr>
-              <w:t xml:space="preserve">PEMERINTAHAN, KELEMBAGAAN &amp; </w:t>
+              <w:t xml:space="preserve">PEMERINTAHAN, KELEMBAGAAN &amp; INFORMASI </w:t>
             </w:r>
             <w:r>
               <w:rPr>
@@ -17328,9 +18110,9 @@
                 <w:b/>
                 <w:i w:val="0"/>
                 <w:color w:val="FFFFFF"/>
-                <w:sz w:val="32"/>
+                <w:sz w:val="30"/>
               </w:rPr>
-              <w:t>INFORMASI DESA</w:t>
+              <w:t>DESA</w:t>
             </w:r>
           </w:p>
           <w:p>
@@ -17338,8 +18120,8 @@
               <w:autoSpaceDN w:val="0"/>
               <w:autoSpaceDE w:val="0"/>
               <w:widowControl/>
-              <w:spacing w:line="233" w:lineRule="auto" w:before="316" w:after="0"/>
-              <w:ind w:left="370" w:right="0" w:firstLine="0"/>
+              <w:spacing w:line="233" w:lineRule="auto" w:before="218" w:after="0"/>
+              <w:ind w:left="332" w:right="0" w:firstLine="0"/>
               <w:jc w:val="left"/>
             </w:pPr>
             <w:r>
@@ -17348,7 +18130,7 @@
                 <w:b/>
                 <w:i/>
                 <w:color w:val="FEF08A"/>
-                <w:sz w:val="24"/>
+                <w:sz w:val="22"/>
               </w:rPr>
               <w:t>GOVERNMENT, INSTITUTIONS &amp; VILLAGE INFORMATION</w:t>
             </w:r>
@@ -17361,8 +18143,113 @@
         <w:autoSpaceDN w:val="0"/>
         <w:autoSpaceDE w:val="0"/>
         <w:widowControl/>
-        <w:spacing w:line="233" w:lineRule="auto" w:before="1082" w:after="0"/>
-        <w:ind w:left="1818" w:right="0" w:firstLine="0"/>
+        <w:spacing w:line="233" w:lineRule="auto" w:before="946" w:after="0"/>
+        <w:ind w:left="656" w:right="0" w:firstLine="0"/>
+        <w:jc w:val="left"/>
+      </w:pPr>
+      <w:r>
+        <w:rPr>
+          <w:rFonts w:ascii="Liberation Sans" w:hAnsi="Liberation Sans" w:eastAsia="Liberation Sans"/>
+          <w:b/>
+          <w:i w:val="0"/>
+          <w:color w:val="0B3C5D"/>
+          <w:sz w:val="18"/>
+        </w:rPr>
+        <w:t xml:space="preserve">RINGKASAN INDIKATOR BAB 5 / </w:t>
+      </w:r>
+      <w:r>
+        <w:rPr>
+          <w:rFonts w:ascii="Liberation Sans" w:hAnsi="Liberation Sans" w:eastAsia="Liberation Sans"/>
+          <w:b/>
+          <w:i/>
+          <w:color w:val="0B3C5D"/>
+          <w:sz w:val="18"/>
+        </w:rPr>
+        <w:t>CHAPTER 5 HIGHLIGHTS</w:t>
+      </w:r>
+    </w:p>
+    <w:p>
+      <w:pPr>
+        <w:autoSpaceDN w:val="0"/>
+        <w:tabs>
+          <w:tab w:pos="5444" w:val="left"/>
+        </w:tabs>
+        <w:autoSpaceDE w:val="0"/>
+        <w:widowControl/>
+        <w:spacing w:line="230" w:lineRule="auto" w:before="472" w:after="0"/>
+        <w:ind w:left="850" w:right="0" w:firstLine="0"/>
+        <w:jc w:val="left"/>
+      </w:pPr>
+      <w:r>
+        <w:rPr>
+          <w:rFonts w:ascii="Liberation Sans" w:hAnsi="Liberation Sans" w:eastAsia="Liberation Sans"/>
+          <w:b/>
+          <w:i w:val="0"/>
+          <w:color w:val="166534"/>
+          <w:sz w:val="15"/>
+        </w:rPr>
+        <w:t xml:space="preserve">APARATUR DESA / APPARATUS </w:t>
+      </w:r>
+      <w:r>
+        <w:tab/>
+      </w:r>
+      <w:r>
+        <w:rPr>
+          <w:rFonts w:ascii="Liberation Sans" w:hAnsi="Liberation Sans" w:eastAsia="Liberation Sans"/>
+          <w:b/>
+          <w:i w:val="0"/>
+          <w:color w:val="92400E"/>
+          <w:sz w:val="15"/>
+        </w:rPr>
+        <w:t>SISTEM INFORMASI (SID) / INFO SYSTEM</w:t>
+      </w:r>
+    </w:p>
+    <w:p>
+      <w:pPr>
+        <w:autoSpaceDN w:val="0"/>
+        <w:tabs>
+          <w:tab w:pos="5444" w:val="left"/>
+        </w:tabs>
+        <w:autoSpaceDE w:val="0"/>
+        <w:widowControl/>
+        <w:spacing w:line="233" w:lineRule="auto" w:before="82" w:after="0"/>
+        <w:ind w:left="850" w:right="0" w:firstLine="0"/>
+        <w:jc w:val="left"/>
+      </w:pPr>
+      <w:r>
+        <w:rPr>
+          <w:rFonts w:ascii="Liberation Sans" w:hAnsi="Liberation Sans" w:eastAsia="Liberation Sans"/>
+          <w:b/>
+          <w:i w:val="0"/>
+          <w:color w:val="15803D"/>
+          <w:sz w:val="24"/>
+        </w:rPr>
+        <w:t xml:space="preserve">18 Orang </w:t>
+      </w:r>
+      <w:r>
+        <w:tab/>
+      </w:r>
+      <w:r>
+        <w:rPr>
+          <w:rFonts w:ascii="Liberation Sans" w:hAnsi="Liberation Sans" w:eastAsia="Liberation Sans"/>
+          <w:b/>
+          <w:i w:val="0"/>
+          <w:color w:val="B45309"/>
+          <w:sz w:val="24"/>
+        </w:rPr>
+        <w:t>Ada diperbaharui</w:t>
+      </w:r>
+    </w:p>
+    <w:p>
+      <w:pPr>
+        <w:autoSpaceDN w:val="0"/>
+        <w:tabs>
+          <w:tab w:pos="5444" w:val="left"/>
+        </w:tabs>
+        <w:autoSpaceDE w:val="0"/>
+        <w:widowControl/>
+        <w:spacing w:line="233" w:lineRule="auto" w:before="48" w:after="0"/>
+        <w:ind w:left="850" w:right="0" w:firstLine="0"/>
         <w:jc w:val="left"/>
       </w:pPr>
       <w:r>
@@ -17370,30 +18257,23 @@
           <w:rFonts w:ascii="Liberation Sans" w:hAnsi="Liberation Sans" w:eastAsia="Liberation Sans"/>
           <w:b w:val="0"/>
           <w:i w:val="0"/>
-          <w:color w:val="334155"/>
-          <w:sz w:val="19"/>
+          <w:color w:val="166534"/>
+          <w:sz w:val="14"/>
         </w:rPr>
-        <w:t xml:space="preserve">Penyelenggaraan pemerintah desa didukung oleh </w:t>
+        <w:t xml:space="preserve">Aparatur Pemerintah Desa </w:t>
       </w:r>
       <w:r>
-        <w:rPr>
-          <w:rFonts w:ascii="Liberation Sans" w:hAnsi="Liberation Sans" w:eastAsia="Liberation Sans"/>
-          <w:b/>
-          <w:i w:val="0"/>
-          <w:color w:val="334155"/>
-          <w:sz w:val="19"/>
-        </w:rPr>
-        <w:t>18 orang aparatur desa</w:t>
+        <w:tab/>
       </w:r>
       <w:r>
         <w:rPr>
           <w:rFonts w:ascii="Liberation Sans" w:hAnsi="Liberation Sans" w:eastAsia="Liberation Sans"/>
           <w:b w:val="0"/>
           <w:i w:val="0"/>
-          <w:color w:val="334155"/>
-          <w:sz w:val="19"/>
+          <w:color w:val="78350F"/>
+          <w:sz w:val="14"/>
         </w:rPr>
-        <w:t>, keberadaan BPD/LMK</w:t>
+        <w:t>Musyawarah Desa: 5 kali/tahun</w:t>
       </w:r>
     </w:p>
     <w:p>
@@ -17401,57 +18281,137 @@
         <w:autoSpaceDN w:val="0"/>
         <w:autoSpaceDE w:val="0"/>
         <w:widowControl/>
-        <w:spacing w:line="233" w:lineRule="auto" w:before="74" w:after="0"/>
-        <w:ind w:left="1818" w:right="0" w:firstLine="0"/>
+        <w:spacing w:line="233" w:lineRule="auto" w:before="456" w:after="0"/>
+        <w:ind w:left="656" w:right="0" w:firstLine="0"/>
         <w:jc w:val="left"/>
       </w:pPr>
       <w:r>
         <w:rPr>
+          <w:w w:val="97.74999618530273"/>
           <w:rFonts w:ascii="Liberation Sans" w:hAnsi="Liberation Sans" w:eastAsia="Liberation Sans"/>
           <w:b w:val="0"/>
           <w:i w:val="0"/>
           <w:color w:val="334155"/>
-          <w:sz w:val="19"/>
+          <w:sz w:val="18"/>
         </w:rPr>
-        <w:t xml:space="preserve">tercatat </w:t>
+        <w:t xml:space="preserve">Penyelenggaraan pemerintah desa didukung oleh </w:t>
       </w:r>
       <w:r>
         <w:rPr>
+          <w:w w:val="97.74999618530273"/>
           <w:rFonts w:ascii="Liberation Sans" w:hAnsi="Liberation Sans" w:eastAsia="Liberation Sans"/>
           <w:b/>
           <w:i w:val="0"/>
           <w:color w:val="334155"/>
-          <w:sz w:val="19"/>
+          <w:sz w:val="18"/>
+        </w:rPr>
+        <w:t>18 orang aparatur</w:t>
+      </w:r>
+      <w:r>
+        <w:rPr>
+          <w:w w:val="97.74999618530273"/>
+          <w:rFonts w:ascii="Liberation Sans" w:hAnsi="Liberation Sans" w:eastAsia="Liberation Sans"/>
+          <w:b w:val="0"/>
+          <w:i w:val="0"/>
+          <w:color w:val="334155"/>
+          <w:sz w:val="18"/>
+        </w:rPr>
+        <w:t xml:space="preserve">, keberadaan BPD/LMK tercatat </w:t>
+      </w:r>
+      <w:r>
+        <w:rPr>
+          <w:w w:val="97.74999618530273"/>
+          <w:rFonts w:ascii="Liberation Sans" w:hAnsi="Liberation Sans" w:eastAsia="Liberation Sans"/>
+          <w:b/>
+          <w:i w:val="0"/>
+          <w:color w:val="334155"/>
+          <w:sz w:val="18"/>
         </w:rPr>
         <w:t>"Ada"</w:t>
       </w:r>
       <w:r>
         <w:rPr>
+          <w:w w:val="97.74999618530273"/>
           <w:rFonts w:ascii="Liberation Sans" w:hAnsi="Liberation Sans" w:eastAsia="Liberation Sans"/>
           <w:b w:val="0"/>
           <w:i w:val="0"/>
           <w:color w:val="334155"/>
-          <w:sz w:val="19"/>
+          <w:sz w:val="18"/>
         </w:rPr>
-        <w:t xml:space="preserve">, serta pelaksanaan musyawarah desa sebanyak </w:t>
+        <w:t>,</w:t>
+      </w:r>
+    </w:p>
+    <w:p>
+      <w:pPr>
+        <w:autoSpaceDN w:val="0"/>
+        <w:autoSpaceDE w:val="0"/>
+        <w:widowControl/>
+        <w:spacing w:line="235" w:lineRule="auto" w:before="58" w:after="0"/>
+        <w:ind w:left="656" w:right="0" w:firstLine="0"/>
+        <w:jc w:val="left"/>
+      </w:pPr>
+      <w:r>
+        <w:rPr>
+          <w:w w:val="97.74999618530273"/>
+          <w:rFonts w:ascii="Liberation Sans" w:hAnsi="Liberation Sans" w:eastAsia="Liberation Sans"/>
+          <w:b w:val="0"/>
+          <w:i w:val="0"/>
+          <w:color w:val="334155"/>
+          <w:sz w:val="18"/>
+        </w:rPr>
+        <w:t xml:space="preserve">frekuensi musyawarah desa sebanyak </w:t>
       </w:r>
       <w:r>
         <w:rPr>
+          <w:w w:val="97.74999618530273"/>
           <w:rFonts w:ascii="Liberation Sans" w:hAnsi="Liberation Sans" w:eastAsia="Liberation Sans"/>
           <w:b/>
           <w:i w:val="0"/>
           <w:color w:val="334155"/>
-          <w:sz w:val="19"/>
+          <w:sz w:val="18"/>
         </w:rPr>
         <w:t>5 kali</w:t>
       </w:r>
       <w:r>
         <w:rPr>
+          <w:w w:val="97.74999618530273"/>
           <w:rFonts w:ascii="Liberation Sans" w:hAnsi="Liberation Sans" w:eastAsia="Liberation Sans"/>
           <w:b w:val="0"/>
           <w:i w:val="0"/>
           <w:color w:val="334155"/>
-          <w:sz w:val="19"/>
+          <w:sz w:val="18"/>
+        </w:rPr>
+        <w:t>, serta pemanfaatan Sistem Informasi Desa (SID) bernomenklatur</w:t>
+      </w:r>
+    </w:p>
+    <w:p>
+      <w:pPr>
+        <w:autoSpaceDN w:val="0"/>
+        <w:autoSpaceDE w:val="0"/>
+        <w:widowControl/>
+        <w:spacing w:line="235" w:lineRule="auto" w:before="72" w:after="0"/>
+        <w:ind w:left="656" w:right="0" w:firstLine="0"/>
+        <w:jc w:val="left"/>
+      </w:pPr>
+      <w:r>
+        <w:rPr>
+          <w:w w:val="97.74999618530273"/>
+          <w:rFonts w:ascii="Liberation Sans" w:hAnsi="Liberation Sans" w:eastAsia="Liberation Sans"/>
+          <w:b/>
+          <w:i w:val="0"/>
+          <w:color w:val="334155"/>
+          <w:sz w:val="18"/>
+        </w:rPr>
+        <w:t>"Ada diperbaharui"</w:t>
+      </w:r>
+      <w:r>
+        <w:rPr>
+          <w:w w:val="97.74999618530273"/>
+          <w:rFonts w:ascii="Liberation Sans" w:hAnsi="Liberation Sans" w:eastAsia="Liberation Sans"/>
+          <w:b w:val="0"/>
+          <w:i w:val="0"/>
+          <w:color w:val="334155"/>
+          <w:sz w:val="18"/>
         </w:rPr>
         <w:t>.</w:t>
       </w:r>
@@ -17461,7 +18421,7 @@
         <w:autoSpaceDN w:val="0"/>
         <w:autoSpaceDE w:val="0"/>
         <w:widowControl/>
-        <w:spacing w:line="233" w:lineRule="auto" w:before="5634" w:after="0"/>
+        <w:spacing w:line="233" w:lineRule="auto" w:before="10272" w:after="0"/>
         <w:ind w:left="0" w:right="0" w:firstLine="0"/>
         <w:jc w:val="left"/>
       </w:pPr>
@@ -17480,7 +18440,7 @@
       <w:pPr>
         <w:sectPr>
           <w:pgSz w:w="11899" w:h="16838"/>
-          <w:pgMar w:top="1440" w:right="318" w:bottom="162" w:left="796" w:header="720" w:footer="720" w:gutter="0"/>
+          <w:pgMar w:top="638" w:right="1420" w:bottom="162" w:left="796" w:header="720" w:footer="720" w:gutter="0"/>
           <w:cols/>
           <w:docGrid w:linePitch="360"/>
         </w:sectPr>

--- a/outputs/publikasi-potensi-sungai-bakau-kecil-2026.docx
+++ b/outputs/publikasi-potensi-sungai-bakau-kecil-2026.docx
@@ -1671,7 +1671,7 @@
           <w:color w:val="0B3C5D"/>
           <w:sz w:val="19"/>
         </w:rPr>
-        <w:t>PLT. KEPALA DESA SUNGAI BAKAU KECIL</w:t>
+        <w:t>PJ. KEPALA DESA SUNGAI BAKAU KECIL</w:t>
       </w:r>
     </w:p>
     <w:tbl>
@@ -1679,7 +1679,7 @@
         <w:tblW w:type="auto" w:w="0"/>
         <w:tblLayout w:type="fixed"/>
         <w:tblLook w:firstColumn="1" w:firstRow="1" w:lastColumn="0" w:lastRow="0" w:noHBand="0" w:noVBand="1" w:val="04A0"/>
-        <w:tblInd w:w="3800.0" w:type="dxa"/>
+        <w:tblInd w:w="3900.0" w:type="dxa"/>
       </w:tblPr>
       <w:tblGrid>
         <w:gridCol w:w="9019"/>
@@ -1690,7 +1690,7 @@
         </w:trPr>
         <w:tc>
           <w:tcPr>
-            <w:tcW w:type="dxa" w:w="6840"/>
+            <w:tcW w:type="dxa" w:w="6700"/>
             <w:tcBorders/>
             <w:shd w:fill="f7fafb"/>
             <w:tcMar>
@@ -1704,7 +1704,7 @@
               <w:autoSpaceDE w:val="0"/>
               <w:widowControl/>
               <w:spacing w:line="235" w:lineRule="auto" w:before="60" w:after="0"/>
-              <w:ind w:left="0" w:right="1222" w:firstLine="0"/>
+              <w:ind w:left="0" w:right="1284" w:firstLine="0"/>
               <w:jc w:val="right"/>
             </w:pPr>
             <w:r>
@@ -1716,7 +1716,7 @@
                 <w:color w:val="0B3C5D"/>
                 <w:sz w:val="21"/>
               </w:rPr>
-              <w:t>RIANDI PRAYUDA</w:t>
+              <w:t>AGUS JUNAIDI</w:t>
             </w:r>
           </w:p>
         </w:tc>
@@ -2004,7 +2004,7 @@
         <w:tblW w:type="auto" w:w="0"/>
         <w:tblLayout w:type="fixed"/>
         <w:tblLook w:firstColumn="1" w:firstRow="1" w:lastColumn="0" w:lastRow="0" w:noHBand="0" w:noVBand="1" w:val="04A0"/>
-        <w:tblInd w:w="3620.0" w:type="dxa"/>
+        <w:tblInd w:w="3680.0" w:type="dxa"/>
       </w:tblPr>
       <w:tblGrid>
         <w:gridCol w:w="9019"/>
@@ -2015,7 +2015,7 @@
         </w:trPr>
         <w:tc>
           <w:tcPr>
-            <w:tcW w:type="dxa" w:w="6840"/>
+            <w:tcW w:type="dxa" w:w="6700"/>
             <w:tcBorders/>
             <w:shd w:fill="f7fafb"/>
             <w:tcMar>
@@ -2029,7 +2029,7 @@
               <w:autoSpaceDE w:val="0"/>
               <w:widowControl/>
               <w:spacing w:line="233" w:lineRule="auto" w:before="60" w:after="0"/>
-              <w:ind w:left="0" w:right="1416" w:firstLine="0"/>
+              <w:ind w:left="0" w:right="1482" w:firstLine="0"/>
               <w:jc w:val="right"/>
             </w:pPr>
             <w:r>
@@ -2041,7 +2041,7 @@
                 <w:color w:val="0B3C5D"/>
                 <w:sz w:val="21"/>
               </w:rPr>
-              <w:t>RIANDI PRAYUDA</w:t>
+              <w:t>AGUS JUNAIDI</w:t>
             </w:r>
           </w:p>
         </w:tc>
